--- a/week-1_design_pattern .docx
+++ b/week-1_design_pattern .docx
@@ -1,43 +1,50 @@
 
 <file path=word/document.xml><?xml version="1.0" encoding="utf-8"?>
-<w:document xmlns:ve="http://schemas.openxmlformats.org/markup-compatibility/2006" xmlns:o="urn:schemas-microsoft-com:office:office" xmlns:r="http://schemas.openxmlformats.org/officeDocument/2006/relationships" xmlns:m="http://schemas.openxmlformats.org/officeDocument/2006/math" xmlns:v="urn:schemas-microsoft-com:vml" xmlns:wp="http://schemas.openxmlformats.org/drawingml/2006/wordprocessingDrawing" xmlns:w10="urn:schemas-microsoft-com:office:word" xmlns:w="http://schemas.openxmlformats.org/wordprocessingml/2006/main" xmlns:wne="http://schemas.microsoft.com/office/word/2006/wordml">
+<w:document xmlns:r="http://schemas.openxmlformats.org/officeDocument/2006/relationships" xmlns:wp="http://schemas.openxmlformats.org/drawingml/2006/wordprocessingDrawing" xmlns:w="http://schemas.openxmlformats.org/wordprocessingml/2006/main" xmlns:w10="urn:schemas-microsoft-com:office:word" xmlns:w14="http://schemas.microsoft.com/office/word/2010/wordml" xmlns:wps="http://schemas.microsoft.com/office/word/2010/wordprocessingShape" xmlns:wpg="http://schemas.microsoft.com/office/word/2010/wordprocessingGroup" xmlns:mc="http://schemas.openxmlformats.org/markup-compatibility/2006" xmlns:v="urn:schemas-microsoft-com:vml" xmlns:o="urn:schemas-microsoft-com:office:office" xmlns:m="http://schemas.openxmlformats.org/officeDocument/2006/math" mc:Ignorable="w14">
   <w:body>
     <w:p>
       <w:pPr>
         <w:pStyle w:val="Body"/>
+        <w:bidi w:val="0"/>
       </w:pPr>
     </w:p>
     <w:p>
       <w:pPr>
         <w:pStyle w:val="Body"/>
         <w:rPr>
-          <w:b/>
-          <w:bCs/>
-          <w:shd w:val="clear" w:color="auto" w:fill="FEFFFE"/>
-        </w:rPr>
-      </w:pPr>
-    </w:p>
-    <w:p>
-      <w:pPr>
-        <w:pStyle w:val="Default"/>
-        <w:spacing w:before="0" w:line="240" w:lineRule="auto"/>
-        <w:rPr>
-          <w:rFonts w:ascii="Helvetica" w:eastAsia="Helvetica" w:hAnsi="Helvetica" w:cs="Helvetica"/>
-          <w:b/>
-          <w:bCs/>
+          <w:b w:val="1"/>
+          <w:bCs w:val="1"/>
+          <w:shd w:val="clear" w:color="auto" w:fill="fefffe"/>
+        </w:rPr>
+      </w:pPr>
+    </w:p>
+    <w:p>
+      <w:pPr>
+        <w:pStyle w:val="Default"/>
+        <w:bidi w:val="0"/>
+        <w:spacing w:before="0" w:line="240" w:lineRule="auto"/>
+        <w:ind w:left="0" w:right="0" w:firstLine="0"/>
+        <w:jc w:val="left"/>
+        <w:rPr>
+          <w:rFonts w:ascii="Helvetica" w:cs="Helvetica" w:hAnsi="Helvetica" w:eastAsia="Helvetica"/>
+          <w:b w:val="1"/>
+          <w:bCs w:val="1"/>
           <w:sz w:val="32"/>
           <w:szCs w:val="32"/>
-          <w:shd w:val="clear" w:color="auto" w:fill="FEFFFE"/>
+          <w:shd w:val="clear" w:color="auto" w:fill="fefffe"/>
+          <w:rtl w:val="0"/>
         </w:rPr>
       </w:pPr>
       <w:r>
         <w:rPr>
           <w:rFonts w:ascii="Helvetica" w:hAnsi="Helvetica"/>
-          <w:b/>
-          <w:bCs/>
+          <w:b w:val="1"/>
+          <w:bCs w:val="1"/>
           <w:sz w:val="32"/>
           <w:szCs w:val="32"/>
-          <w:shd w:val="clear" w:color="auto" w:fill="FEFFFE"/>
+          <w:shd w:val="clear" w:color="auto" w:fill="fefffe"/>
+          <w:rtl w:val="0"/>
+          <w:lang w:val="en-US"/>
         </w:rPr>
         <w:t>Exercise 1: Implementing the Singleton Pattern</w:t>
       </w:r>
@@ -45,24 +52,32 @@
     <w:p>
       <w:pPr>
         <w:pStyle w:val="Default"/>
-        <w:spacing w:before="0" w:line="240" w:lineRule="auto"/>
-        <w:rPr>
-          <w:rFonts w:ascii="Helvetica" w:eastAsia="Helvetica" w:hAnsi="Helvetica" w:cs="Helvetica"/>
+        <w:bidi w:val="0"/>
+        <w:spacing w:before="0" w:line="240" w:lineRule="auto"/>
+        <w:ind w:left="0" w:right="0" w:firstLine="0"/>
+        <w:jc w:val="left"/>
+        <w:rPr>
+          <w:rFonts w:ascii="Helvetica" w:cs="Helvetica" w:hAnsi="Helvetica" w:eastAsia="Helvetica"/>
           <w:sz w:val="32"/>
           <w:szCs w:val="32"/>
-          <w:shd w:val="clear" w:color="auto" w:fill="FEFFFE"/>
-        </w:rPr>
-      </w:pPr>
-    </w:p>
-    <w:p>
-      <w:pPr>
-        <w:pStyle w:val="Default"/>
-        <w:spacing w:before="0" w:line="240" w:lineRule="auto"/>
-        <w:rPr>
-          <w:rFonts w:ascii="Helvetica" w:eastAsia="Helvetica" w:hAnsi="Helvetica" w:cs="Helvetica"/>
-          <w:sz w:val="26"/>
-          <w:szCs w:val="26"/>
-          <w:shd w:val="clear" w:color="auto" w:fill="FEFFFE"/>
+          <w:shd w:val="clear" w:color="auto" w:fill="fefffe"/>
+          <w:rtl w:val="0"/>
+        </w:rPr>
+      </w:pPr>
+    </w:p>
+    <w:p>
+      <w:pPr>
+        <w:pStyle w:val="Default"/>
+        <w:bidi w:val="0"/>
+        <w:spacing w:before="0" w:line="240" w:lineRule="auto"/>
+        <w:ind w:left="0" w:right="0" w:firstLine="0"/>
+        <w:jc w:val="left"/>
+        <w:rPr>
+          <w:rFonts w:ascii="Helvetica" w:cs="Helvetica" w:hAnsi="Helvetica" w:eastAsia="Helvetica"/>
+          <w:sz w:val="26"/>
+          <w:szCs w:val="26"/>
+          <w:shd w:val="clear" w:color="auto" w:fill="fefffe"/>
+          <w:rtl w:val="0"/>
         </w:rPr>
       </w:pPr>
       <w:r>
@@ -70,7 +85,9 @@
           <w:rFonts w:ascii="Helvetica" w:hAnsi="Helvetica"/>
           <w:sz w:val="26"/>
           <w:szCs w:val="26"/>
-          <w:shd w:val="clear" w:color="auto" w:fill="FEFFFE"/>
+          <w:shd w:val="clear" w:color="auto" w:fill="fefffe"/>
+          <w:rtl w:val="0"/>
+          <w:lang w:val="en-US"/>
         </w:rPr>
         <w:t>class Logger {</w:t>
       </w:r>
@@ -78,12 +95,16 @@
     <w:p>
       <w:pPr>
         <w:pStyle w:val="Default"/>
-        <w:spacing w:before="0" w:line="240" w:lineRule="auto"/>
-        <w:rPr>
-          <w:rFonts w:ascii="Helvetica" w:eastAsia="Helvetica" w:hAnsi="Helvetica" w:cs="Helvetica"/>
-          <w:sz w:val="26"/>
-          <w:szCs w:val="26"/>
-          <w:shd w:val="clear" w:color="auto" w:fill="FEFFFE"/>
+        <w:bidi w:val="0"/>
+        <w:spacing w:before="0" w:line="240" w:lineRule="auto"/>
+        <w:ind w:left="0" w:right="0" w:firstLine="0"/>
+        <w:jc w:val="left"/>
+        <w:rPr>
+          <w:rFonts w:ascii="Helvetica" w:cs="Helvetica" w:hAnsi="Helvetica" w:eastAsia="Helvetica"/>
+          <w:sz w:val="26"/>
+          <w:szCs w:val="26"/>
+          <w:shd w:val="clear" w:color="auto" w:fill="fefffe"/>
+          <w:rtl w:val="0"/>
         </w:rPr>
       </w:pPr>
       <w:r>
@@ -91,7 +112,9 @@
           <w:rFonts w:ascii="Helvetica" w:hAnsi="Helvetica"/>
           <w:sz w:val="26"/>
           <w:szCs w:val="26"/>
-          <w:shd w:val="clear" w:color="auto" w:fill="FEFFFE"/>
+          <w:shd w:val="clear" w:color="auto" w:fill="fefffe"/>
+          <w:rtl w:val="0"/>
+          <w:lang w:val="en-US"/>
         </w:rPr>
         <w:t xml:space="preserve">    private static Logger log;</w:t>
       </w:r>
@@ -99,24 +122,32 @@
     <w:p>
       <w:pPr>
         <w:pStyle w:val="Default"/>
-        <w:spacing w:before="0" w:line="240" w:lineRule="auto"/>
-        <w:rPr>
-          <w:rFonts w:ascii="Helvetica" w:eastAsia="Helvetica" w:hAnsi="Helvetica" w:cs="Helvetica"/>
-          <w:sz w:val="26"/>
-          <w:szCs w:val="26"/>
-          <w:shd w:val="clear" w:color="auto" w:fill="FEFFFE"/>
-        </w:rPr>
-      </w:pPr>
-    </w:p>
-    <w:p>
-      <w:pPr>
-        <w:pStyle w:val="Default"/>
-        <w:spacing w:before="0" w:line="240" w:lineRule="auto"/>
-        <w:rPr>
-          <w:rFonts w:ascii="Helvetica" w:eastAsia="Helvetica" w:hAnsi="Helvetica" w:cs="Helvetica"/>
-          <w:sz w:val="26"/>
-          <w:szCs w:val="26"/>
-          <w:shd w:val="clear" w:color="auto" w:fill="FEFFFE"/>
+        <w:bidi w:val="0"/>
+        <w:spacing w:before="0" w:line="240" w:lineRule="auto"/>
+        <w:ind w:left="0" w:right="0" w:firstLine="0"/>
+        <w:jc w:val="left"/>
+        <w:rPr>
+          <w:rFonts w:ascii="Helvetica" w:cs="Helvetica" w:hAnsi="Helvetica" w:eastAsia="Helvetica"/>
+          <w:sz w:val="26"/>
+          <w:szCs w:val="26"/>
+          <w:shd w:val="clear" w:color="auto" w:fill="fefffe"/>
+          <w:rtl w:val="0"/>
+        </w:rPr>
+      </w:pPr>
+    </w:p>
+    <w:p>
+      <w:pPr>
+        <w:pStyle w:val="Default"/>
+        <w:bidi w:val="0"/>
+        <w:spacing w:before="0" w:line="240" w:lineRule="auto"/>
+        <w:ind w:left="0" w:right="0" w:firstLine="0"/>
+        <w:jc w:val="left"/>
+        <w:rPr>
+          <w:rFonts w:ascii="Helvetica" w:cs="Helvetica" w:hAnsi="Helvetica" w:eastAsia="Helvetica"/>
+          <w:sz w:val="26"/>
+          <w:szCs w:val="26"/>
+          <w:shd w:val="clear" w:color="auto" w:fill="fefffe"/>
+          <w:rtl w:val="0"/>
         </w:rPr>
       </w:pPr>
       <w:r>
@@ -124,7 +155,8 @@
           <w:rFonts w:ascii="Helvetica" w:hAnsi="Helvetica"/>
           <w:sz w:val="26"/>
           <w:szCs w:val="26"/>
-          <w:shd w:val="clear" w:color="auto" w:fill="FEFFFE"/>
+          <w:shd w:val="clear" w:color="auto" w:fill="fefffe"/>
+          <w:rtl w:val="0"/>
         </w:rPr>
         <w:t xml:space="preserve">    private Logger() {</w:t>
       </w:r>
@@ -132,12 +164,16 @@
     <w:p>
       <w:pPr>
         <w:pStyle w:val="Default"/>
-        <w:spacing w:before="0" w:line="240" w:lineRule="auto"/>
-        <w:rPr>
-          <w:rFonts w:ascii="Helvetica" w:eastAsia="Helvetica" w:hAnsi="Helvetica" w:cs="Helvetica"/>
-          <w:sz w:val="26"/>
-          <w:szCs w:val="26"/>
-          <w:shd w:val="clear" w:color="auto" w:fill="FEFFFE"/>
+        <w:bidi w:val="0"/>
+        <w:spacing w:before="0" w:line="240" w:lineRule="auto"/>
+        <w:ind w:left="0" w:right="0" w:firstLine="0"/>
+        <w:jc w:val="left"/>
+        <w:rPr>
+          <w:rFonts w:ascii="Helvetica" w:cs="Helvetica" w:hAnsi="Helvetica" w:eastAsia="Helvetica"/>
+          <w:sz w:val="26"/>
+          <w:szCs w:val="26"/>
+          <w:shd w:val="clear" w:color="auto" w:fill="fefffe"/>
+          <w:rtl w:val="0"/>
         </w:rPr>
       </w:pPr>
       <w:r>
@@ -145,7 +181,8 @@
           <w:rFonts w:ascii="Helvetica" w:hAnsi="Helvetica"/>
           <w:sz w:val="26"/>
           <w:szCs w:val="26"/>
-          <w:shd w:val="clear" w:color="auto" w:fill="FEFFFE"/>
+          <w:shd w:val="clear" w:color="auto" w:fill="fefffe"/>
+          <w:rtl w:val="0"/>
           <w:lang w:val="de-DE"/>
         </w:rPr>
         <w:t xml:space="preserve">        System.out.println("Logger");</w:t>
@@ -154,12 +191,16 @@
     <w:p>
       <w:pPr>
         <w:pStyle w:val="Default"/>
-        <w:spacing w:before="0" w:line="240" w:lineRule="auto"/>
-        <w:rPr>
-          <w:rFonts w:ascii="Helvetica" w:eastAsia="Helvetica" w:hAnsi="Helvetica" w:cs="Helvetica"/>
-          <w:sz w:val="26"/>
-          <w:szCs w:val="26"/>
-          <w:shd w:val="clear" w:color="auto" w:fill="FEFFFE"/>
+        <w:bidi w:val="0"/>
+        <w:spacing w:before="0" w:line="240" w:lineRule="auto"/>
+        <w:ind w:left="0" w:right="0" w:firstLine="0"/>
+        <w:jc w:val="left"/>
+        <w:rPr>
+          <w:rFonts w:ascii="Helvetica" w:cs="Helvetica" w:hAnsi="Helvetica" w:eastAsia="Helvetica"/>
+          <w:sz w:val="26"/>
+          <w:szCs w:val="26"/>
+          <w:shd w:val="clear" w:color="auto" w:fill="fefffe"/>
+          <w:rtl w:val="0"/>
         </w:rPr>
       </w:pPr>
       <w:r>
@@ -167,7 +208,8 @@
           <w:rFonts w:ascii="Helvetica" w:hAnsi="Helvetica"/>
           <w:sz w:val="26"/>
           <w:szCs w:val="26"/>
-          <w:shd w:val="clear" w:color="auto" w:fill="FEFFFE"/>
+          <w:shd w:val="clear" w:color="auto" w:fill="fefffe"/>
+          <w:rtl w:val="0"/>
         </w:rPr>
         <w:t xml:space="preserve">    }</w:t>
       </w:r>
@@ -175,24 +217,32 @@
     <w:p>
       <w:pPr>
         <w:pStyle w:val="Default"/>
-        <w:spacing w:before="0" w:line="240" w:lineRule="auto"/>
-        <w:rPr>
-          <w:rFonts w:ascii="Helvetica" w:eastAsia="Helvetica" w:hAnsi="Helvetica" w:cs="Helvetica"/>
-          <w:sz w:val="26"/>
-          <w:szCs w:val="26"/>
-          <w:shd w:val="clear" w:color="auto" w:fill="FEFFFE"/>
-        </w:rPr>
-      </w:pPr>
-    </w:p>
-    <w:p>
-      <w:pPr>
-        <w:pStyle w:val="Default"/>
-        <w:spacing w:before="0" w:line="240" w:lineRule="auto"/>
-        <w:rPr>
-          <w:rFonts w:ascii="Helvetica" w:eastAsia="Helvetica" w:hAnsi="Helvetica" w:cs="Helvetica"/>
-          <w:sz w:val="26"/>
-          <w:szCs w:val="26"/>
-          <w:shd w:val="clear" w:color="auto" w:fill="FEFFFE"/>
+        <w:bidi w:val="0"/>
+        <w:spacing w:before="0" w:line="240" w:lineRule="auto"/>
+        <w:ind w:left="0" w:right="0" w:firstLine="0"/>
+        <w:jc w:val="left"/>
+        <w:rPr>
+          <w:rFonts w:ascii="Helvetica" w:cs="Helvetica" w:hAnsi="Helvetica" w:eastAsia="Helvetica"/>
+          <w:sz w:val="26"/>
+          <w:szCs w:val="26"/>
+          <w:shd w:val="clear" w:color="auto" w:fill="fefffe"/>
+          <w:rtl w:val="0"/>
+        </w:rPr>
+      </w:pPr>
+    </w:p>
+    <w:p>
+      <w:pPr>
+        <w:pStyle w:val="Default"/>
+        <w:bidi w:val="0"/>
+        <w:spacing w:before="0" w:line="240" w:lineRule="auto"/>
+        <w:ind w:left="0" w:right="0" w:firstLine="0"/>
+        <w:jc w:val="left"/>
+        <w:rPr>
+          <w:rFonts w:ascii="Helvetica" w:cs="Helvetica" w:hAnsi="Helvetica" w:eastAsia="Helvetica"/>
+          <w:sz w:val="26"/>
+          <w:szCs w:val="26"/>
+          <w:shd w:val="clear" w:color="auto" w:fill="fefffe"/>
+          <w:rtl w:val="0"/>
         </w:rPr>
       </w:pPr>
       <w:r>
@@ -200,7 +250,9 @@
           <w:rFonts w:ascii="Helvetica" w:hAnsi="Helvetica"/>
           <w:sz w:val="26"/>
           <w:szCs w:val="26"/>
-          <w:shd w:val="clear" w:color="auto" w:fill="FEFFFE"/>
+          <w:shd w:val="clear" w:color="auto" w:fill="fefffe"/>
+          <w:rtl w:val="0"/>
+          <w:lang w:val="en-US"/>
         </w:rPr>
         <w:t xml:space="preserve">    public static Logger getLogger() {</w:t>
       </w:r>
@@ -208,12 +260,16 @@
     <w:p>
       <w:pPr>
         <w:pStyle w:val="Default"/>
-        <w:spacing w:before="0" w:line="240" w:lineRule="auto"/>
-        <w:rPr>
-          <w:rFonts w:ascii="Helvetica" w:eastAsia="Helvetica" w:hAnsi="Helvetica" w:cs="Helvetica"/>
-          <w:sz w:val="26"/>
-          <w:szCs w:val="26"/>
-          <w:shd w:val="clear" w:color="auto" w:fill="FEFFFE"/>
+        <w:bidi w:val="0"/>
+        <w:spacing w:before="0" w:line="240" w:lineRule="auto"/>
+        <w:ind w:left="0" w:right="0" w:firstLine="0"/>
+        <w:jc w:val="left"/>
+        <w:rPr>
+          <w:rFonts w:ascii="Helvetica" w:cs="Helvetica" w:hAnsi="Helvetica" w:eastAsia="Helvetica"/>
+          <w:sz w:val="26"/>
+          <w:szCs w:val="26"/>
+          <w:shd w:val="clear" w:color="auto" w:fill="fefffe"/>
+          <w:rtl w:val="0"/>
         </w:rPr>
       </w:pPr>
       <w:r>
@@ -221,7 +277,9 @@
           <w:rFonts w:ascii="Helvetica" w:hAnsi="Helvetica"/>
           <w:sz w:val="26"/>
           <w:szCs w:val="26"/>
-          <w:shd w:val="clear" w:color="auto" w:fill="FEFFFE"/>
+          <w:shd w:val="clear" w:color="auto" w:fill="fefffe"/>
+          <w:rtl w:val="0"/>
+          <w:lang w:val="en-US"/>
         </w:rPr>
         <w:t xml:space="preserve">        if (log == null) {</w:t>
       </w:r>
@@ -229,12 +287,16 @@
     <w:p>
       <w:pPr>
         <w:pStyle w:val="Default"/>
-        <w:spacing w:before="0" w:line="240" w:lineRule="auto"/>
-        <w:rPr>
-          <w:rFonts w:ascii="Helvetica" w:eastAsia="Helvetica" w:hAnsi="Helvetica" w:cs="Helvetica"/>
-          <w:sz w:val="26"/>
-          <w:szCs w:val="26"/>
-          <w:shd w:val="clear" w:color="auto" w:fill="FEFFFE"/>
+        <w:bidi w:val="0"/>
+        <w:spacing w:before="0" w:line="240" w:lineRule="auto"/>
+        <w:ind w:left="0" w:right="0" w:firstLine="0"/>
+        <w:jc w:val="left"/>
+        <w:rPr>
+          <w:rFonts w:ascii="Helvetica" w:cs="Helvetica" w:hAnsi="Helvetica" w:eastAsia="Helvetica"/>
+          <w:sz w:val="26"/>
+          <w:szCs w:val="26"/>
+          <w:shd w:val="clear" w:color="auto" w:fill="fefffe"/>
+          <w:rtl w:val="0"/>
         </w:rPr>
       </w:pPr>
       <w:r>
@@ -242,7 +304,9 @@
           <w:rFonts w:ascii="Helvetica" w:hAnsi="Helvetica"/>
           <w:sz w:val="26"/>
           <w:szCs w:val="26"/>
-          <w:shd w:val="clear" w:color="auto" w:fill="FEFFFE"/>
+          <w:shd w:val="clear" w:color="auto" w:fill="fefffe"/>
+          <w:rtl w:val="0"/>
+          <w:lang w:val="en-US"/>
         </w:rPr>
         <w:t xml:space="preserve">            log = new Logger();</w:t>
       </w:r>
@@ -250,12 +314,16 @@
     <w:p>
       <w:pPr>
         <w:pStyle w:val="Default"/>
-        <w:spacing w:before="0" w:line="240" w:lineRule="auto"/>
-        <w:rPr>
-          <w:rFonts w:ascii="Helvetica" w:eastAsia="Helvetica" w:hAnsi="Helvetica" w:cs="Helvetica"/>
-          <w:sz w:val="26"/>
-          <w:szCs w:val="26"/>
-          <w:shd w:val="clear" w:color="auto" w:fill="FEFFFE"/>
+        <w:bidi w:val="0"/>
+        <w:spacing w:before="0" w:line="240" w:lineRule="auto"/>
+        <w:ind w:left="0" w:right="0" w:firstLine="0"/>
+        <w:jc w:val="left"/>
+        <w:rPr>
+          <w:rFonts w:ascii="Helvetica" w:cs="Helvetica" w:hAnsi="Helvetica" w:eastAsia="Helvetica"/>
+          <w:sz w:val="26"/>
+          <w:szCs w:val="26"/>
+          <w:shd w:val="clear" w:color="auto" w:fill="fefffe"/>
+          <w:rtl w:val="0"/>
         </w:rPr>
       </w:pPr>
       <w:r>
@@ -263,7 +331,8 @@
           <w:rFonts w:ascii="Helvetica" w:hAnsi="Helvetica"/>
           <w:sz w:val="26"/>
           <w:szCs w:val="26"/>
-          <w:shd w:val="clear" w:color="auto" w:fill="FEFFFE"/>
+          <w:shd w:val="clear" w:color="auto" w:fill="fefffe"/>
+          <w:rtl w:val="0"/>
         </w:rPr>
         <w:t xml:space="preserve">        }</w:t>
       </w:r>
@@ -271,12 +340,16 @@
     <w:p>
       <w:pPr>
         <w:pStyle w:val="Default"/>
-        <w:spacing w:before="0" w:line="240" w:lineRule="auto"/>
-        <w:rPr>
-          <w:rFonts w:ascii="Helvetica" w:eastAsia="Helvetica" w:hAnsi="Helvetica" w:cs="Helvetica"/>
-          <w:sz w:val="26"/>
-          <w:szCs w:val="26"/>
-          <w:shd w:val="clear" w:color="auto" w:fill="FEFFFE"/>
+        <w:bidi w:val="0"/>
+        <w:spacing w:before="0" w:line="240" w:lineRule="auto"/>
+        <w:ind w:left="0" w:right="0" w:firstLine="0"/>
+        <w:jc w:val="left"/>
+        <w:rPr>
+          <w:rFonts w:ascii="Helvetica" w:cs="Helvetica" w:hAnsi="Helvetica" w:eastAsia="Helvetica"/>
+          <w:sz w:val="26"/>
+          <w:szCs w:val="26"/>
+          <w:shd w:val="clear" w:color="auto" w:fill="fefffe"/>
+          <w:rtl w:val="0"/>
         </w:rPr>
       </w:pPr>
       <w:r>
@@ -284,7 +357,9 @@
           <w:rFonts w:ascii="Helvetica" w:hAnsi="Helvetica"/>
           <w:sz w:val="26"/>
           <w:szCs w:val="26"/>
-          <w:shd w:val="clear" w:color="auto" w:fill="FEFFFE"/>
+          <w:shd w:val="clear" w:color="auto" w:fill="fefffe"/>
+          <w:rtl w:val="0"/>
+          <w:lang w:val="en-US"/>
         </w:rPr>
         <w:t xml:space="preserve">        return log;</w:t>
       </w:r>
@@ -292,12 +367,16 @@
     <w:p>
       <w:pPr>
         <w:pStyle w:val="Default"/>
-        <w:spacing w:before="0" w:line="240" w:lineRule="auto"/>
-        <w:rPr>
-          <w:rFonts w:ascii="Helvetica" w:eastAsia="Helvetica" w:hAnsi="Helvetica" w:cs="Helvetica"/>
-          <w:sz w:val="26"/>
-          <w:szCs w:val="26"/>
-          <w:shd w:val="clear" w:color="auto" w:fill="FEFFFE"/>
+        <w:bidi w:val="0"/>
+        <w:spacing w:before="0" w:line="240" w:lineRule="auto"/>
+        <w:ind w:left="0" w:right="0" w:firstLine="0"/>
+        <w:jc w:val="left"/>
+        <w:rPr>
+          <w:rFonts w:ascii="Helvetica" w:cs="Helvetica" w:hAnsi="Helvetica" w:eastAsia="Helvetica"/>
+          <w:sz w:val="26"/>
+          <w:szCs w:val="26"/>
+          <w:shd w:val="clear" w:color="auto" w:fill="fefffe"/>
+          <w:rtl w:val="0"/>
         </w:rPr>
       </w:pPr>
       <w:r>
@@ -305,7 +384,8 @@
           <w:rFonts w:ascii="Helvetica" w:hAnsi="Helvetica"/>
           <w:sz w:val="26"/>
           <w:szCs w:val="26"/>
-          <w:shd w:val="clear" w:color="auto" w:fill="FEFFFE"/>
+          <w:shd w:val="clear" w:color="auto" w:fill="fefffe"/>
+          <w:rtl w:val="0"/>
         </w:rPr>
         <w:t xml:space="preserve">    }</w:t>
       </w:r>
@@ -313,24 +393,32 @@
     <w:p>
       <w:pPr>
         <w:pStyle w:val="Default"/>
-        <w:spacing w:before="0" w:line="240" w:lineRule="auto"/>
-        <w:rPr>
-          <w:rFonts w:ascii="Helvetica" w:eastAsia="Helvetica" w:hAnsi="Helvetica" w:cs="Helvetica"/>
-          <w:sz w:val="26"/>
-          <w:szCs w:val="26"/>
-          <w:shd w:val="clear" w:color="auto" w:fill="FEFFFE"/>
-        </w:rPr>
-      </w:pPr>
-    </w:p>
-    <w:p>
-      <w:pPr>
-        <w:pStyle w:val="Default"/>
-        <w:spacing w:before="0" w:line="240" w:lineRule="auto"/>
-        <w:rPr>
-          <w:rFonts w:ascii="Helvetica" w:eastAsia="Helvetica" w:hAnsi="Helvetica" w:cs="Helvetica"/>
-          <w:sz w:val="26"/>
-          <w:szCs w:val="26"/>
-          <w:shd w:val="clear" w:color="auto" w:fill="FEFFFE"/>
+        <w:bidi w:val="0"/>
+        <w:spacing w:before="0" w:line="240" w:lineRule="auto"/>
+        <w:ind w:left="0" w:right="0" w:firstLine="0"/>
+        <w:jc w:val="left"/>
+        <w:rPr>
+          <w:rFonts w:ascii="Helvetica" w:cs="Helvetica" w:hAnsi="Helvetica" w:eastAsia="Helvetica"/>
+          <w:sz w:val="26"/>
+          <w:szCs w:val="26"/>
+          <w:shd w:val="clear" w:color="auto" w:fill="fefffe"/>
+          <w:rtl w:val="0"/>
+        </w:rPr>
+      </w:pPr>
+    </w:p>
+    <w:p>
+      <w:pPr>
+        <w:pStyle w:val="Default"/>
+        <w:bidi w:val="0"/>
+        <w:spacing w:before="0" w:line="240" w:lineRule="auto"/>
+        <w:ind w:left="0" w:right="0" w:firstLine="0"/>
+        <w:jc w:val="left"/>
+        <w:rPr>
+          <w:rFonts w:ascii="Helvetica" w:cs="Helvetica" w:hAnsi="Helvetica" w:eastAsia="Helvetica"/>
+          <w:sz w:val="26"/>
+          <w:szCs w:val="26"/>
+          <w:shd w:val="clear" w:color="auto" w:fill="fefffe"/>
+          <w:rtl w:val="0"/>
         </w:rPr>
       </w:pPr>
       <w:r>
@@ -338,7 +426,9 @@
           <w:rFonts w:ascii="Helvetica" w:hAnsi="Helvetica"/>
           <w:sz w:val="26"/>
           <w:szCs w:val="26"/>
-          <w:shd w:val="clear" w:color="auto" w:fill="FEFFFE"/>
+          <w:shd w:val="clear" w:color="auto" w:fill="fefffe"/>
+          <w:rtl w:val="0"/>
+          <w:lang w:val="en-US"/>
         </w:rPr>
         <w:t xml:space="preserve">    public void log(String message) {</w:t>
       </w:r>
@@ -346,12 +436,16 @@
     <w:p>
       <w:pPr>
         <w:pStyle w:val="Default"/>
-        <w:spacing w:before="0" w:line="240" w:lineRule="auto"/>
-        <w:rPr>
-          <w:rFonts w:ascii="Helvetica" w:eastAsia="Helvetica" w:hAnsi="Helvetica" w:cs="Helvetica"/>
-          <w:sz w:val="26"/>
-          <w:szCs w:val="26"/>
-          <w:shd w:val="clear" w:color="auto" w:fill="FEFFFE"/>
+        <w:bidi w:val="0"/>
+        <w:spacing w:before="0" w:line="240" w:lineRule="auto"/>
+        <w:ind w:left="0" w:right="0" w:firstLine="0"/>
+        <w:jc w:val="left"/>
+        <w:rPr>
+          <w:rFonts w:ascii="Helvetica" w:cs="Helvetica" w:hAnsi="Helvetica" w:eastAsia="Helvetica"/>
+          <w:sz w:val="26"/>
+          <w:szCs w:val="26"/>
+          <w:shd w:val="clear" w:color="auto" w:fill="fefffe"/>
+          <w:rtl w:val="0"/>
         </w:rPr>
       </w:pPr>
       <w:r>
@@ -359,7 +453,8 @@
           <w:rFonts w:ascii="Helvetica" w:hAnsi="Helvetica"/>
           <w:sz w:val="26"/>
           <w:szCs w:val="26"/>
-          <w:shd w:val="clear" w:color="auto" w:fill="FEFFFE"/>
+          <w:shd w:val="clear" w:color="auto" w:fill="fefffe"/>
+          <w:rtl w:val="0"/>
           <w:lang w:val="de-DE"/>
         </w:rPr>
         <w:t xml:space="preserve">        System.out.println(message);</w:t>
@@ -368,12 +463,16 @@
     <w:p>
       <w:pPr>
         <w:pStyle w:val="Default"/>
-        <w:spacing w:before="0" w:line="240" w:lineRule="auto"/>
-        <w:rPr>
-          <w:rFonts w:ascii="Helvetica" w:eastAsia="Helvetica" w:hAnsi="Helvetica" w:cs="Helvetica"/>
-          <w:sz w:val="26"/>
-          <w:szCs w:val="26"/>
-          <w:shd w:val="clear" w:color="auto" w:fill="FEFFFE"/>
+        <w:bidi w:val="0"/>
+        <w:spacing w:before="0" w:line="240" w:lineRule="auto"/>
+        <w:ind w:left="0" w:right="0" w:firstLine="0"/>
+        <w:jc w:val="left"/>
+        <w:rPr>
+          <w:rFonts w:ascii="Helvetica" w:cs="Helvetica" w:hAnsi="Helvetica" w:eastAsia="Helvetica"/>
+          <w:sz w:val="26"/>
+          <w:szCs w:val="26"/>
+          <w:shd w:val="clear" w:color="auto" w:fill="fefffe"/>
+          <w:rtl w:val="0"/>
         </w:rPr>
       </w:pPr>
       <w:r>
@@ -381,7 +480,8 @@
           <w:rFonts w:ascii="Helvetica" w:hAnsi="Helvetica"/>
           <w:sz w:val="26"/>
           <w:szCs w:val="26"/>
-          <w:shd w:val="clear" w:color="auto" w:fill="FEFFFE"/>
+          <w:shd w:val="clear" w:color="auto" w:fill="fefffe"/>
+          <w:rtl w:val="0"/>
         </w:rPr>
         <w:t xml:space="preserve">    }</w:t>
       </w:r>
@@ -389,12 +489,16 @@
     <w:p>
       <w:pPr>
         <w:pStyle w:val="Default"/>
-        <w:spacing w:before="0" w:line="240" w:lineRule="auto"/>
-        <w:rPr>
-          <w:rFonts w:ascii="Helvetica" w:eastAsia="Helvetica" w:hAnsi="Helvetica" w:cs="Helvetica"/>
-          <w:sz w:val="26"/>
-          <w:szCs w:val="26"/>
-          <w:shd w:val="clear" w:color="auto" w:fill="FEFFFE"/>
+        <w:bidi w:val="0"/>
+        <w:spacing w:before="0" w:line="240" w:lineRule="auto"/>
+        <w:ind w:left="0" w:right="0" w:firstLine="0"/>
+        <w:jc w:val="left"/>
+        <w:rPr>
+          <w:rFonts w:ascii="Helvetica" w:cs="Helvetica" w:hAnsi="Helvetica" w:eastAsia="Helvetica"/>
+          <w:sz w:val="26"/>
+          <w:szCs w:val="26"/>
+          <w:shd w:val="clear" w:color="auto" w:fill="fefffe"/>
+          <w:rtl w:val="0"/>
         </w:rPr>
       </w:pPr>
       <w:r>
@@ -402,7 +506,8 @@
           <w:rFonts w:ascii="Helvetica" w:hAnsi="Helvetica"/>
           <w:sz w:val="26"/>
           <w:szCs w:val="26"/>
-          <w:shd w:val="clear" w:color="auto" w:fill="FEFFFE"/>
+          <w:shd w:val="clear" w:color="auto" w:fill="fefffe"/>
+          <w:rtl w:val="0"/>
         </w:rPr>
         <w:t>}</w:t>
       </w:r>
@@ -410,24 +515,32 @@
     <w:p>
       <w:pPr>
         <w:pStyle w:val="Default"/>
-        <w:spacing w:before="0" w:line="240" w:lineRule="auto"/>
-        <w:rPr>
-          <w:rFonts w:ascii="Helvetica" w:eastAsia="Helvetica" w:hAnsi="Helvetica" w:cs="Helvetica"/>
-          <w:sz w:val="26"/>
-          <w:szCs w:val="26"/>
-          <w:shd w:val="clear" w:color="auto" w:fill="FEFFFE"/>
-        </w:rPr>
-      </w:pPr>
-    </w:p>
-    <w:p>
-      <w:pPr>
-        <w:pStyle w:val="Default"/>
-        <w:spacing w:before="0" w:line="240" w:lineRule="auto"/>
-        <w:rPr>
-          <w:rFonts w:ascii="Helvetica" w:eastAsia="Helvetica" w:hAnsi="Helvetica" w:cs="Helvetica"/>
-          <w:sz w:val="26"/>
-          <w:szCs w:val="26"/>
-          <w:shd w:val="clear" w:color="auto" w:fill="FEFFFE"/>
+        <w:bidi w:val="0"/>
+        <w:spacing w:before="0" w:line="240" w:lineRule="auto"/>
+        <w:ind w:left="0" w:right="0" w:firstLine="0"/>
+        <w:jc w:val="left"/>
+        <w:rPr>
+          <w:rFonts w:ascii="Helvetica" w:cs="Helvetica" w:hAnsi="Helvetica" w:eastAsia="Helvetica"/>
+          <w:sz w:val="26"/>
+          <w:szCs w:val="26"/>
+          <w:shd w:val="clear" w:color="auto" w:fill="fefffe"/>
+          <w:rtl w:val="0"/>
+        </w:rPr>
+      </w:pPr>
+    </w:p>
+    <w:p>
+      <w:pPr>
+        <w:pStyle w:val="Default"/>
+        <w:bidi w:val="0"/>
+        <w:spacing w:before="0" w:line="240" w:lineRule="auto"/>
+        <w:ind w:left="0" w:right="0" w:firstLine="0"/>
+        <w:jc w:val="left"/>
+        <w:rPr>
+          <w:rFonts w:ascii="Helvetica" w:cs="Helvetica" w:hAnsi="Helvetica" w:eastAsia="Helvetica"/>
+          <w:sz w:val="26"/>
+          <w:szCs w:val="26"/>
+          <w:shd w:val="clear" w:color="auto" w:fill="fefffe"/>
+          <w:rtl w:val="0"/>
         </w:rPr>
       </w:pPr>
       <w:r>
@@ -435,7 +548,9 @@
           <w:rFonts w:ascii="Helvetica" w:hAnsi="Helvetica"/>
           <w:sz w:val="26"/>
           <w:szCs w:val="26"/>
-          <w:shd w:val="clear" w:color="auto" w:fill="FEFFFE"/>
+          <w:shd w:val="clear" w:color="auto" w:fill="fefffe"/>
+          <w:rtl w:val="0"/>
+          <w:lang w:val="en-US"/>
         </w:rPr>
         <w:t>public class Main {</w:t>
       </w:r>
@@ -443,12 +558,16 @@
     <w:p>
       <w:pPr>
         <w:pStyle w:val="Default"/>
-        <w:spacing w:before="0" w:line="240" w:lineRule="auto"/>
-        <w:rPr>
-          <w:rFonts w:ascii="Helvetica" w:eastAsia="Helvetica" w:hAnsi="Helvetica" w:cs="Helvetica"/>
-          <w:sz w:val="26"/>
-          <w:szCs w:val="26"/>
-          <w:shd w:val="clear" w:color="auto" w:fill="FEFFFE"/>
+        <w:bidi w:val="0"/>
+        <w:spacing w:before="0" w:line="240" w:lineRule="auto"/>
+        <w:ind w:left="0" w:right="0" w:firstLine="0"/>
+        <w:jc w:val="left"/>
+        <w:rPr>
+          <w:rFonts w:ascii="Helvetica" w:cs="Helvetica" w:hAnsi="Helvetica" w:eastAsia="Helvetica"/>
+          <w:sz w:val="26"/>
+          <w:szCs w:val="26"/>
+          <w:shd w:val="clear" w:color="auto" w:fill="fefffe"/>
+          <w:rtl w:val="0"/>
         </w:rPr>
       </w:pPr>
       <w:r>
@@ -456,7 +575,9 @@
           <w:rFonts w:ascii="Helvetica" w:hAnsi="Helvetica"/>
           <w:sz w:val="26"/>
           <w:szCs w:val="26"/>
-          <w:shd w:val="clear" w:color="auto" w:fill="FEFFFE"/>
+          <w:shd w:val="clear" w:color="auto" w:fill="fefffe"/>
+          <w:rtl w:val="0"/>
+          <w:lang w:val="en-US"/>
         </w:rPr>
         <w:t xml:space="preserve">    public static void main(String[] args) {</w:t>
       </w:r>
@@ -464,24 +585,32 @@
     <w:p>
       <w:pPr>
         <w:pStyle w:val="Default"/>
-        <w:spacing w:before="0" w:line="240" w:lineRule="auto"/>
-        <w:rPr>
-          <w:rFonts w:ascii="Helvetica" w:eastAsia="Helvetica" w:hAnsi="Helvetica" w:cs="Helvetica"/>
-          <w:sz w:val="26"/>
-          <w:szCs w:val="26"/>
-          <w:shd w:val="clear" w:color="auto" w:fill="FEFFFE"/>
-        </w:rPr>
-      </w:pPr>
-    </w:p>
-    <w:p>
-      <w:pPr>
-        <w:pStyle w:val="Default"/>
-        <w:spacing w:before="0" w:line="240" w:lineRule="auto"/>
-        <w:rPr>
-          <w:rFonts w:ascii="Helvetica" w:eastAsia="Helvetica" w:hAnsi="Helvetica" w:cs="Helvetica"/>
-          <w:sz w:val="26"/>
-          <w:szCs w:val="26"/>
-          <w:shd w:val="clear" w:color="auto" w:fill="FEFFFE"/>
+        <w:bidi w:val="0"/>
+        <w:spacing w:before="0" w:line="240" w:lineRule="auto"/>
+        <w:ind w:left="0" w:right="0" w:firstLine="0"/>
+        <w:jc w:val="left"/>
+        <w:rPr>
+          <w:rFonts w:ascii="Helvetica" w:cs="Helvetica" w:hAnsi="Helvetica" w:eastAsia="Helvetica"/>
+          <w:sz w:val="26"/>
+          <w:szCs w:val="26"/>
+          <w:shd w:val="clear" w:color="auto" w:fill="fefffe"/>
+          <w:rtl w:val="0"/>
+        </w:rPr>
+      </w:pPr>
+    </w:p>
+    <w:p>
+      <w:pPr>
+        <w:pStyle w:val="Default"/>
+        <w:bidi w:val="0"/>
+        <w:spacing w:before="0" w:line="240" w:lineRule="auto"/>
+        <w:ind w:left="0" w:right="0" w:firstLine="0"/>
+        <w:jc w:val="left"/>
+        <w:rPr>
+          <w:rFonts w:ascii="Helvetica" w:cs="Helvetica" w:hAnsi="Helvetica" w:eastAsia="Helvetica"/>
+          <w:sz w:val="26"/>
+          <w:szCs w:val="26"/>
+          <w:shd w:val="clear" w:color="auto" w:fill="fefffe"/>
+          <w:rtl w:val="0"/>
         </w:rPr>
       </w:pPr>
       <w:r>
@@ -489,7 +618,8 @@
           <w:rFonts w:ascii="Helvetica" w:hAnsi="Helvetica"/>
           <w:sz w:val="26"/>
           <w:szCs w:val="26"/>
-          <w:shd w:val="clear" w:color="auto" w:fill="FEFFFE"/>
+          <w:shd w:val="clear" w:color="auto" w:fill="fefffe"/>
+          <w:rtl w:val="0"/>
           <w:lang w:val="it-IT"/>
         </w:rPr>
         <w:t xml:space="preserve">        Logger log1 = Logger.getLogger();</w:t>
@@ -498,12 +628,16 @@
     <w:p>
       <w:pPr>
         <w:pStyle w:val="Default"/>
-        <w:spacing w:before="0" w:line="240" w:lineRule="auto"/>
-        <w:rPr>
-          <w:rFonts w:ascii="Helvetica" w:eastAsia="Helvetica" w:hAnsi="Helvetica" w:cs="Helvetica"/>
-          <w:sz w:val="26"/>
-          <w:szCs w:val="26"/>
-          <w:shd w:val="clear" w:color="auto" w:fill="FEFFFE"/>
+        <w:bidi w:val="0"/>
+        <w:spacing w:before="0" w:line="240" w:lineRule="auto"/>
+        <w:ind w:left="0" w:right="0" w:firstLine="0"/>
+        <w:jc w:val="left"/>
+        <w:rPr>
+          <w:rFonts w:ascii="Helvetica" w:cs="Helvetica" w:hAnsi="Helvetica" w:eastAsia="Helvetica"/>
+          <w:sz w:val="26"/>
+          <w:szCs w:val="26"/>
+          <w:shd w:val="clear" w:color="auto" w:fill="fefffe"/>
+          <w:rtl w:val="0"/>
         </w:rPr>
       </w:pPr>
       <w:r>
@@ -511,7 +645,8 @@
           <w:rFonts w:ascii="Helvetica" w:hAnsi="Helvetica"/>
           <w:sz w:val="26"/>
           <w:szCs w:val="26"/>
-          <w:shd w:val="clear" w:color="auto" w:fill="FEFFFE"/>
+          <w:shd w:val="clear" w:color="auto" w:fill="fefffe"/>
+          <w:rtl w:val="0"/>
           <w:lang w:val="it-IT"/>
         </w:rPr>
         <w:t xml:space="preserve">        Logger log2 = Logger.getLogger();</w:t>
@@ -520,24 +655,32 @@
     <w:p>
       <w:pPr>
         <w:pStyle w:val="Default"/>
-        <w:spacing w:before="0" w:line="240" w:lineRule="auto"/>
-        <w:rPr>
-          <w:rFonts w:ascii="Helvetica" w:eastAsia="Helvetica" w:hAnsi="Helvetica" w:cs="Helvetica"/>
-          <w:sz w:val="26"/>
-          <w:szCs w:val="26"/>
-          <w:shd w:val="clear" w:color="auto" w:fill="FEFFFE"/>
-        </w:rPr>
-      </w:pPr>
-    </w:p>
-    <w:p>
-      <w:pPr>
-        <w:pStyle w:val="Default"/>
-        <w:spacing w:before="0" w:line="240" w:lineRule="auto"/>
-        <w:rPr>
-          <w:rFonts w:ascii="Helvetica" w:eastAsia="Helvetica" w:hAnsi="Helvetica" w:cs="Helvetica"/>
-          <w:sz w:val="26"/>
-          <w:szCs w:val="26"/>
-          <w:shd w:val="clear" w:color="auto" w:fill="FEFFFE"/>
+        <w:bidi w:val="0"/>
+        <w:spacing w:before="0" w:line="240" w:lineRule="auto"/>
+        <w:ind w:left="0" w:right="0" w:firstLine="0"/>
+        <w:jc w:val="left"/>
+        <w:rPr>
+          <w:rFonts w:ascii="Helvetica" w:cs="Helvetica" w:hAnsi="Helvetica" w:eastAsia="Helvetica"/>
+          <w:sz w:val="26"/>
+          <w:szCs w:val="26"/>
+          <w:shd w:val="clear" w:color="auto" w:fill="fefffe"/>
+          <w:rtl w:val="0"/>
+        </w:rPr>
+      </w:pPr>
+    </w:p>
+    <w:p>
+      <w:pPr>
+        <w:pStyle w:val="Default"/>
+        <w:bidi w:val="0"/>
+        <w:spacing w:before="0" w:line="240" w:lineRule="auto"/>
+        <w:ind w:left="0" w:right="0" w:firstLine="0"/>
+        <w:jc w:val="left"/>
+        <w:rPr>
+          <w:rFonts w:ascii="Helvetica" w:cs="Helvetica" w:hAnsi="Helvetica" w:eastAsia="Helvetica"/>
+          <w:sz w:val="26"/>
+          <w:szCs w:val="26"/>
+          <w:shd w:val="clear" w:color="auto" w:fill="fefffe"/>
+          <w:rtl w:val="0"/>
         </w:rPr>
       </w:pPr>
       <w:r>
@@ -545,7 +688,9 @@
           <w:rFonts w:ascii="Helvetica" w:hAnsi="Helvetica"/>
           <w:sz w:val="26"/>
           <w:szCs w:val="26"/>
-          <w:shd w:val="clear" w:color="auto" w:fill="FEFFFE"/>
+          <w:shd w:val="clear" w:color="auto" w:fill="fefffe"/>
+          <w:rtl w:val="0"/>
+          <w:lang w:val="en-US"/>
         </w:rPr>
         <w:t xml:space="preserve">        log1.log("First Log message");</w:t>
       </w:r>
@@ -553,12 +698,16 @@
     <w:p>
       <w:pPr>
         <w:pStyle w:val="Default"/>
-        <w:spacing w:before="0" w:line="240" w:lineRule="auto"/>
-        <w:rPr>
-          <w:rFonts w:ascii="Helvetica" w:eastAsia="Helvetica" w:hAnsi="Helvetica" w:cs="Helvetica"/>
-          <w:sz w:val="26"/>
-          <w:szCs w:val="26"/>
-          <w:shd w:val="clear" w:color="auto" w:fill="FEFFFE"/>
+        <w:bidi w:val="0"/>
+        <w:spacing w:before="0" w:line="240" w:lineRule="auto"/>
+        <w:ind w:left="0" w:right="0" w:firstLine="0"/>
+        <w:jc w:val="left"/>
+        <w:rPr>
+          <w:rFonts w:ascii="Helvetica" w:cs="Helvetica" w:hAnsi="Helvetica" w:eastAsia="Helvetica"/>
+          <w:sz w:val="26"/>
+          <w:szCs w:val="26"/>
+          <w:shd w:val="clear" w:color="auto" w:fill="fefffe"/>
+          <w:rtl w:val="0"/>
         </w:rPr>
       </w:pPr>
       <w:r>
@@ -566,7 +715,8 @@
           <w:rFonts w:ascii="Helvetica" w:hAnsi="Helvetica"/>
           <w:sz w:val="26"/>
           <w:szCs w:val="26"/>
-          <w:shd w:val="clear" w:color="auto" w:fill="FEFFFE"/>
+          <w:shd w:val="clear" w:color="auto" w:fill="fefffe"/>
+          <w:rtl w:val="0"/>
           <w:lang w:val="it-IT"/>
         </w:rPr>
         <w:t xml:space="preserve">        log2.log("Second Log message");</w:t>
@@ -575,24 +725,32 @@
     <w:p>
       <w:pPr>
         <w:pStyle w:val="Default"/>
-        <w:spacing w:before="0" w:line="240" w:lineRule="auto"/>
-        <w:rPr>
-          <w:rFonts w:ascii="Helvetica" w:eastAsia="Helvetica" w:hAnsi="Helvetica" w:cs="Helvetica"/>
-          <w:sz w:val="26"/>
-          <w:szCs w:val="26"/>
-          <w:shd w:val="clear" w:color="auto" w:fill="FEFFFE"/>
-        </w:rPr>
-      </w:pPr>
-    </w:p>
-    <w:p>
-      <w:pPr>
-        <w:pStyle w:val="Default"/>
-        <w:spacing w:before="0" w:line="240" w:lineRule="auto"/>
-        <w:rPr>
-          <w:rFonts w:ascii="Helvetica" w:eastAsia="Helvetica" w:hAnsi="Helvetica" w:cs="Helvetica"/>
-          <w:sz w:val="26"/>
-          <w:szCs w:val="26"/>
-          <w:shd w:val="clear" w:color="auto" w:fill="FEFFFE"/>
+        <w:bidi w:val="0"/>
+        <w:spacing w:before="0" w:line="240" w:lineRule="auto"/>
+        <w:ind w:left="0" w:right="0" w:firstLine="0"/>
+        <w:jc w:val="left"/>
+        <w:rPr>
+          <w:rFonts w:ascii="Helvetica" w:cs="Helvetica" w:hAnsi="Helvetica" w:eastAsia="Helvetica"/>
+          <w:sz w:val="26"/>
+          <w:szCs w:val="26"/>
+          <w:shd w:val="clear" w:color="auto" w:fill="fefffe"/>
+          <w:rtl w:val="0"/>
+        </w:rPr>
+      </w:pPr>
+    </w:p>
+    <w:p>
+      <w:pPr>
+        <w:pStyle w:val="Default"/>
+        <w:bidi w:val="0"/>
+        <w:spacing w:before="0" w:line="240" w:lineRule="auto"/>
+        <w:ind w:left="0" w:right="0" w:firstLine="0"/>
+        <w:jc w:val="left"/>
+        <w:rPr>
+          <w:rFonts w:ascii="Helvetica" w:cs="Helvetica" w:hAnsi="Helvetica" w:eastAsia="Helvetica"/>
+          <w:sz w:val="26"/>
+          <w:szCs w:val="26"/>
+          <w:shd w:val="clear" w:color="auto" w:fill="fefffe"/>
+          <w:rtl w:val="0"/>
         </w:rPr>
       </w:pPr>
       <w:r>
@@ -600,7 +758,9 @@
           <w:rFonts w:ascii="Helvetica" w:hAnsi="Helvetica"/>
           <w:sz w:val="26"/>
           <w:szCs w:val="26"/>
-          <w:shd w:val="clear" w:color="auto" w:fill="FEFFFE"/>
+          <w:shd w:val="clear" w:color="auto" w:fill="fefffe"/>
+          <w:rtl w:val="0"/>
+          <w:lang w:val="en-US"/>
         </w:rPr>
         <w:t xml:space="preserve">        if (log1 == log2) {</w:t>
       </w:r>
@@ -608,12 +768,16 @@
     <w:p>
       <w:pPr>
         <w:pStyle w:val="Default"/>
-        <w:spacing w:before="0" w:line="240" w:lineRule="auto"/>
-        <w:rPr>
-          <w:rFonts w:ascii="Helvetica" w:eastAsia="Helvetica" w:hAnsi="Helvetica" w:cs="Helvetica"/>
-          <w:sz w:val="26"/>
-          <w:szCs w:val="26"/>
-          <w:shd w:val="clear" w:color="auto" w:fill="FEFFFE"/>
+        <w:bidi w:val="0"/>
+        <w:spacing w:before="0" w:line="240" w:lineRule="auto"/>
+        <w:ind w:left="0" w:right="0" w:firstLine="0"/>
+        <w:jc w:val="left"/>
+        <w:rPr>
+          <w:rFonts w:ascii="Helvetica" w:cs="Helvetica" w:hAnsi="Helvetica" w:eastAsia="Helvetica"/>
+          <w:sz w:val="26"/>
+          <w:szCs w:val="26"/>
+          <w:shd w:val="clear" w:color="auto" w:fill="fefffe"/>
+          <w:rtl w:val="0"/>
         </w:rPr>
       </w:pPr>
       <w:r>
@@ -621,7 +785,9 @@
           <w:rFonts w:ascii="Helvetica" w:hAnsi="Helvetica"/>
           <w:sz w:val="26"/>
           <w:szCs w:val="26"/>
-          <w:shd w:val="clear" w:color="auto" w:fill="FEFFFE"/>
+          <w:shd w:val="clear" w:color="auto" w:fill="fefffe"/>
+          <w:rtl w:val="0"/>
+          <w:lang w:val="en-US"/>
         </w:rPr>
         <w:t xml:space="preserve">            System.out.println("both instances are the same");</w:t>
       </w:r>
@@ -629,12 +795,16 @@
     <w:p>
       <w:pPr>
         <w:pStyle w:val="Default"/>
-        <w:spacing w:before="0" w:line="240" w:lineRule="auto"/>
-        <w:rPr>
-          <w:rFonts w:ascii="Helvetica" w:eastAsia="Helvetica" w:hAnsi="Helvetica" w:cs="Helvetica"/>
-          <w:sz w:val="26"/>
-          <w:szCs w:val="26"/>
-          <w:shd w:val="clear" w:color="auto" w:fill="FEFFFE"/>
+        <w:bidi w:val="0"/>
+        <w:spacing w:before="0" w:line="240" w:lineRule="auto"/>
+        <w:ind w:left="0" w:right="0" w:firstLine="0"/>
+        <w:jc w:val="left"/>
+        <w:rPr>
+          <w:rFonts w:ascii="Helvetica" w:cs="Helvetica" w:hAnsi="Helvetica" w:eastAsia="Helvetica"/>
+          <w:sz w:val="26"/>
+          <w:szCs w:val="26"/>
+          <w:shd w:val="clear" w:color="auto" w:fill="fefffe"/>
+          <w:rtl w:val="0"/>
         </w:rPr>
       </w:pPr>
       <w:r>
@@ -642,7 +812,8 @@
           <w:rFonts w:ascii="Helvetica" w:hAnsi="Helvetica"/>
           <w:sz w:val="26"/>
           <w:szCs w:val="26"/>
-          <w:shd w:val="clear" w:color="auto" w:fill="FEFFFE"/>
+          <w:shd w:val="clear" w:color="auto" w:fill="fefffe"/>
+          <w:rtl w:val="0"/>
         </w:rPr>
         <w:t xml:space="preserve">        } else {</w:t>
       </w:r>
@@ -650,12 +821,16 @@
     <w:p>
       <w:pPr>
         <w:pStyle w:val="Default"/>
-        <w:spacing w:before="0" w:line="240" w:lineRule="auto"/>
-        <w:rPr>
-          <w:rFonts w:ascii="Helvetica" w:eastAsia="Helvetica" w:hAnsi="Helvetica" w:cs="Helvetica"/>
-          <w:sz w:val="26"/>
-          <w:szCs w:val="26"/>
-          <w:shd w:val="clear" w:color="auto" w:fill="FEFFFE"/>
+        <w:bidi w:val="0"/>
+        <w:spacing w:before="0" w:line="240" w:lineRule="auto"/>
+        <w:ind w:left="0" w:right="0" w:firstLine="0"/>
+        <w:jc w:val="left"/>
+        <w:rPr>
+          <w:rFonts w:ascii="Helvetica" w:cs="Helvetica" w:hAnsi="Helvetica" w:eastAsia="Helvetica"/>
+          <w:sz w:val="26"/>
+          <w:szCs w:val="26"/>
+          <w:shd w:val="clear" w:color="auto" w:fill="fefffe"/>
+          <w:rtl w:val="0"/>
         </w:rPr>
       </w:pPr>
       <w:r>
@@ -663,7 +838,9 @@
           <w:rFonts w:ascii="Helvetica" w:hAnsi="Helvetica"/>
           <w:sz w:val="26"/>
           <w:szCs w:val="26"/>
-          <w:shd w:val="clear" w:color="auto" w:fill="FEFFFE"/>
+          <w:shd w:val="clear" w:color="auto" w:fill="fefffe"/>
+          <w:rtl w:val="0"/>
+          <w:lang w:val="en-US"/>
         </w:rPr>
         <w:t xml:space="preserve">            System.out.println("both instances are not the same");</w:t>
       </w:r>
@@ -671,12 +848,16 @@
     <w:p>
       <w:pPr>
         <w:pStyle w:val="Default"/>
-        <w:spacing w:before="0" w:line="240" w:lineRule="auto"/>
-        <w:rPr>
-          <w:rFonts w:ascii="Helvetica" w:eastAsia="Helvetica" w:hAnsi="Helvetica" w:cs="Helvetica"/>
-          <w:sz w:val="26"/>
-          <w:szCs w:val="26"/>
-          <w:shd w:val="clear" w:color="auto" w:fill="FEFFFE"/>
+        <w:bidi w:val="0"/>
+        <w:spacing w:before="0" w:line="240" w:lineRule="auto"/>
+        <w:ind w:left="0" w:right="0" w:firstLine="0"/>
+        <w:jc w:val="left"/>
+        <w:rPr>
+          <w:rFonts w:ascii="Helvetica" w:cs="Helvetica" w:hAnsi="Helvetica" w:eastAsia="Helvetica"/>
+          <w:sz w:val="26"/>
+          <w:szCs w:val="26"/>
+          <w:shd w:val="clear" w:color="auto" w:fill="fefffe"/>
+          <w:rtl w:val="0"/>
         </w:rPr>
       </w:pPr>
       <w:r>
@@ -684,7 +865,8 @@
           <w:rFonts w:ascii="Helvetica" w:hAnsi="Helvetica"/>
           <w:sz w:val="26"/>
           <w:szCs w:val="26"/>
-          <w:shd w:val="clear" w:color="auto" w:fill="FEFFFE"/>
+          <w:shd w:val="clear" w:color="auto" w:fill="fefffe"/>
+          <w:rtl w:val="0"/>
         </w:rPr>
         <w:t xml:space="preserve">        }</w:t>
       </w:r>
@@ -692,12 +874,16 @@
     <w:p>
       <w:pPr>
         <w:pStyle w:val="Default"/>
-        <w:spacing w:before="0" w:line="240" w:lineRule="auto"/>
-        <w:rPr>
-          <w:rFonts w:ascii="Helvetica" w:eastAsia="Helvetica" w:hAnsi="Helvetica" w:cs="Helvetica"/>
-          <w:sz w:val="26"/>
-          <w:szCs w:val="26"/>
-          <w:shd w:val="clear" w:color="auto" w:fill="FEFFFE"/>
+        <w:bidi w:val="0"/>
+        <w:spacing w:before="0" w:line="240" w:lineRule="auto"/>
+        <w:ind w:left="0" w:right="0" w:firstLine="0"/>
+        <w:jc w:val="left"/>
+        <w:rPr>
+          <w:rFonts w:ascii="Helvetica" w:cs="Helvetica" w:hAnsi="Helvetica" w:eastAsia="Helvetica"/>
+          <w:sz w:val="26"/>
+          <w:szCs w:val="26"/>
+          <w:shd w:val="clear" w:color="auto" w:fill="fefffe"/>
+          <w:rtl w:val="0"/>
         </w:rPr>
       </w:pPr>
       <w:r>
@@ -705,7 +891,8 @@
           <w:rFonts w:ascii="Helvetica" w:hAnsi="Helvetica"/>
           <w:sz w:val="26"/>
           <w:szCs w:val="26"/>
-          <w:shd w:val="clear" w:color="auto" w:fill="FEFFFE"/>
+          <w:shd w:val="clear" w:color="auto" w:fill="fefffe"/>
+          <w:rtl w:val="0"/>
         </w:rPr>
         <w:t xml:space="preserve">    }</w:t>
       </w:r>
@@ -713,86 +900,102 @@
     <w:p>
       <w:pPr>
         <w:pStyle w:val="Default"/>
-        <w:spacing w:before="0" w:line="240" w:lineRule="auto"/>
+        <w:bidi w:val="0"/>
+        <w:spacing w:before="0" w:line="240" w:lineRule="auto"/>
+        <w:ind w:left="0" w:right="0" w:firstLine="0"/>
+        <w:jc w:val="left"/>
+        <w:rPr>
+          <w:rtl w:val="0"/>
+        </w:rPr>
       </w:pPr>
       <w:r>
         <w:rPr>
           <w:rFonts w:ascii="Helvetica" w:hAnsi="Helvetica"/>
           <w:sz w:val="26"/>
           <w:szCs w:val="26"/>
-          <w:shd w:val="clear" w:color="auto" w:fill="FEFFFE"/>
+          <w:shd w:val="clear" w:color="auto" w:fill="fefffe"/>
+          <w:rtl w:val="0"/>
         </w:rPr>
         <w:t>}</w:t>
       </w:r>
       <w:r>
         <w:rPr>
-          <w:rFonts w:ascii="Helvetica" w:hAnsi="Helvetica"/>
-          <w:sz w:val="26"/>
-          <w:szCs w:val="26"/>
-          <w:shd w:val="clear" w:color="auto" w:fill="FEFFFE"/>
-        </w:rPr>
-        <w:t xml:space="preserve"> </w:t>
-      </w:r>
-      <w:r>
-        <w:rPr>
-          <w:rFonts w:ascii="Helvetica" w:hAnsi="Helvetica"/>
-          <w:noProof/>
-          <w:sz w:val="26"/>
-          <w:szCs w:val="26"/>
-          <w:shd w:val="clear" w:color="auto" w:fill="FEFFFE"/>
-        </w:rPr>
-        <w:drawing>
-          <wp:inline distT="0" distB="0" distL="0" distR="0">
-            <wp:extent cx="6087745" cy="1183640"/>
-            <wp:effectExtent l="19050" t="0" r="8255" b="0"/>
-            <wp:docPr id="7" name="Picture 7"/>
-            <wp:cNvGraphicFramePr>
-              <a:graphicFrameLocks xmlns:a="http://schemas.openxmlformats.org/drawingml/2006/main" noChangeAspect="1"/>
-            </wp:cNvGraphicFramePr>
+          <w:rFonts w:ascii="Helvetica" w:cs="Helvetica" w:hAnsi="Helvetica" w:eastAsia="Helvetica"/>
+          <w:sz w:val="26"/>
+          <w:szCs w:val="26"/>
+          <w:shd w:val="clear" w:color="auto" w:fill="fefffe"/>
+          <w:rtl w:val="0"/>
+        </w:rPr>
+        <w:drawing xmlns:a="http://schemas.openxmlformats.org/drawingml/2006/main">
+          <wp:anchor distT="152400" distB="152400" distL="152400" distR="152400" simplePos="0" relativeHeight="251659264" behindDoc="0" locked="0" layoutInCell="1" allowOverlap="1">
+            <wp:simplePos x="0" y="0"/>
+            <wp:positionH relativeFrom="margin">
+              <wp:posOffset>-87630</wp:posOffset>
+            </wp:positionH>
+            <wp:positionV relativeFrom="line">
+              <wp:posOffset>511846</wp:posOffset>
+            </wp:positionV>
+            <wp:extent cx="6120057" cy="978844"/>
+            <wp:effectExtent l="0" t="0" r="0" b="0"/>
+            <wp:wrapThrough wrapText="bothSides" distL="152400" distR="152400">
+              <wp:wrapPolygon edited="1">
+                <wp:start x="0" y="0"/>
+                <wp:lineTo x="21600" y="0"/>
+                <wp:lineTo x="21600" y="21629"/>
+                <wp:lineTo x="0" y="21629"/>
+                <wp:lineTo x="0" y="0"/>
+              </wp:wrapPolygon>
+            </wp:wrapThrough>
+            <wp:docPr id="1073741825" name="officeArt object" descr="Screenshot 2026-06-17 at 12.44.20 AM.png"/>
+            <wp:cNvGraphicFramePr/>
             <a:graphic xmlns:a="http://schemas.openxmlformats.org/drawingml/2006/main">
               <a:graphicData uri="http://schemas.openxmlformats.org/drawingml/2006/picture">
                 <pic:pic xmlns:pic="http://schemas.openxmlformats.org/drawingml/2006/picture">
                   <pic:nvPicPr>
-                    <pic:cNvPr id="0" name="Picture 7"/>
+                    <pic:cNvPr id="1073741825" name="Screenshot 2026-06-17 at 12.44.20 AM.png" descr="Screenshot 2026-06-17 at 12.44.20 AM.png"/>
                     <pic:cNvPicPr>
-                      <a:picLocks noChangeAspect="1" noChangeArrowheads="1"/>
+                      <a:picLocks noChangeAspect="1"/>
                     </pic:cNvPicPr>
                   </pic:nvPicPr>
                   <pic:blipFill>
-                    <a:blip r:embed="rId6"/>
-                    <a:srcRect/>
+                    <a:blip r:embed="rId4">
+                      <a:extLst/>
+                    </a:blip>
                     <a:stretch>
                       <a:fillRect/>
                     </a:stretch>
                   </pic:blipFill>
-                  <pic:spPr bwMode="auto">
+                  <pic:spPr>
                     <a:xfrm>
                       <a:off x="0" y="0"/>
-                      <a:ext cx="6087745" cy="1183640"/>
+                      <a:ext cx="6120057" cy="978844"/>
                     </a:xfrm>
                     <a:prstGeom prst="rect">
                       <a:avLst/>
                     </a:prstGeom>
-                    <a:noFill/>
-                    <a:ln w="9525">
+                    <a:ln w="12700" cap="flat">
                       <a:noFill/>
-                      <a:miter lim="800000"/>
-                      <a:headEnd/>
-                      <a:tailEnd/>
+                      <a:miter lim="400000"/>
                     </a:ln>
+                    <a:effectLst/>
                   </pic:spPr>
                 </pic:pic>
               </a:graphicData>
             </a:graphic>
-          </wp:inline>
+          </wp:anchor>
         </w:drawing>
       </w:r>
       <w:r>
         <w:rPr>
-          <w:rFonts w:ascii="Arial Unicode MS" w:hAnsi="Arial Unicode MS"/>
-          <w:sz w:val="26"/>
-          <w:szCs w:val="26"/>
-          <w:shd w:val="clear" w:color="auto" w:fill="FEFFFE"/>
+          <w:rFonts w:ascii="Arial Unicode MS" w:cs="Arial Unicode MS" w:hAnsi="Arial Unicode MS" w:eastAsia="Arial Unicode MS"/>
+          <w:b w:val="0"/>
+          <w:bCs w:val="0"/>
+          <w:i w:val="0"/>
+          <w:iCs w:val="0"/>
+          <w:sz w:val="26"/>
+          <w:szCs w:val="26"/>
+          <w:shd w:val="clear" w:color="auto" w:fill="fefffe"/>
+          <w:rtl w:val="0"/>
         </w:rPr>
         <w:br w:type="page"/>
       </w:r>
@@ -800,35 +1003,45 @@
     <w:p>
       <w:pPr>
         <w:pStyle w:val="Default"/>
-        <w:spacing w:before="0" w:line="240" w:lineRule="auto"/>
-        <w:rPr>
-          <w:rFonts w:ascii="Helvetica" w:eastAsia="Helvetica" w:hAnsi="Helvetica" w:cs="Helvetica"/>
-          <w:b/>
-          <w:bCs/>
-          <w:sz w:val="26"/>
-          <w:szCs w:val="26"/>
-        </w:rPr>
-      </w:pPr>
-    </w:p>
-    <w:p>
-      <w:pPr>
-        <w:pStyle w:val="Default"/>
-        <w:spacing w:before="0" w:line="240" w:lineRule="auto"/>
-        <w:rPr>
-          <w:rFonts w:ascii="Helvetica" w:eastAsia="Helvetica" w:hAnsi="Helvetica" w:cs="Helvetica"/>
-          <w:b/>
-          <w:bCs/>
+        <w:bidi w:val="0"/>
+        <w:spacing w:before="0" w:line="240" w:lineRule="auto"/>
+        <w:ind w:left="0" w:right="0" w:firstLine="0"/>
+        <w:jc w:val="left"/>
+        <w:rPr>
+          <w:rFonts w:ascii="Helvetica" w:cs="Helvetica" w:hAnsi="Helvetica" w:eastAsia="Helvetica"/>
+          <w:b w:val="1"/>
+          <w:bCs w:val="1"/>
+          <w:sz w:val="26"/>
+          <w:szCs w:val="26"/>
+          <w:rtl w:val="0"/>
+        </w:rPr>
+      </w:pPr>
+    </w:p>
+    <w:p>
+      <w:pPr>
+        <w:pStyle w:val="Default"/>
+        <w:bidi w:val="0"/>
+        <w:spacing w:before="0" w:line="240" w:lineRule="auto"/>
+        <w:ind w:left="0" w:right="0" w:firstLine="0"/>
+        <w:jc w:val="left"/>
+        <w:rPr>
+          <w:rFonts w:ascii="Helvetica" w:cs="Helvetica" w:hAnsi="Helvetica" w:eastAsia="Helvetica"/>
+          <w:b w:val="1"/>
+          <w:bCs w:val="1"/>
           <w:sz w:val="32"/>
           <w:szCs w:val="32"/>
+          <w:rtl w:val="0"/>
         </w:rPr>
       </w:pPr>
       <w:r>
         <w:rPr>
           <w:rFonts w:ascii="Helvetica" w:hAnsi="Helvetica"/>
-          <w:b/>
-          <w:bCs/>
+          <w:b w:val="1"/>
+          <w:bCs w:val="1"/>
           <w:sz w:val="32"/>
           <w:szCs w:val="32"/>
+          <w:rtl w:val="0"/>
+          <w:lang w:val="en-US"/>
         </w:rPr>
         <w:t>Exercise 2: Implementing the Factory Method Pattern</w:t>
       </w:r>
@@ -836,46 +1049,59 @@
     <w:p>
       <w:pPr>
         <w:pStyle w:val="Default"/>
-        <w:spacing w:before="0" w:line="240" w:lineRule="auto"/>
-        <w:rPr>
-          <w:rFonts w:ascii="Helvetica" w:eastAsia="Helvetica" w:hAnsi="Helvetica" w:cs="Helvetica"/>
-          <w:b/>
-          <w:bCs/>
+        <w:bidi w:val="0"/>
+        <w:spacing w:before="0" w:line="240" w:lineRule="auto"/>
+        <w:ind w:left="0" w:right="0" w:firstLine="0"/>
+        <w:jc w:val="left"/>
+        <w:rPr>
+          <w:rFonts w:ascii="Helvetica" w:cs="Helvetica" w:hAnsi="Helvetica" w:eastAsia="Helvetica"/>
+          <w:b w:val="1"/>
+          <w:bCs w:val="1"/>
           <w:sz w:val="32"/>
           <w:szCs w:val="32"/>
-        </w:rPr>
-      </w:pPr>
-    </w:p>
-    <w:p>
-      <w:pPr>
-        <w:pStyle w:val="Default"/>
-        <w:spacing w:before="0" w:line="240" w:lineRule="auto"/>
-        <w:rPr>
-          <w:rFonts w:ascii="Helvetica" w:eastAsia="Helvetica" w:hAnsi="Helvetica" w:cs="Helvetica"/>
-          <w:sz w:val="26"/>
-          <w:szCs w:val="26"/>
-        </w:rPr>
-      </w:pPr>
-    </w:p>
-    <w:p>
-      <w:pPr>
-        <w:pStyle w:val="Default"/>
-        <w:spacing w:before="0" w:line="240" w:lineRule="auto"/>
-        <w:rPr>
-          <w:rFonts w:ascii="Times Roman" w:eastAsia="Times Roman" w:hAnsi="Times Roman" w:cs="Times Roman"/>
-          <w:b/>
-          <w:bCs/>
+          <w:rtl w:val="0"/>
+        </w:rPr>
+      </w:pPr>
+    </w:p>
+    <w:p>
+      <w:pPr>
+        <w:pStyle w:val="Default"/>
+        <w:bidi w:val="0"/>
+        <w:spacing w:before="0" w:line="240" w:lineRule="auto"/>
+        <w:ind w:left="0" w:right="0" w:firstLine="0"/>
+        <w:jc w:val="left"/>
+        <w:rPr>
+          <w:rFonts w:ascii="Helvetica" w:cs="Helvetica" w:hAnsi="Helvetica" w:eastAsia="Helvetica"/>
+          <w:sz w:val="26"/>
+          <w:szCs w:val="26"/>
+          <w:rtl w:val="0"/>
+        </w:rPr>
+      </w:pPr>
+    </w:p>
+    <w:p>
+      <w:pPr>
+        <w:pStyle w:val="Default"/>
+        <w:bidi w:val="0"/>
+        <w:spacing w:before="0" w:line="240" w:lineRule="auto"/>
+        <w:ind w:left="0" w:right="0" w:firstLine="0"/>
+        <w:jc w:val="left"/>
+        <w:rPr>
+          <w:rFonts w:ascii="Times Roman" w:cs="Times Roman" w:hAnsi="Times Roman" w:eastAsia="Times Roman"/>
+          <w:b w:val="1"/>
+          <w:bCs w:val="1"/>
           <w:sz w:val="28"/>
           <w:szCs w:val="28"/>
-        </w:rPr>
-      </w:pPr>
-      <w:r>
-        <w:rPr>
-          <w:rFonts w:ascii="Times Roman" w:hAnsi="Times Roman"/>
-          <w:b/>
-          <w:bCs/>
+          <w:rtl w:val="0"/>
+        </w:rPr>
+      </w:pPr>
+      <w:r>
+        <w:rPr>
+          <w:rFonts w:ascii="Times Roman" w:hAnsi="Times Roman"/>
+          <w:b w:val="1"/>
+          <w:bCs w:val="1"/>
           <w:sz w:val="28"/>
           <w:szCs w:val="28"/>
+          <w:rtl w:val="0"/>
         </w:rPr>
         <w:t>Document.java</w:t>
       </w:r>
@@ -883,31 +1109,41 @@
     <w:p>
       <w:pPr>
         <w:pStyle w:val="Default"/>
-        <w:spacing w:before="0" w:line="240" w:lineRule="auto"/>
-        <w:rPr>
-          <w:rFonts w:ascii="Times Roman" w:eastAsia="Times Roman" w:hAnsi="Times Roman" w:cs="Times Roman"/>
-          <w:b/>
-          <w:bCs/>
+        <w:bidi w:val="0"/>
+        <w:spacing w:before="0" w:line="240" w:lineRule="auto"/>
+        <w:ind w:left="0" w:right="0" w:firstLine="0"/>
+        <w:jc w:val="left"/>
+        <w:rPr>
+          <w:rFonts w:ascii="Times Roman" w:cs="Times Roman" w:hAnsi="Times Roman" w:eastAsia="Times Roman"/>
+          <w:b w:val="1"/>
+          <w:bCs w:val="1"/>
           <w:sz w:val="28"/>
           <w:szCs w:val="28"/>
-        </w:rPr>
-      </w:pPr>
-    </w:p>
-    <w:p>
-      <w:pPr>
-        <w:pStyle w:val="Default"/>
-        <w:spacing w:before="0" w:line="240" w:lineRule="auto"/>
-        <w:rPr>
-          <w:rFonts w:ascii="Times Roman" w:eastAsia="Times Roman" w:hAnsi="Times Roman" w:cs="Times Roman"/>
-          <w:sz w:val="26"/>
-          <w:szCs w:val="26"/>
-        </w:rPr>
-      </w:pPr>
-      <w:r>
-        <w:rPr>
-          <w:rFonts w:ascii="Times Roman" w:hAnsi="Times Roman"/>
-          <w:sz w:val="26"/>
-          <w:szCs w:val="26"/>
+          <w:rtl w:val="0"/>
+        </w:rPr>
+      </w:pPr>
+    </w:p>
+    <w:p>
+      <w:pPr>
+        <w:pStyle w:val="Default"/>
+        <w:bidi w:val="0"/>
+        <w:spacing w:before="0" w:line="240" w:lineRule="auto"/>
+        <w:ind w:left="0" w:right="0" w:firstLine="0"/>
+        <w:jc w:val="left"/>
+        <w:rPr>
+          <w:rFonts w:ascii="Times Roman" w:cs="Times Roman" w:hAnsi="Times Roman" w:eastAsia="Times Roman"/>
+          <w:sz w:val="26"/>
+          <w:szCs w:val="26"/>
+          <w:rtl w:val="0"/>
+        </w:rPr>
+      </w:pPr>
+      <w:r>
+        <w:rPr>
+          <w:rFonts w:ascii="Times Roman" w:hAnsi="Times Roman"/>
+          <w:sz w:val="26"/>
+          <w:szCs w:val="26"/>
+          <w:rtl w:val="0"/>
+          <w:lang w:val="en-US"/>
         </w:rPr>
         <w:t>public interface Document {</w:t>
       </w:r>
@@ -915,18 +1151,24 @@
     <w:p>
       <w:pPr>
         <w:pStyle w:val="Default"/>
-        <w:spacing w:before="0" w:line="240" w:lineRule="auto"/>
-        <w:rPr>
-          <w:rFonts w:ascii="Times Roman" w:eastAsia="Times Roman" w:hAnsi="Times Roman" w:cs="Times Roman"/>
-          <w:sz w:val="26"/>
-          <w:szCs w:val="26"/>
-        </w:rPr>
-      </w:pPr>
-      <w:r>
-        <w:rPr>
-          <w:rFonts w:ascii="Times Roman" w:hAnsi="Times Roman"/>
-          <w:sz w:val="26"/>
-          <w:szCs w:val="26"/>
+        <w:bidi w:val="0"/>
+        <w:spacing w:before="0" w:line="240" w:lineRule="auto"/>
+        <w:ind w:left="0" w:right="0" w:firstLine="0"/>
+        <w:jc w:val="left"/>
+        <w:rPr>
+          <w:rFonts w:ascii="Times Roman" w:cs="Times Roman" w:hAnsi="Times Roman" w:eastAsia="Times Roman"/>
+          <w:sz w:val="26"/>
+          <w:szCs w:val="26"/>
+          <w:rtl w:val="0"/>
+        </w:rPr>
+      </w:pPr>
+      <w:r>
+        <w:rPr>
+          <w:rFonts w:ascii="Times Roman" w:hAnsi="Times Roman"/>
+          <w:sz w:val="26"/>
+          <w:szCs w:val="26"/>
+          <w:rtl w:val="0"/>
+          <w:lang w:val="en-US"/>
         </w:rPr>
         <w:t xml:space="preserve">    void open();</w:t>
       </w:r>
@@ -934,18 +1176,23 @@
     <w:p>
       <w:pPr>
         <w:pStyle w:val="Default"/>
-        <w:spacing w:before="0" w:line="240" w:lineRule="auto"/>
-        <w:rPr>
-          <w:rFonts w:ascii="Times Roman" w:eastAsia="Times Roman" w:hAnsi="Times Roman" w:cs="Times Roman"/>
-          <w:sz w:val="26"/>
-          <w:szCs w:val="26"/>
-        </w:rPr>
-      </w:pPr>
-      <w:r>
-        <w:rPr>
-          <w:rFonts w:ascii="Times Roman" w:hAnsi="Times Roman"/>
-          <w:sz w:val="26"/>
-          <w:szCs w:val="26"/>
+        <w:bidi w:val="0"/>
+        <w:spacing w:before="0" w:line="240" w:lineRule="auto"/>
+        <w:ind w:left="0" w:right="0" w:firstLine="0"/>
+        <w:jc w:val="left"/>
+        <w:rPr>
+          <w:rFonts w:ascii="Times Roman" w:cs="Times Roman" w:hAnsi="Times Roman" w:eastAsia="Times Roman"/>
+          <w:sz w:val="26"/>
+          <w:szCs w:val="26"/>
+          <w:rtl w:val="0"/>
+        </w:rPr>
+      </w:pPr>
+      <w:r>
+        <w:rPr>
+          <w:rFonts w:ascii="Times Roman" w:hAnsi="Times Roman"/>
+          <w:sz w:val="26"/>
+          <w:szCs w:val="26"/>
+          <w:rtl w:val="0"/>
         </w:rPr>
         <w:t>}</w:t>
       </w:r>
@@ -953,33 +1200,43 @@
     <w:p>
       <w:pPr>
         <w:pStyle w:val="Default"/>
-        <w:spacing w:before="0" w:line="240" w:lineRule="auto"/>
-        <w:rPr>
-          <w:rFonts w:ascii="Times Roman" w:eastAsia="Times Roman" w:hAnsi="Times Roman" w:cs="Times Roman"/>
-          <w:sz w:val="26"/>
-          <w:szCs w:val="26"/>
-        </w:rPr>
-      </w:pPr>
-    </w:p>
-    <w:p>
-      <w:pPr>
-        <w:pStyle w:val="Default"/>
-        <w:spacing w:before="0" w:line="240" w:lineRule="auto"/>
-        <w:rPr>
-          <w:rFonts w:ascii="Times Roman" w:eastAsia="Times Roman" w:hAnsi="Times Roman" w:cs="Times Roman"/>
-          <w:b/>
-          <w:bCs/>
+        <w:bidi w:val="0"/>
+        <w:spacing w:before="0" w:line="240" w:lineRule="auto"/>
+        <w:ind w:left="0" w:right="0" w:firstLine="0"/>
+        <w:jc w:val="left"/>
+        <w:rPr>
+          <w:rFonts w:ascii="Times Roman" w:cs="Times Roman" w:hAnsi="Times Roman" w:eastAsia="Times Roman"/>
+          <w:sz w:val="26"/>
+          <w:szCs w:val="26"/>
+          <w:rtl w:val="0"/>
+        </w:rPr>
+      </w:pPr>
+    </w:p>
+    <w:p>
+      <w:pPr>
+        <w:pStyle w:val="Default"/>
+        <w:bidi w:val="0"/>
+        <w:spacing w:before="0" w:line="240" w:lineRule="auto"/>
+        <w:ind w:left="0" w:right="0" w:firstLine="0"/>
+        <w:jc w:val="left"/>
+        <w:rPr>
+          <w:rFonts w:ascii="Times Roman" w:cs="Times Roman" w:hAnsi="Times Roman" w:eastAsia="Times Roman"/>
+          <w:b w:val="1"/>
+          <w:bCs w:val="1"/>
           <w:sz w:val="28"/>
           <w:szCs w:val="28"/>
-        </w:rPr>
-      </w:pPr>
-      <w:r>
-        <w:rPr>
-          <w:rFonts w:ascii="Times Roman" w:hAnsi="Times Roman"/>
-          <w:b/>
-          <w:bCs/>
+          <w:rtl w:val="0"/>
+        </w:rPr>
+      </w:pPr>
+      <w:r>
+        <w:rPr>
+          <w:rFonts w:ascii="Times Roman" w:hAnsi="Times Roman"/>
+          <w:b w:val="1"/>
+          <w:bCs w:val="1"/>
           <w:sz w:val="28"/>
           <w:szCs w:val="28"/>
+          <w:rtl w:val="0"/>
+          <w:lang w:val="en-US"/>
         </w:rPr>
         <w:t>DocumentFactory.java</w:t>
       </w:r>
@@ -987,56 +1244,63 @@
     <w:p>
       <w:pPr>
         <w:pStyle w:val="Default"/>
-        <w:spacing w:before="0" w:line="240" w:lineRule="auto"/>
-        <w:rPr>
-          <w:rFonts w:ascii="Times Roman" w:eastAsia="Times Roman" w:hAnsi="Times Roman" w:cs="Times Roman"/>
-          <w:sz w:val="26"/>
-          <w:szCs w:val="26"/>
-        </w:rPr>
-      </w:pPr>
-    </w:p>
-    <w:p>
-      <w:pPr>
-        <w:pStyle w:val="Default"/>
-        <w:spacing w:before="0" w:line="240" w:lineRule="auto"/>
-        <w:rPr>
-          <w:rFonts w:ascii="Times Roman" w:eastAsia="Times Roman" w:hAnsi="Times Roman" w:cs="Times Roman"/>
-          <w:sz w:val="26"/>
-          <w:szCs w:val="26"/>
-        </w:rPr>
-      </w:pPr>
-      <w:r>
-        <w:rPr>
-          <w:rFonts w:ascii="Times Roman" w:hAnsi="Times Roman"/>
-          <w:sz w:val="26"/>
-          <w:szCs w:val="26"/>
-        </w:rPr>
-        <w:t xml:space="preserve">public </w:t>
-      </w:r>
-      <w:r>
-        <w:rPr>
-          <w:rFonts w:ascii="Times Roman" w:hAnsi="Times Roman"/>
-          <w:sz w:val="26"/>
-          <w:szCs w:val="26"/>
-        </w:rPr>
-        <w:t>abstract class DocumentFactory {</w:t>
-      </w:r>
-    </w:p>
-    <w:p>
-      <w:pPr>
-        <w:pStyle w:val="Default"/>
-        <w:spacing w:before="0" w:line="240" w:lineRule="auto"/>
-        <w:rPr>
-          <w:rFonts w:ascii="Times Roman" w:eastAsia="Times Roman" w:hAnsi="Times Roman" w:cs="Times Roman"/>
-          <w:sz w:val="26"/>
-          <w:szCs w:val="26"/>
-        </w:rPr>
-      </w:pPr>
-      <w:r>
-        <w:rPr>
-          <w:rFonts w:ascii="Times Roman" w:hAnsi="Times Roman"/>
-          <w:sz w:val="26"/>
-          <w:szCs w:val="26"/>
+        <w:bidi w:val="0"/>
+        <w:spacing w:before="0" w:line="240" w:lineRule="auto"/>
+        <w:ind w:left="0" w:right="0" w:firstLine="0"/>
+        <w:jc w:val="left"/>
+        <w:rPr>
+          <w:rFonts w:ascii="Times Roman" w:cs="Times Roman" w:hAnsi="Times Roman" w:eastAsia="Times Roman"/>
+          <w:sz w:val="26"/>
+          <w:szCs w:val="26"/>
+          <w:rtl w:val="0"/>
+        </w:rPr>
+      </w:pPr>
+    </w:p>
+    <w:p>
+      <w:pPr>
+        <w:pStyle w:val="Default"/>
+        <w:bidi w:val="0"/>
+        <w:spacing w:before="0" w:line="240" w:lineRule="auto"/>
+        <w:ind w:left="0" w:right="0" w:firstLine="0"/>
+        <w:jc w:val="left"/>
+        <w:rPr>
+          <w:rFonts w:ascii="Times Roman" w:cs="Times Roman" w:hAnsi="Times Roman" w:eastAsia="Times Roman"/>
+          <w:sz w:val="26"/>
+          <w:szCs w:val="26"/>
+          <w:rtl w:val="0"/>
+        </w:rPr>
+      </w:pPr>
+      <w:r>
+        <w:rPr>
+          <w:rFonts w:ascii="Times Roman" w:hAnsi="Times Roman"/>
+          <w:sz w:val="26"/>
+          <w:szCs w:val="26"/>
+          <w:rtl w:val="0"/>
+          <w:lang w:val="en-US"/>
+        </w:rPr>
+        <w:t>public abstract class DocumentFactory {</w:t>
+      </w:r>
+    </w:p>
+    <w:p>
+      <w:pPr>
+        <w:pStyle w:val="Default"/>
+        <w:bidi w:val="0"/>
+        <w:spacing w:before="0" w:line="240" w:lineRule="auto"/>
+        <w:ind w:left="0" w:right="0" w:firstLine="0"/>
+        <w:jc w:val="left"/>
+        <w:rPr>
+          <w:rFonts w:ascii="Times Roman" w:cs="Times Roman" w:hAnsi="Times Roman" w:eastAsia="Times Roman"/>
+          <w:sz w:val="26"/>
+          <w:szCs w:val="26"/>
+          <w:rtl w:val="0"/>
+        </w:rPr>
+      </w:pPr>
+      <w:r>
+        <w:rPr>
+          <w:rFonts w:ascii="Times Roman" w:hAnsi="Times Roman"/>
+          <w:sz w:val="26"/>
+          <w:szCs w:val="26"/>
+          <w:rtl w:val="0"/>
         </w:rPr>
         <w:t xml:space="preserve">    public abstract Document createDocument();</w:t>
       </w:r>
@@ -1044,18 +1308,23 @@
     <w:p>
       <w:pPr>
         <w:pStyle w:val="Default"/>
-        <w:spacing w:before="0" w:line="240" w:lineRule="auto"/>
-        <w:rPr>
-          <w:rFonts w:ascii="Times Roman" w:eastAsia="Times Roman" w:hAnsi="Times Roman" w:cs="Times Roman"/>
-          <w:sz w:val="26"/>
-          <w:szCs w:val="26"/>
-        </w:rPr>
-      </w:pPr>
-      <w:r>
-        <w:rPr>
-          <w:rFonts w:ascii="Times Roman" w:hAnsi="Times Roman"/>
-          <w:sz w:val="26"/>
-          <w:szCs w:val="26"/>
+        <w:bidi w:val="0"/>
+        <w:spacing w:before="0" w:line="240" w:lineRule="auto"/>
+        <w:ind w:left="0" w:right="0" w:firstLine="0"/>
+        <w:jc w:val="left"/>
+        <w:rPr>
+          <w:rFonts w:ascii="Times Roman" w:cs="Times Roman" w:hAnsi="Times Roman" w:eastAsia="Times Roman"/>
+          <w:sz w:val="26"/>
+          <w:szCs w:val="26"/>
+          <w:rtl w:val="0"/>
+        </w:rPr>
+      </w:pPr>
+      <w:r>
+        <w:rPr>
+          <w:rFonts w:ascii="Times Roman" w:hAnsi="Times Roman"/>
+          <w:sz w:val="26"/>
+          <w:szCs w:val="26"/>
+          <w:rtl w:val="0"/>
         </w:rPr>
         <w:t>}</w:t>
       </w:r>
@@ -1063,33 +1332,42 @@
     <w:p>
       <w:pPr>
         <w:pStyle w:val="Default"/>
-        <w:spacing w:before="0" w:line="240" w:lineRule="auto"/>
-        <w:rPr>
-          <w:rFonts w:ascii="Times Roman" w:eastAsia="Times Roman" w:hAnsi="Times Roman" w:cs="Times Roman"/>
-          <w:sz w:val="26"/>
-          <w:szCs w:val="26"/>
-        </w:rPr>
-      </w:pPr>
-    </w:p>
-    <w:p>
-      <w:pPr>
-        <w:pStyle w:val="Default"/>
-        <w:spacing w:before="0" w:line="240" w:lineRule="auto"/>
-        <w:rPr>
-          <w:rFonts w:ascii="Times Roman" w:eastAsia="Times Roman" w:hAnsi="Times Roman" w:cs="Times Roman"/>
-          <w:b/>
-          <w:bCs/>
+        <w:bidi w:val="0"/>
+        <w:spacing w:before="0" w:line="240" w:lineRule="auto"/>
+        <w:ind w:left="0" w:right="0" w:firstLine="0"/>
+        <w:jc w:val="left"/>
+        <w:rPr>
+          <w:rFonts w:ascii="Times Roman" w:cs="Times Roman" w:hAnsi="Times Roman" w:eastAsia="Times Roman"/>
+          <w:sz w:val="26"/>
+          <w:szCs w:val="26"/>
+          <w:rtl w:val="0"/>
+        </w:rPr>
+      </w:pPr>
+    </w:p>
+    <w:p>
+      <w:pPr>
+        <w:pStyle w:val="Default"/>
+        <w:bidi w:val="0"/>
+        <w:spacing w:before="0" w:line="240" w:lineRule="auto"/>
+        <w:ind w:left="0" w:right="0" w:firstLine="0"/>
+        <w:jc w:val="left"/>
+        <w:rPr>
+          <w:rFonts w:ascii="Times Roman" w:cs="Times Roman" w:hAnsi="Times Roman" w:eastAsia="Times Roman"/>
+          <w:b w:val="1"/>
+          <w:bCs w:val="1"/>
           <w:sz w:val="28"/>
           <w:szCs w:val="28"/>
-        </w:rPr>
-      </w:pPr>
-      <w:r>
-        <w:rPr>
-          <w:rFonts w:ascii="Times Roman" w:hAnsi="Times Roman"/>
-          <w:b/>
-          <w:bCs/>
+          <w:rtl w:val="0"/>
+        </w:rPr>
+      </w:pPr>
+      <w:r>
+        <w:rPr>
+          <w:rFonts w:ascii="Times Roman" w:hAnsi="Times Roman"/>
+          <w:b w:val="1"/>
+          <w:bCs w:val="1"/>
           <w:sz w:val="28"/>
           <w:szCs w:val="28"/>
+          <w:rtl w:val="0"/>
           <w:lang w:val="pt-PT"/>
         </w:rPr>
         <w:t>WordDocument.java</w:t>
@@ -1098,31 +1376,41 @@
     <w:p>
       <w:pPr>
         <w:pStyle w:val="Default"/>
-        <w:spacing w:before="0" w:line="240" w:lineRule="auto"/>
-        <w:rPr>
-          <w:rFonts w:ascii="Times Roman" w:eastAsia="Times Roman" w:hAnsi="Times Roman" w:cs="Times Roman"/>
-          <w:b/>
-          <w:bCs/>
+        <w:bidi w:val="0"/>
+        <w:spacing w:before="0" w:line="240" w:lineRule="auto"/>
+        <w:ind w:left="0" w:right="0" w:firstLine="0"/>
+        <w:jc w:val="left"/>
+        <w:rPr>
+          <w:rFonts w:ascii="Times Roman" w:cs="Times Roman" w:hAnsi="Times Roman" w:eastAsia="Times Roman"/>
+          <w:b w:val="1"/>
+          <w:bCs w:val="1"/>
           <w:sz w:val="28"/>
           <w:szCs w:val="28"/>
-        </w:rPr>
-      </w:pPr>
-    </w:p>
-    <w:p>
-      <w:pPr>
-        <w:pStyle w:val="Default"/>
-        <w:spacing w:before="0" w:line="240" w:lineRule="auto"/>
-        <w:rPr>
-          <w:rFonts w:ascii="Times Roman" w:eastAsia="Times Roman" w:hAnsi="Times Roman" w:cs="Times Roman"/>
-          <w:sz w:val="26"/>
-          <w:szCs w:val="26"/>
-        </w:rPr>
-      </w:pPr>
-      <w:r>
-        <w:rPr>
-          <w:rFonts w:ascii="Times Roman" w:hAnsi="Times Roman"/>
-          <w:sz w:val="26"/>
-          <w:szCs w:val="26"/>
+          <w:rtl w:val="0"/>
+        </w:rPr>
+      </w:pPr>
+    </w:p>
+    <w:p>
+      <w:pPr>
+        <w:pStyle w:val="Default"/>
+        <w:bidi w:val="0"/>
+        <w:spacing w:before="0" w:line="240" w:lineRule="auto"/>
+        <w:ind w:left="0" w:right="0" w:firstLine="0"/>
+        <w:jc w:val="left"/>
+        <w:rPr>
+          <w:rFonts w:ascii="Times Roman" w:cs="Times Roman" w:hAnsi="Times Roman" w:eastAsia="Times Roman"/>
+          <w:sz w:val="26"/>
+          <w:szCs w:val="26"/>
+          <w:rtl w:val="0"/>
+        </w:rPr>
+      </w:pPr>
+      <w:r>
+        <w:rPr>
+          <w:rFonts w:ascii="Times Roman" w:hAnsi="Times Roman"/>
+          <w:sz w:val="26"/>
+          <w:szCs w:val="26"/>
+          <w:rtl w:val="0"/>
+          <w:lang w:val="en-US"/>
         </w:rPr>
         <w:t>public class WordDocument implements Document {</w:t>
       </w:r>
@@ -1130,18 +1418,23 @@
     <w:p>
       <w:pPr>
         <w:pStyle w:val="Default"/>
-        <w:spacing w:before="0" w:line="240" w:lineRule="auto"/>
-        <w:rPr>
-          <w:rFonts w:ascii="Times Roman" w:eastAsia="Times Roman" w:hAnsi="Times Roman" w:cs="Times Roman"/>
-          <w:sz w:val="26"/>
-          <w:szCs w:val="26"/>
-        </w:rPr>
-      </w:pPr>
-      <w:r>
-        <w:rPr>
-          <w:rFonts w:ascii="Times Roman" w:hAnsi="Times Roman"/>
-          <w:sz w:val="26"/>
-          <w:szCs w:val="26"/>
+        <w:bidi w:val="0"/>
+        <w:spacing w:before="0" w:line="240" w:lineRule="auto"/>
+        <w:ind w:left="0" w:right="0" w:firstLine="0"/>
+        <w:jc w:val="left"/>
+        <w:rPr>
+          <w:rFonts w:ascii="Times Roman" w:cs="Times Roman" w:hAnsi="Times Roman" w:eastAsia="Times Roman"/>
+          <w:sz w:val="26"/>
+          <w:szCs w:val="26"/>
+          <w:rtl w:val="0"/>
+        </w:rPr>
+      </w:pPr>
+      <w:r>
+        <w:rPr>
+          <w:rFonts w:ascii="Times Roman" w:hAnsi="Times Roman"/>
+          <w:sz w:val="26"/>
+          <w:szCs w:val="26"/>
+          <w:rtl w:val="0"/>
         </w:rPr>
         <w:t xml:space="preserve">    @Override</w:t>
       </w:r>
@@ -1149,18 +1442,24 @@
     <w:p>
       <w:pPr>
         <w:pStyle w:val="Default"/>
-        <w:spacing w:before="0" w:line="240" w:lineRule="auto"/>
-        <w:rPr>
-          <w:rFonts w:ascii="Times Roman" w:eastAsia="Times Roman" w:hAnsi="Times Roman" w:cs="Times Roman"/>
-          <w:sz w:val="26"/>
-          <w:szCs w:val="26"/>
-        </w:rPr>
-      </w:pPr>
-      <w:r>
-        <w:rPr>
-          <w:rFonts w:ascii="Times Roman" w:hAnsi="Times Roman"/>
-          <w:sz w:val="26"/>
-          <w:szCs w:val="26"/>
+        <w:bidi w:val="0"/>
+        <w:spacing w:before="0" w:line="240" w:lineRule="auto"/>
+        <w:ind w:left="0" w:right="0" w:firstLine="0"/>
+        <w:jc w:val="left"/>
+        <w:rPr>
+          <w:rFonts w:ascii="Times Roman" w:cs="Times Roman" w:hAnsi="Times Roman" w:eastAsia="Times Roman"/>
+          <w:sz w:val="26"/>
+          <w:szCs w:val="26"/>
+          <w:rtl w:val="0"/>
+        </w:rPr>
+      </w:pPr>
+      <w:r>
+        <w:rPr>
+          <w:rFonts w:ascii="Times Roman" w:hAnsi="Times Roman"/>
+          <w:sz w:val="26"/>
+          <w:szCs w:val="26"/>
+          <w:rtl w:val="0"/>
+          <w:lang w:val="en-US"/>
         </w:rPr>
         <w:t xml:space="preserve">    public void open() {</w:t>
       </w:r>
@@ -1168,18 +1467,24 @@
     <w:p>
       <w:pPr>
         <w:pStyle w:val="Default"/>
-        <w:spacing w:before="0" w:line="240" w:lineRule="auto"/>
-        <w:rPr>
-          <w:rFonts w:ascii="Times Roman" w:eastAsia="Times Roman" w:hAnsi="Times Roman" w:cs="Times Roman"/>
-          <w:sz w:val="26"/>
-          <w:szCs w:val="26"/>
-        </w:rPr>
-      </w:pPr>
-      <w:r>
-        <w:rPr>
-          <w:rFonts w:ascii="Times Roman" w:hAnsi="Times Roman"/>
-          <w:sz w:val="26"/>
-          <w:szCs w:val="26"/>
+        <w:bidi w:val="0"/>
+        <w:spacing w:before="0" w:line="240" w:lineRule="auto"/>
+        <w:ind w:left="0" w:right="0" w:firstLine="0"/>
+        <w:jc w:val="left"/>
+        <w:rPr>
+          <w:rFonts w:ascii="Times Roman" w:cs="Times Roman" w:hAnsi="Times Roman" w:eastAsia="Times Roman"/>
+          <w:sz w:val="26"/>
+          <w:szCs w:val="26"/>
+          <w:rtl w:val="0"/>
+        </w:rPr>
+      </w:pPr>
+      <w:r>
+        <w:rPr>
+          <w:rFonts w:ascii="Times Roman" w:hAnsi="Times Roman"/>
+          <w:sz w:val="26"/>
+          <w:szCs w:val="26"/>
+          <w:rtl w:val="0"/>
+          <w:lang w:val="en-US"/>
         </w:rPr>
         <w:t xml:space="preserve">        System.out.println("Opening Word document");</w:t>
       </w:r>
@@ -1187,18 +1492,23 @@
     <w:p>
       <w:pPr>
         <w:pStyle w:val="Default"/>
-        <w:spacing w:before="0" w:line="240" w:lineRule="auto"/>
-        <w:rPr>
-          <w:rFonts w:ascii="Times Roman" w:eastAsia="Times Roman" w:hAnsi="Times Roman" w:cs="Times Roman"/>
-          <w:sz w:val="26"/>
-          <w:szCs w:val="26"/>
-        </w:rPr>
-      </w:pPr>
-      <w:r>
-        <w:rPr>
-          <w:rFonts w:ascii="Times Roman" w:hAnsi="Times Roman"/>
-          <w:sz w:val="26"/>
-          <w:szCs w:val="26"/>
+        <w:bidi w:val="0"/>
+        <w:spacing w:before="0" w:line="240" w:lineRule="auto"/>
+        <w:ind w:left="0" w:right="0" w:firstLine="0"/>
+        <w:jc w:val="left"/>
+        <w:rPr>
+          <w:rFonts w:ascii="Times Roman" w:cs="Times Roman" w:hAnsi="Times Roman" w:eastAsia="Times Roman"/>
+          <w:sz w:val="26"/>
+          <w:szCs w:val="26"/>
+          <w:rtl w:val="0"/>
+        </w:rPr>
+      </w:pPr>
+      <w:r>
+        <w:rPr>
+          <w:rFonts w:ascii="Times Roman" w:hAnsi="Times Roman"/>
+          <w:sz w:val="26"/>
+          <w:szCs w:val="26"/>
+          <w:rtl w:val="0"/>
         </w:rPr>
         <w:t xml:space="preserve">    }</w:t>
       </w:r>
@@ -1206,18 +1516,23 @@
     <w:p>
       <w:pPr>
         <w:pStyle w:val="Default"/>
-        <w:spacing w:before="0" w:line="240" w:lineRule="auto"/>
-        <w:rPr>
-          <w:rFonts w:ascii="Times Roman" w:eastAsia="Times Roman" w:hAnsi="Times Roman" w:cs="Times Roman"/>
-          <w:sz w:val="26"/>
-          <w:szCs w:val="26"/>
-        </w:rPr>
-      </w:pPr>
-      <w:r>
-        <w:rPr>
-          <w:rFonts w:ascii="Times Roman" w:hAnsi="Times Roman"/>
-          <w:sz w:val="26"/>
-          <w:szCs w:val="26"/>
+        <w:bidi w:val="0"/>
+        <w:spacing w:before="0" w:line="240" w:lineRule="auto"/>
+        <w:ind w:left="0" w:right="0" w:firstLine="0"/>
+        <w:jc w:val="left"/>
+        <w:rPr>
+          <w:rFonts w:ascii="Times Roman" w:cs="Times Roman" w:hAnsi="Times Roman" w:eastAsia="Times Roman"/>
+          <w:sz w:val="26"/>
+          <w:szCs w:val="26"/>
+          <w:rtl w:val="0"/>
+        </w:rPr>
+      </w:pPr>
+      <w:r>
+        <w:rPr>
+          <w:rFonts w:ascii="Times Roman" w:hAnsi="Times Roman"/>
+          <w:sz w:val="26"/>
+          <w:szCs w:val="26"/>
+          <w:rtl w:val="0"/>
         </w:rPr>
         <w:t>}</w:t>
       </w:r>
@@ -1225,33 +1540,42 @@
     <w:p>
       <w:pPr>
         <w:pStyle w:val="Default"/>
-        <w:spacing w:before="0" w:line="240" w:lineRule="auto"/>
-        <w:rPr>
-          <w:rFonts w:ascii="Times Roman" w:eastAsia="Times Roman" w:hAnsi="Times Roman" w:cs="Times Roman"/>
-          <w:sz w:val="26"/>
-          <w:szCs w:val="26"/>
-        </w:rPr>
-      </w:pPr>
-    </w:p>
-    <w:p>
-      <w:pPr>
-        <w:pStyle w:val="Default"/>
-        <w:spacing w:before="0" w:line="240" w:lineRule="auto"/>
-        <w:rPr>
-          <w:rFonts w:ascii="Times Roman" w:eastAsia="Times Roman" w:hAnsi="Times Roman" w:cs="Times Roman"/>
-          <w:b/>
-          <w:bCs/>
+        <w:bidi w:val="0"/>
+        <w:spacing w:before="0" w:line="240" w:lineRule="auto"/>
+        <w:ind w:left="0" w:right="0" w:firstLine="0"/>
+        <w:jc w:val="left"/>
+        <w:rPr>
+          <w:rFonts w:ascii="Times Roman" w:cs="Times Roman" w:hAnsi="Times Roman" w:eastAsia="Times Roman"/>
+          <w:sz w:val="26"/>
+          <w:szCs w:val="26"/>
+          <w:rtl w:val="0"/>
+        </w:rPr>
+      </w:pPr>
+    </w:p>
+    <w:p>
+      <w:pPr>
+        <w:pStyle w:val="Default"/>
+        <w:bidi w:val="0"/>
+        <w:spacing w:before="0" w:line="240" w:lineRule="auto"/>
+        <w:ind w:left="0" w:right="0" w:firstLine="0"/>
+        <w:jc w:val="left"/>
+        <w:rPr>
+          <w:rFonts w:ascii="Times Roman" w:cs="Times Roman" w:hAnsi="Times Roman" w:eastAsia="Times Roman"/>
+          <w:b w:val="1"/>
+          <w:bCs w:val="1"/>
           <w:sz w:val="28"/>
           <w:szCs w:val="28"/>
-        </w:rPr>
-      </w:pPr>
-      <w:r>
-        <w:rPr>
-          <w:rFonts w:ascii="Times Roman" w:hAnsi="Times Roman"/>
-          <w:b/>
-          <w:bCs/>
+          <w:rtl w:val="0"/>
+        </w:rPr>
+      </w:pPr>
+      <w:r>
+        <w:rPr>
+          <w:rFonts w:ascii="Times Roman" w:hAnsi="Times Roman"/>
+          <w:b w:val="1"/>
+          <w:bCs w:val="1"/>
           <w:sz w:val="28"/>
           <w:szCs w:val="28"/>
+          <w:rtl w:val="0"/>
           <w:lang w:val="pt-PT"/>
         </w:rPr>
         <w:t>PdfDocument.java</w:t>
@@ -1260,29 +1584,38 @@
     <w:p>
       <w:pPr>
         <w:pStyle w:val="Default"/>
-        <w:spacing w:before="0" w:line="240" w:lineRule="auto"/>
-        <w:rPr>
-          <w:rFonts w:ascii="Times Roman" w:eastAsia="Times Roman" w:hAnsi="Times Roman" w:cs="Times Roman"/>
-          <w:sz w:val="26"/>
-          <w:szCs w:val="26"/>
-        </w:rPr>
-      </w:pPr>
-    </w:p>
-    <w:p>
-      <w:pPr>
-        <w:pStyle w:val="Default"/>
-        <w:spacing w:before="0" w:line="240" w:lineRule="auto"/>
-        <w:rPr>
-          <w:rFonts w:ascii="Times Roman" w:eastAsia="Times Roman" w:hAnsi="Times Roman" w:cs="Times Roman"/>
-          <w:sz w:val="26"/>
-          <w:szCs w:val="26"/>
-        </w:rPr>
-      </w:pPr>
-      <w:r>
-        <w:rPr>
-          <w:rFonts w:ascii="Times Roman" w:hAnsi="Times Roman"/>
-          <w:sz w:val="26"/>
-          <w:szCs w:val="26"/>
+        <w:bidi w:val="0"/>
+        <w:spacing w:before="0" w:line="240" w:lineRule="auto"/>
+        <w:ind w:left="0" w:right="0" w:firstLine="0"/>
+        <w:jc w:val="left"/>
+        <w:rPr>
+          <w:rFonts w:ascii="Times Roman" w:cs="Times Roman" w:hAnsi="Times Roman" w:eastAsia="Times Roman"/>
+          <w:sz w:val="26"/>
+          <w:szCs w:val="26"/>
+          <w:rtl w:val="0"/>
+        </w:rPr>
+      </w:pPr>
+    </w:p>
+    <w:p>
+      <w:pPr>
+        <w:pStyle w:val="Default"/>
+        <w:bidi w:val="0"/>
+        <w:spacing w:before="0" w:line="240" w:lineRule="auto"/>
+        <w:ind w:left="0" w:right="0" w:firstLine="0"/>
+        <w:jc w:val="left"/>
+        <w:rPr>
+          <w:rFonts w:ascii="Times Roman" w:cs="Times Roman" w:hAnsi="Times Roman" w:eastAsia="Times Roman"/>
+          <w:sz w:val="26"/>
+          <w:szCs w:val="26"/>
+          <w:rtl w:val="0"/>
+        </w:rPr>
+      </w:pPr>
+      <w:r>
+        <w:rPr>
+          <w:rFonts w:ascii="Times Roman" w:hAnsi="Times Roman"/>
+          <w:sz w:val="26"/>
+          <w:szCs w:val="26"/>
+          <w:rtl w:val="0"/>
           <w:lang w:val="fr-FR"/>
         </w:rPr>
         <w:t>public class PdfDocument implements Document {</w:t>
@@ -1291,18 +1624,23 @@
     <w:p>
       <w:pPr>
         <w:pStyle w:val="Default"/>
-        <w:spacing w:before="0" w:line="240" w:lineRule="auto"/>
-        <w:rPr>
-          <w:rFonts w:ascii="Times Roman" w:eastAsia="Times Roman" w:hAnsi="Times Roman" w:cs="Times Roman"/>
-          <w:sz w:val="26"/>
-          <w:szCs w:val="26"/>
-        </w:rPr>
-      </w:pPr>
-      <w:r>
-        <w:rPr>
-          <w:rFonts w:ascii="Times Roman" w:hAnsi="Times Roman"/>
-          <w:sz w:val="26"/>
-          <w:szCs w:val="26"/>
+        <w:bidi w:val="0"/>
+        <w:spacing w:before="0" w:line="240" w:lineRule="auto"/>
+        <w:ind w:left="0" w:right="0" w:firstLine="0"/>
+        <w:jc w:val="left"/>
+        <w:rPr>
+          <w:rFonts w:ascii="Times Roman" w:cs="Times Roman" w:hAnsi="Times Roman" w:eastAsia="Times Roman"/>
+          <w:sz w:val="26"/>
+          <w:szCs w:val="26"/>
+          <w:rtl w:val="0"/>
+        </w:rPr>
+      </w:pPr>
+      <w:r>
+        <w:rPr>
+          <w:rFonts w:ascii="Times Roman" w:hAnsi="Times Roman"/>
+          <w:sz w:val="26"/>
+          <w:szCs w:val="26"/>
+          <w:rtl w:val="0"/>
         </w:rPr>
         <w:t xml:space="preserve">    @Override</w:t>
       </w:r>
@@ -1310,18 +1648,24 @@
     <w:p>
       <w:pPr>
         <w:pStyle w:val="Default"/>
-        <w:spacing w:before="0" w:line="240" w:lineRule="auto"/>
-        <w:rPr>
-          <w:rFonts w:ascii="Times Roman" w:eastAsia="Times Roman" w:hAnsi="Times Roman" w:cs="Times Roman"/>
-          <w:sz w:val="26"/>
-          <w:szCs w:val="26"/>
-        </w:rPr>
-      </w:pPr>
-      <w:r>
-        <w:rPr>
-          <w:rFonts w:ascii="Times Roman" w:hAnsi="Times Roman"/>
-          <w:sz w:val="26"/>
-          <w:szCs w:val="26"/>
+        <w:bidi w:val="0"/>
+        <w:spacing w:before="0" w:line="240" w:lineRule="auto"/>
+        <w:ind w:left="0" w:right="0" w:firstLine="0"/>
+        <w:jc w:val="left"/>
+        <w:rPr>
+          <w:rFonts w:ascii="Times Roman" w:cs="Times Roman" w:hAnsi="Times Roman" w:eastAsia="Times Roman"/>
+          <w:sz w:val="26"/>
+          <w:szCs w:val="26"/>
+          <w:rtl w:val="0"/>
+        </w:rPr>
+      </w:pPr>
+      <w:r>
+        <w:rPr>
+          <w:rFonts w:ascii="Times Roman" w:hAnsi="Times Roman"/>
+          <w:sz w:val="26"/>
+          <w:szCs w:val="26"/>
+          <w:rtl w:val="0"/>
+          <w:lang w:val="en-US"/>
         </w:rPr>
         <w:t xml:space="preserve">    public void open() {</w:t>
       </w:r>
@@ -1329,18 +1673,24 @@
     <w:p>
       <w:pPr>
         <w:pStyle w:val="Default"/>
-        <w:spacing w:before="0" w:line="240" w:lineRule="auto"/>
-        <w:rPr>
-          <w:rFonts w:ascii="Times Roman" w:eastAsia="Times Roman" w:hAnsi="Times Roman" w:cs="Times Roman"/>
-          <w:sz w:val="26"/>
-          <w:szCs w:val="26"/>
-        </w:rPr>
-      </w:pPr>
-      <w:r>
-        <w:rPr>
-          <w:rFonts w:ascii="Times Roman" w:hAnsi="Times Roman"/>
-          <w:sz w:val="26"/>
-          <w:szCs w:val="26"/>
+        <w:bidi w:val="0"/>
+        <w:spacing w:before="0" w:line="240" w:lineRule="auto"/>
+        <w:ind w:left="0" w:right="0" w:firstLine="0"/>
+        <w:jc w:val="left"/>
+        <w:rPr>
+          <w:rFonts w:ascii="Times Roman" w:cs="Times Roman" w:hAnsi="Times Roman" w:eastAsia="Times Roman"/>
+          <w:sz w:val="26"/>
+          <w:szCs w:val="26"/>
+          <w:rtl w:val="0"/>
+        </w:rPr>
+      </w:pPr>
+      <w:r>
+        <w:rPr>
+          <w:rFonts w:ascii="Times Roman" w:hAnsi="Times Roman"/>
+          <w:sz w:val="26"/>
+          <w:szCs w:val="26"/>
+          <w:rtl w:val="0"/>
+          <w:lang w:val="en-US"/>
         </w:rPr>
         <w:t xml:space="preserve">        System.out.println("Opening PDF document");</w:t>
       </w:r>
@@ -1348,18 +1698,23 @@
     <w:p>
       <w:pPr>
         <w:pStyle w:val="Default"/>
-        <w:spacing w:before="0" w:line="240" w:lineRule="auto"/>
-        <w:rPr>
-          <w:rFonts w:ascii="Times Roman" w:eastAsia="Times Roman" w:hAnsi="Times Roman" w:cs="Times Roman"/>
-          <w:sz w:val="26"/>
-          <w:szCs w:val="26"/>
-        </w:rPr>
-      </w:pPr>
-      <w:r>
-        <w:rPr>
-          <w:rFonts w:ascii="Times Roman" w:hAnsi="Times Roman"/>
-          <w:sz w:val="26"/>
-          <w:szCs w:val="26"/>
+        <w:bidi w:val="0"/>
+        <w:spacing w:before="0" w:line="240" w:lineRule="auto"/>
+        <w:ind w:left="0" w:right="0" w:firstLine="0"/>
+        <w:jc w:val="left"/>
+        <w:rPr>
+          <w:rFonts w:ascii="Times Roman" w:cs="Times Roman" w:hAnsi="Times Roman" w:eastAsia="Times Roman"/>
+          <w:sz w:val="26"/>
+          <w:szCs w:val="26"/>
+          <w:rtl w:val="0"/>
+        </w:rPr>
+      </w:pPr>
+      <w:r>
+        <w:rPr>
+          <w:rFonts w:ascii="Times Roman" w:hAnsi="Times Roman"/>
+          <w:sz w:val="26"/>
+          <w:szCs w:val="26"/>
+          <w:rtl w:val="0"/>
         </w:rPr>
         <w:t xml:space="preserve">    }</w:t>
       </w:r>
@@ -1367,18 +1722,23 @@
     <w:p>
       <w:pPr>
         <w:pStyle w:val="Default"/>
-        <w:spacing w:before="0" w:line="240" w:lineRule="auto"/>
-        <w:rPr>
-          <w:rFonts w:ascii="Times Roman" w:eastAsia="Times Roman" w:hAnsi="Times Roman" w:cs="Times Roman"/>
-          <w:sz w:val="26"/>
-          <w:szCs w:val="26"/>
-        </w:rPr>
-      </w:pPr>
-      <w:r>
-        <w:rPr>
-          <w:rFonts w:ascii="Times Roman" w:hAnsi="Times Roman"/>
-          <w:sz w:val="26"/>
-          <w:szCs w:val="26"/>
+        <w:bidi w:val="0"/>
+        <w:spacing w:before="0" w:line="240" w:lineRule="auto"/>
+        <w:ind w:left="0" w:right="0" w:firstLine="0"/>
+        <w:jc w:val="left"/>
+        <w:rPr>
+          <w:rFonts w:ascii="Times Roman" w:cs="Times Roman" w:hAnsi="Times Roman" w:eastAsia="Times Roman"/>
+          <w:sz w:val="26"/>
+          <w:szCs w:val="26"/>
+          <w:rtl w:val="0"/>
+        </w:rPr>
+      </w:pPr>
+      <w:r>
+        <w:rPr>
+          <w:rFonts w:ascii="Times Roman" w:hAnsi="Times Roman"/>
+          <w:sz w:val="26"/>
+          <w:szCs w:val="26"/>
+          <w:rtl w:val="0"/>
         </w:rPr>
         <w:t>}</w:t>
       </w:r>
@@ -1386,35 +1746,44 @@
     <w:p>
       <w:pPr>
         <w:pStyle w:val="Default"/>
-        <w:spacing w:before="0" w:line="240" w:lineRule="auto"/>
-        <w:rPr>
-          <w:rFonts w:ascii="Times Roman" w:eastAsia="Times Roman" w:hAnsi="Times Roman" w:cs="Times Roman"/>
-          <w:b/>
-          <w:bCs/>
+        <w:bidi w:val="0"/>
+        <w:spacing w:before="0" w:line="240" w:lineRule="auto"/>
+        <w:ind w:left="0" w:right="0" w:firstLine="0"/>
+        <w:jc w:val="left"/>
+        <w:rPr>
+          <w:rFonts w:ascii="Times Roman" w:cs="Times Roman" w:hAnsi="Times Roman" w:eastAsia="Times Roman"/>
+          <w:b w:val="1"/>
+          <w:bCs w:val="1"/>
           <w:sz w:val="28"/>
           <w:szCs w:val="28"/>
-        </w:rPr>
-      </w:pPr>
-    </w:p>
-    <w:p>
-      <w:pPr>
-        <w:pStyle w:val="Default"/>
-        <w:spacing w:before="0" w:line="240" w:lineRule="auto"/>
-        <w:rPr>
-          <w:rFonts w:ascii="Times Roman" w:eastAsia="Times Roman" w:hAnsi="Times Roman" w:cs="Times Roman"/>
-          <w:b/>
-          <w:bCs/>
+          <w:rtl w:val="0"/>
+        </w:rPr>
+      </w:pPr>
+    </w:p>
+    <w:p>
+      <w:pPr>
+        <w:pStyle w:val="Default"/>
+        <w:bidi w:val="0"/>
+        <w:spacing w:before="0" w:line="240" w:lineRule="auto"/>
+        <w:ind w:left="0" w:right="0" w:firstLine="0"/>
+        <w:jc w:val="left"/>
+        <w:rPr>
+          <w:rFonts w:ascii="Times Roman" w:cs="Times Roman" w:hAnsi="Times Roman" w:eastAsia="Times Roman"/>
+          <w:b w:val="1"/>
+          <w:bCs w:val="1"/>
           <w:sz w:val="28"/>
           <w:szCs w:val="28"/>
-        </w:rPr>
-      </w:pPr>
-      <w:r>
-        <w:rPr>
-          <w:rFonts w:ascii="Times Roman" w:hAnsi="Times Roman"/>
-          <w:b/>
-          <w:bCs/>
+          <w:rtl w:val="0"/>
+        </w:rPr>
+      </w:pPr>
+      <w:r>
+        <w:rPr>
+          <w:rFonts w:ascii="Times Roman" w:hAnsi="Times Roman"/>
+          <w:b w:val="1"/>
+          <w:bCs w:val="1"/>
           <w:sz w:val="28"/>
           <w:szCs w:val="28"/>
+          <w:rtl w:val="0"/>
           <w:lang w:val="pt-PT"/>
         </w:rPr>
         <w:t>ExcelDocument.java</w:t>
@@ -1423,31 +1792,41 @@
     <w:p>
       <w:pPr>
         <w:pStyle w:val="Default"/>
-        <w:spacing w:before="0" w:line="240" w:lineRule="auto"/>
-        <w:rPr>
-          <w:rFonts w:ascii="Times Roman" w:eastAsia="Times Roman" w:hAnsi="Times Roman" w:cs="Times Roman"/>
-          <w:b/>
-          <w:bCs/>
+        <w:bidi w:val="0"/>
+        <w:spacing w:before="0" w:line="240" w:lineRule="auto"/>
+        <w:ind w:left="0" w:right="0" w:firstLine="0"/>
+        <w:jc w:val="left"/>
+        <w:rPr>
+          <w:rFonts w:ascii="Times Roman" w:cs="Times Roman" w:hAnsi="Times Roman" w:eastAsia="Times Roman"/>
+          <w:b w:val="1"/>
+          <w:bCs w:val="1"/>
           <w:sz w:val="28"/>
           <w:szCs w:val="28"/>
-        </w:rPr>
-      </w:pPr>
-    </w:p>
-    <w:p>
-      <w:pPr>
-        <w:pStyle w:val="Default"/>
-        <w:spacing w:before="0" w:line="240" w:lineRule="auto"/>
-        <w:rPr>
-          <w:rFonts w:ascii="Times Roman" w:eastAsia="Times Roman" w:hAnsi="Times Roman" w:cs="Times Roman"/>
-          <w:sz w:val="26"/>
-          <w:szCs w:val="26"/>
-        </w:rPr>
-      </w:pPr>
-      <w:r>
-        <w:rPr>
-          <w:rFonts w:ascii="Times Roman" w:hAnsi="Times Roman"/>
-          <w:sz w:val="26"/>
-          <w:szCs w:val="26"/>
+          <w:rtl w:val="0"/>
+        </w:rPr>
+      </w:pPr>
+    </w:p>
+    <w:p>
+      <w:pPr>
+        <w:pStyle w:val="Default"/>
+        <w:bidi w:val="0"/>
+        <w:spacing w:before="0" w:line="240" w:lineRule="auto"/>
+        <w:ind w:left="0" w:right="0" w:firstLine="0"/>
+        <w:jc w:val="left"/>
+        <w:rPr>
+          <w:rFonts w:ascii="Times Roman" w:cs="Times Roman" w:hAnsi="Times Roman" w:eastAsia="Times Roman"/>
+          <w:sz w:val="26"/>
+          <w:szCs w:val="26"/>
+          <w:rtl w:val="0"/>
+        </w:rPr>
+      </w:pPr>
+      <w:r>
+        <w:rPr>
+          <w:rFonts w:ascii="Times Roman" w:hAnsi="Times Roman"/>
+          <w:sz w:val="26"/>
+          <w:szCs w:val="26"/>
+          <w:rtl w:val="0"/>
+          <w:lang w:val="en-US"/>
         </w:rPr>
         <w:t>public class ExcelDocument implements Document {</w:t>
       </w:r>
@@ -1455,18 +1834,23 @@
     <w:p>
       <w:pPr>
         <w:pStyle w:val="Default"/>
-        <w:spacing w:before="0" w:line="240" w:lineRule="auto"/>
-        <w:rPr>
-          <w:rFonts w:ascii="Times Roman" w:eastAsia="Times Roman" w:hAnsi="Times Roman" w:cs="Times Roman"/>
-          <w:sz w:val="26"/>
-          <w:szCs w:val="26"/>
-        </w:rPr>
-      </w:pPr>
-      <w:r>
-        <w:rPr>
-          <w:rFonts w:ascii="Times Roman" w:hAnsi="Times Roman"/>
-          <w:sz w:val="26"/>
-          <w:szCs w:val="26"/>
+        <w:bidi w:val="0"/>
+        <w:spacing w:before="0" w:line="240" w:lineRule="auto"/>
+        <w:ind w:left="0" w:right="0" w:firstLine="0"/>
+        <w:jc w:val="left"/>
+        <w:rPr>
+          <w:rFonts w:ascii="Times Roman" w:cs="Times Roman" w:hAnsi="Times Roman" w:eastAsia="Times Roman"/>
+          <w:sz w:val="26"/>
+          <w:szCs w:val="26"/>
+          <w:rtl w:val="0"/>
+        </w:rPr>
+      </w:pPr>
+      <w:r>
+        <w:rPr>
+          <w:rFonts w:ascii="Times Roman" w:hAnsi="Times Roman"/>
+          <w:sz w:val="26"/>
+          <w:szCs w:val="26"/>
+          <w:rtl w:val="0"/>
         </w:rPr>
         <w:t xml:space="preserve">    @Override</w:t>
       </w:r>
@@ -1474,18 +1858,24 @@
     <w:p>
       <w:pPr>
         <w:pStyle w:val="Default"/>
-        <w:spacing w:before="0" w:line="240" w:lineRule="auto"/>
-        <w:rPr>
-          <w:rFonts w:ascii="Times Roman" w:eastAsia="Times Roman" w:hAnsi="Times Roman" w:cs="Times Roman"/>
-          <w:sz w:val="26"/>
-          <w:szCs w:val="26"/>
-        </w:rPr>
-      </w:pPr>
-      <w:r>
-        <w:rPr>
-          <w:rFonts w:ascii="Times Roman" w:hAnsi="Times Roman"/>
-          <w:sz w:val="26"/>
-          <w:szCs w:val="26"/>
+        <w:bidi w:val="0"/>
+        <w:spacing w:before="0" w:line="240" w:lineRule="auto"/>
+        <w:ind w:left="0" w:right="0" w:firstLine="0"/>
+        <w:jc w:val="left"/>
+        <w:rPr>
+          <w:rFonts w:ascii="Times Roman" w:cs="Times Roman" w:hAnsi="Times Roman" w:eastAsia="Times Roman"/>
+          <w:sz w:val="26"/>
+          <w:szCs w:val="26"/>
+          <w:rtl w:val="0"/>
+        </w:rPr>
+      </w:pPr>
+      <w:r>
+        <w:rPr>
+          <w:rFonts w:ascii="Times Roman" w:hAnsi="Times Roman"/>
+          <w:sz w:val="26"/>
+          <w:szCs w:val="26"/>
+          <w:rtl w:val="0"/>
+          <w:lang w:val="en-US"/>
         </w:rPr>
         <w:t xml:space="preserve">    public void open() {</w:t>
       </w:r>
@@ -1493,18 +1883,24 @@
     <w:p>
       <w:pPr>
         <w:pStyle w:val="Default"/>
-        <w:spacing w:before="0" w:line="240" w:lineRule="auto"/>
-        <w:rPr>
-          <w:rFonts w:ascii="Times Roman" w:eastAsia="Times Roman" w:hAnsi="Times Roman" w:cs="Times Roman"/>
-          <w:sz w:val="26"/>
-          <w:szCs w:val="26"/>
-        </w:rPr>
-      </w:pPr>
-      <w:r>
-        <w:rPr>
-          <w:rFonts w:ascii="Times Roman" w:hAnsi="Times Roman"/>
-          <w:sz w:val="26"/>
-          <w:szCs w:val="26"/>
+        <w:bidi w:val="0"/>
+        <w:spacing w:before="0" w:line="240" w:lineRule="auto"/>
+        <w:ind w:left="0" w:right="0" w:firstLine="0"/>
+        <w:jc w:val="left"/>
+        <w:rPr>
+          <w:rFonts w:ascii="Times Roman" w:cs="Times Roman" w:hAnsi="Times Roman" w:eastAsia="Times Roman"/>
+          <w:sz w:val="26"/>
+          <w:szCs w:val="26"/>
+          <w:rtl w:val="0"/>
+        </w:rPr>
+      </w:pPr>
+      <w:r>
+        <w:rPr>
+          <w:rFonts w:ascii="Times Roman" w:hAnsi="Times Roman"/>
+          <w:sz w:val="26"/>
+          <w:szCs w:val="26"/>
+          <w:rtl w:val="0"/>
+          <w:lang w:val="en-US"/>
         </w:rPr>
         <w:t xml:space="preserve">        System.out.println("Opening Excel document");</w:t>
       </w:r>
@@ -1512,18 +1908,23 @@
     <w:p>
       <w:pPr>
         <w:pStyle w:val="Default"/>
-        <w:spacing w:before="0" w:line="240" w:lineRule="auto"/>
-        <w:rPr>
-          <w:rFonts w:ascii="Times Roman" w:eastAsia="Times Roman" w:hAnsi="Times Roman" w:cs="Times Roman"/>
-          <w:sz w:val="26"/>
-          <w:szCs w:val="26"/>
-        </w:rPr>
-      </w:pPr>
-      <w:r>
-        <w:rPr>
-          <w:rFonts w:ascii="Times Roman" w:hAnsi="Times Roman"/>
-          <w:sz w:val="26"/>
-          <w:szCs w:val="26"/>
+        <w:bidi w:val="0"/>
+        <w:spacing w:before="0" w:line="240" w:lineRule="auto"/>
+        <w:ind w:left="0" w:right="0" w:firstLine="0"/>
+        <w:jc w:val="left"/>
+        <w:rPr>
+          <w:rFonts w:ascii="Times Roman" w:cs="Times Roman" w:hAnsi="Times Roman" w:eastAsia="Times Roman"/>
+          <w:sz w:val="26"/>
+          <w:szCs w:val="26"/>
+          <w:rtl w:val="0"/>
+        </w:rPr>
+      </w:pPr>
+      <w:r>
+        <w:rPr>
+          <w:rFonts w:ascii="Times Roman" w:hAnsi="Times Roman"/>
+          <w:sz w:val="26"/>
+          <w:szCs w:val="26"/>
+          <w:rtl w:val="0"/>
         </w:rPr>
         <w:t xml:space="preserve">    }</w:t>
       </w:r>
@@ -1531,18 +1932,23 @@
     <w:p>
       <w:pPr>
         <w:pStyle w:val="Default"/>
-        <w:spacing w:before="0" w:line="240" w:lineRule="auto"/>
-        <w:rPr>
-          <w:rFonts w:ascii="Times Roman" w:eastAsia="Times Roman" w:hAnsi="Times Roman" w:cs="Times Roman"/>
-          <w:sz w:val="26"/>
-          <w:szCs w:val="26"/>
-        </w:rPr>
-      </w:pPr>
-      <w:r>
-        <w:rPr>
-          <w:rFonts w:ascii="Times Roman" w:hAnsi="Times Roman"/>
-          <w:sz w:val="26"/>
-          <w:szCs w:val="26"/>
+        <w:bidi w:val="0"/>
+        <w:spacing w:before="0" w:line="240" w:lineRule="auto"/>
+        <w:ind w:left="0" w:right="0" w:firstLine="0"/>
+        <w:jc w:val="left"/>
+        <w:rPr>
+          <w:rFonts w:ascii="Times Roman" w:cs="Times Roman" w:hAnsi="Times Roman" w:eastAsia="Times Roman"/>
+          <w:sz w:val="26"/>
+          <w:szCs w:val="26"/>
+          <w:rtl w:val="0"/>
+        </w:rPr>
+      </w:pPr>
+      <w:r>
+        <w:rPr>
+          <w:rFonts w:ascii="Times Roman" w:hAnsi="Times Roman"/>
+          <w:sz w:val="26"/>
+          <w:szCs w:val="26"/>
+          <w:rtl w:val="0"/>
         </w:rPr>
         <w:t>}</w:t>
       </w:r>
@@ -1550,13 +1956,24 @@
     <w:p>
       <w:pPr>
         <w:pStyle w:val="Default"/>
-        <w:spacing w:before="0" w:line="240" w:lineRule="auto"/>
-      </w:pPr>
-      <w:r>
-        <w:rPr>
-          <w:rFonts w:ascii="Arial Unicode MS" w:hAnsi="Arial Unicode MS"/>
-          <w:sz w:val="26"/>
-          <w:szCs w:val="26"/>
+        <w:bidi w:val="0"/>
+        <w:spacing w:before="0" w:line="240" w:lineRule="auto"/>
+        <w:ind w:left="0" w:right="0" w:firstLine="0"/>
+        <w:jc w:val="left"/>
+        <w:rPr>
+          <w:rtl w:val="0"/>
+        </w:rPr>
+      </w:pPr>
+      <w:r>
+        <w:rPr>
+          <w:rFonts w:ascii="Arial Unicode MS" w:cs="Arial Unicode MS" w:hAnsi="Arial Unicode MS" w:eastAsia="Arial Unicode MS"/>
+          <w:b w:val="0"/>
+          <w:bCs w:val="0"/>
+          <w:i w:val="0"/>
+          <w:iCs w:val="0"/>
+          <w:sz w:val="26"/>
+          <w:szCs w:val="26"/>
+          <w:rtl w:val="0"/>
         </w:rPr>
         <w:br w:type="page"/>
       </w:r>
@@ -1564,33 +1981,43 @@
     <w:p>
       <w:pPr>
         <w:pStyle w:val="Default"/>
-        <w:spacing w:before="0" w:line="240" w:lineRule="auto"/>
-        <w:rPr>
-          <w:rFonts w:ascii="Helvetica" w:eastAsia="Helvetica" w:hAnsi="Helvetica" w:cs="Helvetica"/>
-          <w:sz w:val="26"/>
-          <w:szCs w:val="26"/>
-        </w:rPr>
-      </w:pPr>
-    </w:p>
-    <w:p>
-      <w:pPr>
-        <w:pStyle w:val="Default"/>
-        <w:spacing w:before="0" w:line="240" w:lineRule="auto"/>
-        <w:rPr>
-          <w:rFonts w:ascii="Times Roman" w:eastAsia="Times Roman" w:hAnsi="Times Roman" w:cs="Times Roman"/>
-          <w:b/>
-          <w:bCs/>
+        <w:bidi w:val="0"/>
+        <w:spacing w:before="0" w:line="240" w:lineRule="auto"/>
+        <w:ind w:left="0" w:right="0" w:firstLine="0"/>
+        <w:jc w:val="left"/>
+        <w:rPr>
+          <w:rFonts w:ascii="Helvetica" w:cs="Helvetica" w:hAnsi="Helvetica" w:eastAsia="Helvetica"/>
+          <w:sz w:val="26"/>
+          <w:szCs w:val="26"/>
+          <w:rtl w:val="0"/>
+        </w:rPr>
+      </w:pPr>
+    </w:p>
+    <w:p>
+      <w:pPr>
+        <w:pStyle w:val="Default"/>
+        <w:bidi w:val="0"/>
+        <w:spacing w:before="0" w:line="240" w:lineRule="auto"/>
+        <w:ind w:left="0" w:right="0" w:firstLine="0"/>
+        <w:jc w:val="left"/>
+        <w:rPr>
+          <w:rFonts w:ascii="Times Roman" w:cs="Times Roman" w:hAnsi="Times Roman" w:eastAsia="Times Roman"/>
+          <w:b w:val="1"/>
+          <w:bCs w:val="1"/>
           <w:sz w:val="28"/>
           <w:szCs w:val="28"/>
-        </w:rPr>
-      </w:pPr>
-      <w:r>
-        <w:rPr>
-          <w:rFonts w:ascii="Times Roman" w:hAnsi="Times Roman"/>
-          <w:b/>
-          <w:bCs/>
+          <w:rtl w:val="0"/>
+        </w:rPr>
+      </w:pPr>
+      <w:r>
+        <w:rPr>
+          <w:rFonts w:ascii="Times Roman" w:hAnsi="Times Roman"/>
+          <w:b w:val="1"/>
+          <w:bCs w:val="1"/>
           <w:sz w:val="28"/>
           <w:szCs w:val="28"/>
+          <w:rtl w:val="0"/>
+          <w:lang w:val="en-US"/>
         </w:rPr>
         <w:t>WordFactory.java</w:t>
       </w:r>
@@ -1598,31 +2025,41 @@
     <w:p>
       <w:pPr>
         <w:pStyle w:val="Default"/>
-        <w:spacing w:before="0" w:line="240" w:lineRule="auto"/>
-        <w:rPr>
-          <w:rFonts w:ascii="Times Roman" w:eastAsia="Times Roman" w:hAnsi="Times Roman" w:cs="Times Roman"/>
-          <w:b/>
-          <w:bCs/>
+        <w:bidi w:val="0"/>
+        <w:spacing w:before="0" w:line="240" w:lineRule="auto"/>
+        <w:ind w:left="0" w:right="0" w:firstLine="0"/>
+        <w:jc w:val="left"/>
+        <w:rPr>
+          <w:rFonts w:ascii="Times Roman" w:cs="Times Roman" w:hAnsi="Times Roman" w:eastAsia="Times Roman"/>
+          <w:b w:val="1"/>
+          <w:bCs w:val="1"/>
           <w:sz w:val="28"/>
           <w:szCs w:val="28"/>
-        </w:rPr>
-      </w:pPr>
-    </w:p>
-    <w:p>
-      <w:pPr>
-        <w:pStyle w:val="Default"/>
-        <w:spacing w:before="0" w:line="240" w:lineRule="auto"/>
-        <w:rPr>
-          <w:rFonts w:ascii="Times Roman" w:eastAsia="Times Roman" w:hAnsi="Times Roman" w:cs="Times Roman"/>
-          <w:sz w:val="26"/>
-          <w:szCs w:val="26"/>
-        </w:rPr>
-      </w:pPr>
-      <w:r>
-        <w:rPr>
-          <w:rFonts w:ascii="Times Roman" w:hAnsi="Times Roman"/>
-          <w:sz w:val="26"/>
-          <w:szCs w:val="26"/>
+          <w:rtl w:val="0"/>
+        </w:rPr>
+      </w:pPr>
+    </w:p>
+    <w:p>
+      <w:pPr>
+        <w:pStyle w:val="Default"/>
+        <w:bidi w:val="0"/>
+        <w:spacing w:before="0" w:line="240" w:lineRule="auto"/>
+        <w:ind w:left="0" w:right="0" w:firstLine="0"/>
+        <w:jc w:val="left"/>
+        <w:rPr>
+          <w:rFonts w:ascii="Times Roman" w:cs="Times Roman" w:hAnsi="Times Roman" w:eastAsia="Times Roman"/>
+          <w:sz w:val="26"/>
+          <w:szCs w:val="26"/>
+          <w:rtl w:val="0"/>
+        </w:rPr>
+      </w:pPr>
+      <w:r>
+        <w:rPr>
+          <w:rFonts w:ascii="Times Roman" w:hAnsi="Times Roman"/>
+          <w:sz w:val="26"/>
+          <w:szCs w:val="26"/>
+          <w:rtl w:val="0"/>
+          <w:lang w:val="en-US"/>
         </w:rPr>
         <w:t>public class WordFactory extends DocumentFactory {</w:t>
       </w:r>
@@ -1630,18 +2067,23 @@
     <w:p>
       <w:pPr>
         <w:pStyle w:val="Default"/>
-        <w:spacing w:before="0" w:line="240" w:lineRule="auto"/>
-        <w:rPr>
-          <w:rFonts w:ascii="Times Roman" w:eastAsia="Times Roman" w:hAnsi="Times Roman" w:cs="Times Roman"/>
-          <w:sz w:val="26"/>
-          <w:szCs w:val="26"/>
-        </w:rPr>
-      </w:pPr>
-      <w:r>
-        <w:rPr>
-          <w:rFonts w:ascii="Times Roman" w:hAnsi="Times Roman"/>
-          <w:sz w:val="26"/>
-          <w:szCs w:val="26"/>
+        <w:bidi w:val="0"/>
+        <w:spacing w:before="0" w:line="240" w:lineRule="auto"/>
+        <w:ind w:left="0" w:right="0" w:firstLine="0"/>
+        <w:jc w:val="left"/>
+        <w:rPr>
+          <w:rFonts w:ascii="Times Roman" w:cs="Times Roman" w:hAnsi="Times Roman" w:eastAsia="Times Roman"/>
+          <w:sz w:val="26"/>
+          <w:szCs w:val="26"/>
+          <w:rtl w:val="0"/>
+        </w:rPr>
+      </w:pPr>
+      <w:r>
+        <w:rPr>
+          <w:rFonts w:ascii="Times Roman" w:hAnsi="Times Roman"/>
+          <w:sz w:val="26"/>
+          <w:szCs w:val="26"/>
+          <w:rtl w:val="0"/>
         </w:rPr>
         <w:t xml:space="preserve">    @Override</w:t>
       </w:r>
@@ -1649,18 +2091,23 @@
     <w:p>
       <w:pPr>
         <w:pStyle w:val="Default"/>
-        <w:spacing w:before="0" w:line="240" w:lineRule="auto"/>
-        <w:rPr>
-          <w:rFonts w:ascii="Times Roman" w:eastAsia="Times Roman" w:hAnsi="Times Roman" w:cs="Times Roman"/>
-          <w:sz w:val="26"/>
-          <w:szCs w:val="26"/>
-        </w:rPr>
-      </w:pPr>
-      <w:r>
-        <w:rPr>
-          <w:rFonts w:ascii="Times Roman" w:hAnsi="Times Roman"/>
-          <w:sz w:val="26"/>
-          <w:szCs w:val="26"/>
+        <w:bidi w:val="0"/>
+        <w:spacing w:before="0" w:line="240" w:lineRule="auto"/>
+        <w:ind w:left="0" w:right="0" w:firstLine="0"/>
+        <w:jc w:val="left"/>
+        <w:rPr>
+          <w:rFonts w:ascii="Times Roman" w:cs="Times Roman" w:hAnsi="Times Roman" w:eastAsia="Times Roman"/>
+          <w:sz w:val="26"/>
+          <w:szCs w:val="26"/>
+          <w:rtl w:val="0"/>
+        </w:rPr>
+      </w:pPr>
+      <w:r>
+        <w:rPr>
+          <w:rFonts w:ascii="Times Roman" w:hAnsi="Times Roman"/>
+          <w:sz w:val="26"/>
+          <w:szCs w:val="26"/>
+          <w:rtl w:val="0"/>
         </w:rPr>
         <w:t xml:space="preserve">    public Document createDocument() {</w:t>
       </w:r>
@@ -1668,18 +2115,24 @@
     <w:p>
       <w:pPr>
         <w:pStyle w:val="Default"/>
-        <w:spacing w:before="0" w:line="240" w:lineRule="auto"/>
-        <w:rPr>
-          <w:rFonts w:ascii="Times Roman" w:eastAsia="Times Roman" w:hAnsi="Times Roman" w:cs="Times Roman"/>
-          <w:sz w:val="26"/>
-          <w:szCs w:val="26"/>
-        </w:rPr>
-      </w:pPr>
-      <w:r>
-        <w:rPr>
-          <w:rFonts w:ascii="Times Roman" w:hAnsi="Times Roman"/>
-          <w:sz w:val="26"/>
-          <w:szCs w:val="26"/>
+        <w:bidi w:val="0"/>
+        <w:spacing w:before="0" w:line="240" w:lineRule="auto"/>
+        <w:ind w:left="0" w:right="0" w:firstLine="0"/>
+        <w:jc w:val="left"/>
+        <w:rPr>
+          <w:rFonts w:ascii="Times Roman" w:cs="Times Roman" w:hAnsi="Times Roman" w:eastAsia="Times Roman"/>
+          <w:sz w:val="26"/>
+          <w:szCs w:val="26"/>
+          <w:rtl w:val="0"/>
+        </w:rPr>
+      </w:pPr>
+      <w:r>
+        <w:rPr>
+          <w:rFonts w:ascii="Times Roman" w:hAnsi="Times Roman"/>
+          <w:sz w:val="26"/>
+          <w:szCs w:val="26"/>
+          <w:rtl w:val="0"/>
+          <w:lang w:val="en-US"/>
         </w:rPr>
         <w:t xml:space="preserve">        return new WordDocument();</w:t>
       </w:r>
@@ -1687,18 +2140,23 @@
     <w:p>
       <w:pPr>
         <w:pStyle w:val="Default"/>
-        <w:spacing w:before="0" w:line="240" w:lineRule="auto"/>
-        <w:rPr>
-          <w:rFonts w:ascii="Times Roman" w:eastAsia="Times Roman" w:hAnsi="Times Roman" w:cs="Times Roman"/>
-          <w:sz w:val="26"/>
-          <w:szCs w:val="26"/>
-        </w:rPr>
-      </w:pPr>
-      <w:r>
-        <w:rPr>
-          <w:rFonts w:ascii="Times Roman" w:hAnsi="Times Roman"/>
-          <w:sz w:val="26"/>
-          <w:szCs w:val="26"/>
+        <w:bidi w:val="0"/>
+        <w:spacing w:before="0" w:line="240" w:lineRule="auto"/>
+        <w:ind w:left="0" w:right="0" w:firstLine="0"/>
+        <w:jc w:val="left"/>
+        <w:rPr>
+          <w:rFonts w:ascii="Times Roman" w:cs="Times Roman" w:hAnsi="Times Roman" w:eastAsia="Times Roman"/>
+          <w:sz w:val="26"/>
+          <w:szCs w:val="26"/>
+          <w:rtl w:val="0"/>
+        </w:rPr>
+      </w:pPr>
+      <w:r>
+        <w:rPr>
+          <w:rFonts w:ascii="Times Roman" w:hAnsi="Times Roman"/>
+          <w:sz w:val="26"/>
+          <w:szCs w:val="26"/>
+          <w:rtl w:val="0"/>
         </w:rPr>
         <w:t xml:space="preserve">    }</w:t>
       </w:r>
@@ -1706,18 +2164,23 @@
     <w:p>
       <w:pPr>
         <w:pStyle w:val="Default"/>
-        <w:spacing w:before="0" w:line="240" w:lineRule="auto"/>
-        <w:rPr>
-          <w:rFonts w:ascii="Times Roman" w:eastAsia="Times Roman" w:hAnsi="Times Roman" w:cs="Times Roman"/>
-          <w:sz w:val="26"/>
-          <w:szCs w:val="26"/>
-        </w:rPr>
-      </w:pPr>
-      <w:r>
-        <w:rPr>
-          <w:rFonts w:ascii="Times Roman" w:hAnsi="Times Roman"/>
-          <w:sz w:val="26"/>
-          <w:szCs w:val="26"/>
+        <w:bidi w:val="0"/>
+        <w:spacing w:before="0" w:line="240" w:lineRule="auto"/>
+        <w:ind w:left="0" w:right="0" w:firstLine="0"/>
+        <w:jc w:val="left"/>
+        <w:rPr>
+          <w:rFonts w:ascii="Times Roman" w:cs="Times Roman" w:hAnsi="Times Roman" w:eastAsia="Times Roman"/>
+          <w:sz w:val="26"/>
+          <w:szCs w:val="26"/>
+          <w:rtl w:val="0"/>
+        </w:rPr>
+      </w:pPr>
+      <w:r>
+        <w:rPr>
+          <w:rFonts w:ascii="Times Roman" w:hAnsi="Times Roman"/>
+          <w:sz w:val="26"/>
+          <w:szCs w:val="26"/>
+          <w:rtl w:val="0"/>
         </w:rPr>
         <w:t>}</w:t>
       </w:r>
@@ -1725,33 +2188,42 @@
     <w:p>
       <w:pPr>
         <w:pStyle w:val="Default"/>
-        <w:spacing w:before="0" w:line="240" w:lineRule="auto"/>
-        <w:rPr>
-          <w:rFonts w:ascii="Times Roman" w:eastAsia="Times Roman" w:hAnsi="Times Roman" w:cs="Times Roman"/>
-          <w:sz w:val="26"/>
-          <w:szCs w:val="26"/>
-        </w:rPr>
-      </w:pPr>
-    </w:p>
-    <w:p>
-      <w:pPr>
-        <w:pStyle w:val="Default"/>
-        <w:spacing w:before="0" w:line="240" w:lineRule="auto"/>
-        <w:rPr>
-          <w:rFonts w:ascii="Times Roman" w:eastAsia="Times Roman" w:hAnsi="Times Roman" w:cs="Times Roman"/>
-          <w:b/>
-          <w:bCs/>
+        <w:bidi w:val="0"/>
+        <w:spacing w:before="0" w:line="240" w:lineRule="auto"/>
+        <w:ind w:left="0" w:right="0" w:firstLine="0"/>
+        <w:jc w:val="left"/>
+        <w:rPr>
+          <w:rFonts w:ascii="Times Roman" w:cs="Times Roman" w:hAnsi="Times Roman" w:eastAsia="Times Roman"/>
+          <w:sz w:val="26"/>
+          <w:szCs w:val="26"/>
+          <w:rtl w:val="0"/>
+        </w:rPr>
+      </w:pPr>
+    </w:p>
+    <w:p>
+      <w:pPr>
+        <w:pStyle w:val="Default"/>
+        <w:bidi w:val="0"/>
+        <w:spacing w:before="0" w:line="240" w:lineRule="auto"/>
+        <w:ind w:left="0" w:right="0" w:firstLine="0"/>
+        <w:jc w:val="left"/>
+        <w:rPr>
+          <w:rFonts w:ascii="Times Roman" w:cs="Times Roman" w:hAnsi="Times Roman" w:eastAsia="Times Roman"/>
+          <w:b w:val="1"/>
+          <w:bCs w:val="1"/>
           <w:sz w:val="28"/>
           <w:szCs w:val="28"/>
-        </w:rPr>
-      </w:pPr>
-      <w:r>
-        <w:rPr>
-          <w:rFonts w:ascii="Times Roman" w:hAnsi="Times Roman"/>
-          <w:b/>
-          <w:bCs/>
+          <w:rtl w:val="0"/>
+        </w:rPr>
+      </w:pPr>
+      <w:r>
+        <w:rPr>
+          <w:rFonts w:ascii="Times Roman" w:hAnsi="Times Roman"/>
+          <w:b w:val="1"/>
+          <w:bCs w:val="1"/>
           <w:sz w:val="28"/>
           <w:szCs w:val="28"/>
+          <w:rtl w:val="0"/>
           <w:lang w:val="it-IT"/>
         </w:rPr>
         <w:t>PdfFactory.java</w:t>
@@ -1760,31 +2232,41 @@
     <w:p>
       <w:pPr>
         <w:pStyle w:val="Default"/>
-        <w:spacing w:before="0" w:line="240" w:lineRule="auto"/>
-        <w:rPr>
-          <w:rFonts w:ascii="Times Roman" w:eastAsia="Times Roman" w:hAnsi="Times Roman" w:cs="Times Roman"/>
-          <w:b/>
-          <w:bCs/>
+        <w:bidi w:val="0"/>
+        <w:spacing w:before="0" w:line="240" w:lineRule="auto"/>
+        <w:ind w:left="0" w:right="0" w:firstLine="0"/>
+        <w:jc w:val="left"/>
+        <w:rPr>
+          <w:rFonts w:ascii="Times Roman" w:cs="Times Roman" w:hAnsi="Times Roman" w:eastAsia="Times Roman"/>
+          <w:b w:val="1"/>
+          <w:bCs w:val="1"/>
           <w:sz w:val="28"/>
           <w:szCs w:val="28"/>
-        </w:rPr>
-      </w:pPr>
-    </w:p>
-    <w:p>
-      <w:pPr>
-        <w:pStyle w:val="Default"/>
-        <w:spacing w:before="0" w:line="240" w:lineRule="auto"/>
-        <w:rPr>
-          <w:rFonts w:ascii="Times Roman" w:eastAsia="Times Roman" w:hAnsi="Times Roman" w:cs="Times Roman"/>
-          <w:sz w:val="26"/>
-          <w:szCs w:val="26"/>
-        </w:rPr>
-      </w:pPr>
-      <w:r>
-        <w:rPr>
-          <w:rFonts w:ascii="Times Roman" w:hAnsi="Times Roman"/>
-          <w:sz w:val="26"/>
-          <w:szCs w:val="26"/>
+          <w:rtl w:val="0"/>
+        </w:rPr>
+      </w:pPr>
+    </w:p>
+    <w:p>
+      <w:pPr>
+        <w:pStyle w:val="Default"/>
+        <w:bidi w:val="0"/>
+        <w:spacing w:before="0" w:line="240" w:lineRule="auto"/>
+        <w:ind w:left="0" w:right="0" w:firstLine="0"/>
+        <w:jc w:val="left"/>
+        <w:rPr>
+          <w:rFonts w:ascii="Times Roman" w:cs="Times Roman" w:hAnsi="Times Roman" w:eastAsia="Times Roman"/>
+          <w:sz w:val="26"/>
+          <w:szCs w:val="26"/>
+          <w:rtl w:val="0"/>
+        </w:rPr>
+      </w:pPr>
+      <w:r>
+        <w:rPr>
+          <w:rFonts w:ascii="Times Roman" w:hAnsi="Times Roman"/>
+          <w:sz w:val="26"/>
+          <w:szCs w:val="26"/>
+          <w:rtl w:val="0"/>
+          <w:lang w:val="en-US"/>
         </w:rPr>
         <w:t>public class PdfFactory extends DocumentFactory {</w:t>
       </w:r>
@@ -1792,18 +2274,23 @@
     <w:p>
       <w:pPr>
         <w:pStyle w:val="Default"/>
-        <w:spacing w:before="0" w:line="240" w:lineRule="auto"/>
-        <w:rPr>
-          <w:rFonts w:ascii="Times Roman" w:eastAsia="Times Roman" w:hAnsi="Times Roman" w:cs="Times Roman"/>
-          <w:sz w:val="26"/>
-          <w:szCs w:val="26"/>
-        </w:rPr>
-      </w:pPr>
-      <w:r>
-        <w:rPr>
-          <w:rFonts w:ascii="Times Roman" w:hAnsi="Times Roman"/>
-          <w:sz w:val="26"/>
-          <w:szCs w:val="26"/>
+        <w:bidi w:val="0"/>
+        <w:spacing w:before="0" w:line="240" w:lineRule="auto"/>
+        <w:ind w:left="0" w:right="0" w:firstLine="0"/>
+        <w:jc w:val="left"/>
+        <w:rPr>
+          <w:rFonts w:ascii="Times Roman" w:cs="Times Roman" w:hAnsi="Times Roman" w:eastAsia="Times Roman"/>
+          <w:sz w:val="26"/>
+          <w:szCs w:val="26"/>
+          <w:rtl w:val="0"/>
+        </w:rPr>
+      </w:pPr>
+      <w:r>
+        <w:rPr>
+          <w:rFonts w:ascii="Times Roman" w:hAnsi="Times Roman"/>
+          <w:sz w:val="26"/>
+          <w:szCs w:val="26"/>
+          <w:rtl w:val="0"/>
         </w:rPr>
         <w:t xml:space="preserve">    @Override</w:t>
       </w:r>
@@ -1811,18 +2298,23 @@
     <w:p>
       <w:pPr>
         <w:pStyle w:val="Default"/>
-        <w:spacing w:before="0" w:line="240" w:lineRule="auto"/>
-        <w:rPr>
-          <w:rFonts w:ascii="Times Roman" w:eastAsia="Times Roman" w:hAnsi="Times Roman" w:cs="Times Roman"/>
-          <w:sz w:val="26"/>
-          <w:szCs w:val="26"/>
-        </w:rPr>
-      </w:pPr>
-      <w:r>
-        <w:rPr>
-          <w:rFonts w:ascii="Times Roman" w:hAnsi="Times Roman"/>
-          <w:sz w:val="26"/>
-          <w:szCs w:val="26"/>
+        <w:bidi w:val="0"/>
+        <w:spacing w:before="0" w:line="240" w:lineRule="auto"/>
+        <w:ind w:left="0" w:right="0" w:firstLine="0"/>
+        <w:jc w:val="left"/>
+        <w:rPr>
+          <w:rFonts w:ascii="Times Roman" w:cs="Times Roman" w:hAnsi="Times Roman" w:eastAsia="Times Roman"/>
+          <w:sz w:val="26"/>
+          <w:szCs w:val="26"/>
+          <w:rtl w:val="0"/>
+        </w:rPr>
+      </w:pPr>
+      <w:r>
+        <w:rPr>
+          <w:rFonts w:ascii="Times Roman" w:hAnsi="Times Roman"/>
+          <w:sz w:val="26"/>
+          <w:szCs w:val="26"/>
+          <w:rtl w:val="0"/>
         </w:rPr>
         <w:t xml:space="preserve">    public Document createDocument() {</w:t>
       </w:r>
@@ -1830,18 +2322,24 @@
     <w:p>
       <w:pPr>
         <w:pStyle w:val="Default"/>
-        <w:spacing w:before="0" w:line="240" w:lineRule="auto"/>
-        <w:rPr>
-          <w:rFonts w:ascii="Times Roman" w:eastAsia="Times Roman" w:hAnsi="Times Roman" w:cs="Times Roman"/>
-          <w:sz w:val="26"/>
-          <w:szCs w:val="26"/>
-        </w:rPr>
-      </w:pPr>
-      <w:r>
-        <w:rPr>
-          <w:rFonts w:ascii="Times Roman" w:hAnsi="Times Roman"/>
-          <w:sz w:val="26"/>
-          <w:szCs w:val="26"/>
+        <w:bidi w:val="0"/>
+        <w:spacing w:before="0" w:line="240" w:lineRule="auto"/>
+        <w:ind w:left="0" w:right="0" w:firstLine="0"/>
+        <w:jc w:val="left"/>
+        <w:rPr>
+          <w:rFonts w:ascii="Times Roman" w:cs="Times Roman" w:hAnsi="Times Roman" w:eastAsia="Times Roman"/>
+          <w:sz w:val="26"/>
+          <w:szCs w:val="26"/>
+          <w:rtl w:val="0"/>
+        </w:rPr>
+      </w:pPr>
+      <w:r>
+        <w:rPr>
+          <w:rFonts w:ascii="Times Roman" w:hAnsi="Times Roman"/>
+          <w:sz w:val="26"/>
+          <w:szCs w:val="26"/>
+          <w:rtl w:val="0"/>
+          <w:lang w:val="en-US"/>
         </w:rPr>
         <w:t xml:space="preserve">        return new PdfDocument();</w:t>
       </w:r>
@@ -1849,18 +2347,23 @@
     <w:p>
       <w:pPr>
         <w:pStyle w:val="Default"/>
-        <w:spacing w:before="0" w:line="240" w:lineRule="auto"/>
-        <w:rPr>
-          <w:rFonts w:ascii="Times Roman" w:eastAsia="Times Roman" w:hAnsi="Times Roman" w:cs="Times Roman"/>
-          <w:sz w:val="26"/>
-          <w:szCs w:val="26"/>
-        </w:rPr>
-      </w:pPr>
-      <w:r>
-        <w:rPr>
-          <w:rFonts w:ascii="Times Roman" w:hAnsi="Times Roman"/>
-          <w:sz w:val="26"/>
-          <w:szCs w:val="26"/>
+        <w:bidi w:val="0"/>
+        <w:spacing w:before="0" w:line="240" w:lineRule="auto"/>
+        <w:ind w:left="0" w:right="0" w:firstLine="0"/>
+        <w:jc w:val="left"/>
+        <w:rPr>
+          <w:rFonts w:ascii="Times Roman" w:cs="Times Roman" w:hAnsi="Times Roman" w:eastAsia="Times Roman"/>
+          <w:sz w:val="26"/>
+          <w:szCs w:val="26"/>
+          <w:rtl w:val="0"/>
+        </w:rPr>
+      </w:pPr>
+      <w:r>
+        <w:rPr>
+          <w:rFonts w:ascii="Times Roman" w:hAnsi="Times Roman"/>
+          <w:sz w:val="26"/>
+          <w:szCs w:val="26"/>
+          <w:rtl w:val="0"/>
         </w:rPr>
         <w:t xml:space="preserve">    }</w:t>
       </w:r>
@@ -1868,18 +2371,23 @@
     <w:p>
       <w:pPr>
         <w:pStyle w:val="Default"/>
-        <w:spacing w:before="0" w:line="240" w:lineRule="auto"/>
-        <w:rPr>
-          <w:rFonts w:ascii="Times Roman" w:eastAsia="Times Roman" w:hAnsi="Times Roman" w:cs="Times Roman"/>
-          <w:sz w:val="26"/>
-          <w:szCs w:val="26"/>
-        </w:rPr>
-      </w:pPr>
-      <w:r>
-        <w:rPr>
-          <w:rFonts w:ascii="Times Roman" w:hAnsi="Times Roman"/>
-          <w:sz w:val="26"/>
-          <w:szCs w:val="26"/>
+        <w:bidi w:val="0"/>
+        <w:spacing w:before="0" w:line="240" w:lineRule="auto"/>
+        <w:ind w:left="0" w:right="0" w:firstLine="0"/>
+        <w:jc w:val="left"/>
+        <w:rPr>
+          <w:rFonts w:ascii="Times Roman" w:cs="Times Roman" w:hAnsi="Times Roman" w:eastAsia="Times Roman"/>
+          <w:sz w:val="26"/>
+          <w:szCs w:val="26"/>
+          <w:rtl w:val="0"/>
+        </w:rPr>
+      </w:pPr>
+      <w:r>
+        <w:rPr>
+          <w:rFonts w:ascii="Times Roman" w:hAnsi="Times Roman"/>
+          <w:sz w:val="26"/>
+          <w:szCs w:val="26"/>
+          <w:rtl w:val="0"/>
         </w:rPr>
         <w:t>}</w:t>
       </w:r>
@@ -1887,33 +2395,43 @@
     <w:p>
       <w:pPr>
         <w:pStyle w:val="Default"/>
-        <w:spacing w:before="0" w:line="240" w:lineRule="auto"/>
-        <w:rPr>
-          <w:rFonts w:ascii="Times Roman" w:eastAsia="Times Roman" w:hAnsi="Times Roman" w:cs="Times Roman"/>
-          <w:sz w:val="26"/>
-          <w:szCs w:val="26"/>
-        </w:rPr>
-      </w:pPr>
-    </w:p>
-    <w:p>
-      <w:pPr>
-        <w:pStyle w:val="Default"/>
-        <w:spacing w:before="0" w:line="240" w:lineRule="auto"/>
-        <w:rPr>
-          <w:rFonts w:ascii="Times Roman" w:eastAsia="Times Roman" w:hAnsi="Times Roman" w:cs="Times Roman"/>
-          <w:b/>
-          <w:bCs/>
+        <w:bidi w:val="0"/>
+        <w:spacing w:before="0" w:line="240" w:lineRule="auto"/>
+        <w:ind w:left="0" w:right="0" w:firstLine="0"/>
+        <w:jc w:val="left"/>
+        <w:rPr>
+          <w:rFonts w:ascii="Times Roman" w:cs="Times Roman" w:hAnsi="Times Roman" w:eastAsia="Times Roman"/>
+          <w:sz w:val="26"/>
+          <w:szCs w:val="26"/>
+          <w:rtl w:val="0"/>
+        </w:rPr>
+      </w:pPr>
+    </w:p>
+    <w:p>
+      <w:pPr>
+        <w:pStyle w:val="Default"/>
+        <w:bidi w:val="0"/>
+        <w:spacing w:before="0" w:line="240" w:lineRule="auto"/>
+        <w:ind w:left="0" w:right="0" w:firstLine="0"/>
+        <w:jc w:val="left"/>
+        <w:rPr>
+          <w:rFonts w:ascii="Times Roman" w:cs="Times Roman" w:hAnsi="Times Roman" w:eastAsia="Times Roman"/>
+          <w:b w:val="1"/>
+          <w:bCs w:val="1"/>
           <w:sz w:val="28"/>
           <w:szCs w:val="28"/>
-        </w:rPr>
-      </w:pPr>
-      <w:r>
-        <w:rPr>
-          <w:rFonts w:ascii="Times Roman" w:hAnsi="Times Roman"/>
-          <w:b/>
-          <w:bCs/>
+          <w:rtl w:val="0"/>
+        </w:rPr>
+      </w:pPr>
+      <w:r>
+        <w:rPr>
+          <w:rFonts w:ascii="Times Roman" w:hAnsi="Times Roman"/>
+          <w:b w:val="1"/>
+          <w:bCs w:val="1"/>
           <w:sz w:val="28"/>
           <w:szCs w:val="28"/>
+          <w:rtl w:val="0"/>
+          <w:lang w:val="en-US"/>
         </w:rPr>
         <w:t>ExcelFactory.java</w:t>
       </w:r>
@@ -1921,27 +2439,37 @@
     <w:p>
       <w:pPr>
         <w:pStyle w:val="Default"/>
-        <w:spacing w:before="0" w:line="240" w:lineRule="auto"/>
-        <w:rPr>
-          <w:rFonts w:ascii="Times Roman" w:eastAsia="Times Roman" w:hAnsi="Times Roman" w:cs="Times Roman"/>
-          <w:b/>
-          <w:bCs/>
+        <w:bidi w:val="0"/>
+        <w:spacing w:before="0" w:line="240" w:lineRule="auto"/>
+        <w:ind w:left="0" w:right="0" w:firstLine="0"/>
+        <w:jc w:val="left"/>
+        <w:rPr>
+          <w:rFonts w:ascii="Times Roman" w:cs="Times Roman" w:hAnsi="Times Roman" w:eastAsia="Times Roman"/>
+          <w:b w:val="1"/>
+          <w:bCs w:val="1"/>
           <w:sz w:val="28"/>
           <w:szCs w:val="28"/>
-        </w:rPr>
-      </w:pPr>
-    </w:p>
-    <w:p>
-      <w:pPr>
-        <w:pStyle w:val="Default"/>
-        <w:spacing w:before="0" w:line="240" w:lineRule="auto"/>
-        <w:rPr>
-          <w:rFonts w:ascii="Times Roman" w:eastAsia="Times Roman" w:hAnsi="Times Roman" w:cs="Times Roman"/>
-        </w:rPr>
-      </w:pPr>
-      <w:r>
-        <w:rPr>
-          <w:rFonts w:ascii="Times Roman" w:hAnsi="Times Roman"/>
+          <w:rtl w:val="0"/>
+        </w:rPr>
+      </w:pPr>
+    </w:p>
+    <w:p>
+      <w:pPr>
+        <w:pStyle w:val="Default"/>
+        <w:bidi w:val="0"/>
+        <w:spacing w:before="0" w:line="240" w:lineRule="auto"/>
+        <w:ind w:left="0" w:right="0" w:firstLine="0"/>
+        <w:jc w:val="left"/>
+        <w:rPr>
+          <w:rFonts w:ascii="Times Roman" w:cs="Times Roman" w:hAnsi="Times Roman" w:eastAsia="Times Roman"/>
+          <w:rtl w:val="0"/>
+        </w:rPr>
+      </w:pPr>
+      <w:r>
+        <w:rPr>
+          <w:rFonts w:ascii="Times Roman" w:hAnsi="Times Roman"/>
+          <w:rtl w:val="0"/>
+          <w:lang w:val="en-US"/>
         </w:rPr>
         <w:t>public class ExcelFactory extends DocumentFactory {</w:t>
       </w:r>
@@ -1949,14 +2477,19 @@
     <w:p>
       <w:pPr>
         <w:pStyle w:val="Default"/>
-        <w:spacing w:before="0" w:line="240" w:lineRule="auto"/>
-        <w:rPr>
-          <w:rFonts w:ascii="Times Roman" w:eastAsia="Times Roman" w:hAnsi="Times Roman" w:cs="Times Roman"/>
-        </w:rPr>
-      </w:pPr>
-      <w:r>
-        <w:rPr>
-          <w:rFonts w:ascii="Times Roman" w:hAnsi="Times Roman"/>
+        <w:bidi w:val="0"/>
+        <w:spacing w:before="0" w:line="240" w:lineRule="auto"/>
+        <w:ind w:left="0" w:right="0" w:firstLine="0"/>
+        <w:jc w:val="left"/>
+        <w:rPr>
+          <w:rFonts w:ascii="Times Roman" w:cs="Times Roman" w:hAnsi="Times Roman" w:eastAsia="Times Roman"/>
+          <w:rtl w:val="0"/>
+        </w:rPr>
+      </w:pPr>
+      <w:r>
+        <w:rPr>
+          <w:rFonts w:ascii="Times Roman" w:hAnsi="Times Roman"/>
+          <w:rtl w:val="0"/>
         </w:rPr>
         <w:t xml:space="preserve">    @Override</w:t>
       </w:r>
@@ -1964,35 +2497,40 @@
     <w:p>
       <w:pPr>
         <w:pStyle w:val="Default"/>
-        <w:spacing w:before="0" w:line="240" w:lineRule="auto"/>
-        <w:rPr>
-          <w:rFonts w:ascii="Times Roman" w:eastAsia="Times Roman" w:hAnsi="Times Roman" w:cs="Times Roman"/>
-        </w:rPr>
-      </w:pPr>
-      <w:r>
-        <w:rPr>
-          <w:rFonts w:ascii="Times Roman" w:hAnsi="Times Roman"/>
-        </w:rPr>
-        <w:t xml:space="preserve">    publ</w:t>
-      </w:r>
-      <w:r>
-        <w:rPr>
-          <w:rFonts w:ascii="Times Roman" w:hAnsi="Times Roman"/>
-        </w:rPr>
-        <w:t>ic Document createDocument() {</w:t>
-      </w:r>
-    </w:p>
-    <w:p>
-      <w:pPr>
-        <w:pStyle w:val="Default"/>
-        <w:spacing w:before="0" w:line="240" w:lineRule="auto"/>
-        <w:rPr>
-          <w:rFonts w:ascii="Times Roman" w:eastAsia="Times Roman" w:hAnsi="Times Roman" w:cs="Times Roman"/>
-        </w:rPr>
-      </w:pPr>
-      <w:r>
-        <w:rPr>
-          <w:rFonts w:ascii="Times Roman" w:hAnsi="Times Roman"/>
+        <w:bidi w:val="0"/>
+        <w:spacing w:before="0" w:line="240" w:lineRule="auto"/>
+        <w:ind w:left="0" w:right="0" w:firstLine="0"/>
+        <w:jc w:val="left"/>
+        <w:rPr>
+          <w:rFonts w:ascii="Times Roman" w:cs="Times Roman" w:hAnsi="Times Roman" w:eastAsia="Times Roman"/>
+          <w:rtl w:val="0"/>
+        </w:rPr>
+      </w:pPr>
+      <w:r>
+        <w:rPr>
+          <w:rFonts w:ascii="Times Roman" w:hAnsi="Times Roman"/>
+          <w:rtl w:val="0"/>
+        </w:rPr>
+        <w:t xml:space="preserve">    public Document createDocument() {</w:t>
+      </w:r>
+    </w:p>
+    <w:p>
+      <w:pPr>
+        <w:pStyle w:val="Default"/>
+        <w:bidi w:val="0"/>
+        <w:spacing w:before="0" w:line="240" w:lineRule="auto"/>
+        <w:ind w:left="0" w:right="0" w:firstLine="0"/>
+        <w:jc w:val="left"/>
+        <w:rPr>
+          <w:rFonts w:ascii="Times Roman" w:cs="Times Roman" w:hAnsi="Times Roman" w:eastAsia="Times Roman"/>
+          <w:rtl w:val="0"/>
+        </w:rPr>
+      </w:pPr>
+      <w:r>
+        <w:rPr>
+          <w:rFonts w:ascii="Times Roman" w:hAnsi="Times Roman"/>
+          <w:rtl w:val="0"/>
+          <w:lang w:val="en-US"/>
         </w:rPr>
         <w:t xml:space="preserve">        return new ExcelDocument();</w:t>
       </w:r>
@@ -2000,14 +2538,19 @@
     <w:p>
       <w:pPr>
         <w:pStyle w:val="Default"/>
-        <w:spacing w:before="0" w:line="240" w:lineRule="auto"/>
-        <w:rPr>
-          <w:rFonts w:ascii="Times Roman" w:eastAsia="Times Roman" w:hAnsi="Times Roman" w:cs="Times Roman"/>
-        </w:rPr>
-      </w:pPr>
-      <w:r>
-        <w:rPr>
-          <w:rFonts w:ascii="Times Roman" w:hAnsi="Times Roman"/>
+        <w:bidi w:val="0"/>
+        <w:spacing w:before="0" w:line="240" w:lineRule="auto"/>
+        <w:ind w:left="0" w:right="0" w:firstLine="0"/>
+        <w:jc w:val="left"/>
+        <w:rPr>
+          <w:rFonts w:ascii="Times Roman" w:cs="Times Roman" w:hAnsi="Times Roman" w:eastAsia="Times Roman"/>
+          <w:rtl w:val="0"/>
+        </w:rPr>
+      </w:pPr>
+      <w:r>
+        <w:rPr>
+          <w:rFonts w:ascii="Times Roman" w:hAnsi="Times Roman"/>
+          <w:rtl w:val="0"/>
         </w:rPr>
         <w:t xml:space="preserve">    }</w:t>
       </w:r>
@@ -2015,14 +2558,19 @@
     <w:p>
       <w:pPr>
         <w:pStyle w:val="Default"/>
-        <w:spacing w:before="0" w:line="240" w:lineRule="auto"/>
-        <w:rPr>
-          <w:rFonts w:ascii="Times Roman" w:eastAsia="Times Roman" w:hAnsi="Times Roman" w:cs="Times Roman"/>
-        </w:rPr>
-      </w:pPr>
-      <w:r>
-        <w:rPr>
-          <w:rFonts w:ascii="Times Roman" w:hAnsi="Times Roman"/>
+        <w:bidi w:val="0"/>
+        <w:spacing w:before="0" w:line="240" w:lineRule="auto"/>
+        <w:ind w:left="0" w:right="0" w:firstLine="0"/>
+        <w:jc w:val="left"/>
+        <w:rPr>
+          <w:rFonts w:ascii="Times Roman" w:cs="Times Roman" w:hAnsi="Times Roman" w:eastAsia="Times Roman"/>
+          <w:rtl w:val="0"/>
+        </w:rPr>
+      </w:pPr>
+      <w:r>
+        <w:rPr>
+          <w:rFonts w:ascii="Times Roman" w:hAnsi="Times Roman"/>
+          <w:rtl w:val="0"/>
         </w:rPr>
         <w:t>}</w:t>
       </w:r>
@@ -2030,31 +2578,40 @@
     <w:p>
       <w:pPr>
         <w:pStyle w:val="Default"/>
-        <w:spacing w:before="0" w:line="240" w:lineRule="auto"/>
-        <w:rPr>
-          <w:rFonts w:ascii="Times Roman" w:eastAsia="Times Roman" w:hAnsi="Times Roman" w:cs="Times Roman"/>
-        </w:rPr>
-      </w:pPr>
-    </w:p>
-    <w:p>
-      <w:pPr>
-        <w:pStyle w:val="Default"/>
-        <w:spacing w:before="0" w:line="240" w:lineRule="auto"/>
-        <w:rPr>
-          <w:rFonts w:ascii="Times Roman" w:eastAsia="Times Roman" w:hAnsi="Times Roman" w:cs="Times Roman"/>
-          <w:b/>
-          <w:bCs/>
+        <w:bidi w:val="0"/>
+        <w:spacing w:before="0" w:line="240" w:lineRule="auto"/>
+        <w:ind w:left="0" w:right="0" w:firstLine="0"/>
+        <w:jc w:val="left"/>
+        <w:rPr>
+          <w:rFonts w:ascii="Times Roman" w:cs="Times Roman" w:hAnsi="Times Roman" w:eastAsia="Times Roman"/>
+          <w:rtl w:val="0"/>
+        </w:rPr>
+      </w:pPr>
+    </w:p>
+    <w:p>
+      <w:pPr>
+        <w:pStyle w:val="Default"/>
+        <w:bidi w:val="0"/>
+        <w:spacing w:before="0" w:line="240" w:lineRule="auto"/>
+        <w:ind w:left="0" w:right="0" w:firstLine="0"/>
+        <w:jc w:val="left"/>
+        <w:rPr>
+          <w:rFonts w:ascii="Times Roman" w:cs="Times Roman" w:hAnsi="Times Roman" w:eastAsia="Times Roman"/>
+          <w:b w:val="1"/>
+          <w:bCs w:val="1"/>
           <w:sz w:val="28"/>
           <w:szCs w:val="28"/>
-        </w:rPr>
-      </w:pPr>
-      <w:r>
-        <w:rPr>
-          <w:rFonts w:ascii="Times Roman" w:hAnsi="Times Roman"/>
-          <w:b/>
-          <w:bCs/>
+          <w:rtl w:val="0"/>
+        </w:rPr>
+      </w:pPr>
+      <w:r>
+        <w:rPr>
+          <w:rFonts w:ascii="Times Roman" w:hAnsi="Times Roman"/>
+          <w:b w:val="1"/>
+          <w:bCs w:val="1"/>
           <w:sz w:val="28"/>
           <w:szCs w:val="28"/>
+          <w:rtl w:val="0"/>
         </w:rPr>
         <w:t>Main.java</w:t>
       </w:r>
@@ -2062,31 +2619,41 @@
     <w:p>
       <w:pPr>
         <w:pStyle w:val="Default"/>
-        <w:spacing w:before="0" w:line="240" w:lineRule="auto"/>
-        <w:rPr>
-          <w:rFonts w:ascii="Times Roman" w:eastAsia="Times Roman" w:hAnsi="Times Roman" w:cs="Times Roman"/>
-          <w:b/>
-          <w:bCs/>
+        <w:bidi w:val="0"/>
+        <w:spacing w:before="0" w:line="240" w:lineRule="auto"/>
+        <w:ind w:left="0" w:right="0" w:firstLine="0"/>
+        <w:jc w:val="left"/>
+        <w:rPr>
+          <w:rFonts w:ascii="Times Roman" w:cs="Times Roman" w:hAnsi="Times Roman" w:eastAsia="Times Roman"/>
+          <w:b w:val="1"/>
+          <w:bCs w:val="1"/>
           <w:sz w:val="28"/>
           <w:szCs w:val="28"/>
-        </w:rPr>
-      </w:pPr>
-    </w:p>
-    <w:p>
-      <w:pPr>
-        <w:pStyle w:val="Default"/>
-        <w:spacing w:before="0" w:line="240" w:lineRule="auto"/>
-        <w:rPr>
-          <w:rFonts w:ascii="Times Roman" w:eastAsia="Times Roman" w:hAnsi="Times Roman" w:cs="Times Roman"/>
-          <w:sz w:val="26"/>
-          <w:szCs w:val="26"/>
-        </w:rPr>
-      </w:pPr>
-      <w:r>
-        <w:rPr>
-          <w:rFonts w:ascii="Times Roman" w:hAnsi="Times Roman"/>
-          <w:sz w:val="26"/>
-          <w:szCs w:val="26"/>
+          <w:rtl w:val="0"/>
+        </w:rPr>
+      </w:pPr>
+    </w:p>
+    <w:p>
+      <w:pPr>
+        <w:pStyle w:val="Default"/>
+        <w:bidi w:val="0"/>
+        <w:spacing w:before="0" w:line="240" w:lineRule="auto"/>
+        <w:ind w:left="0" w:right="0" w:firstLine="0"/>
+        <w:jc w:val="left"/>
+        <w:rPr>
+          <w:rFonts w:ascii="Times Roman" w:cs="Times Roman" w:hAnsi="Times Roman" w:eastAsia="Times Roman"/>
+          <w:sz w:val="26"/>
+          <w:szCs w:val="26"/>
+          <w:rtl w:val="0"/>
+        </w:rPr>
+      </w:pPr>
+      <w:r>
+        <w:rPr>
+          <w:rFonts w:ascii="Times Roman" w:hAnsi="Times Roman"/>
+          <w:sz w:val="26"/>
+          <w:szCs w:val="26"/>
+          <w:rtl w:val="0"/>
+          <w:lang w:val="en-US"/>
         </w:rPr>
         <w:t>public class Main {</w:t>
       </w:r>
@@ -2094,18 +2661,24 @@
     <w:p>
       <w:pPr>
         <w:pStyle w:val="Default"/>
-        <w:spacing w:before="0" w:line="240" w:lineRule="auto"/>
-        <w:rPr>
-          <w:rFonts w:ascii="Times Roman" w:eastAsia="Times Roman" w:hAnsi="Times Roman" w:cs="Times Roman"/>
-          <w:sz w:val="26"/>
-          <w:szCs w:val="26"/>
-        </w:rPr>
-      </w:pPr>
-      <w:r>
-        <w:rPr>
-          <w:rFonts w:ascii="Times Roman" w:hAnsi="Times Roman"/>
-          <w:sz w:val="26"/>
-          <w:szCs w:val="26"/>
+        <w:bidi w:val="0"/>
+        <w:spacing w:before="0" w:line="240" w:lineRule="auto"/>
+        <w:ind w:left="0" w:right="0" w:firstLine="0"/>
+        <w:jc w:val="left"/>
+        <w:rPr>
+          <w:rFonts w:ascii="Times Roman" w:cs="Times Roman" w:hAnsi="Times Roman" w:eastAsia="Times Roman"/>
+          <w:sz w:val="26"/>
+          <w:szCs w:val="26"/>
+          <w:rtl w:val="0"/>
+        </w:rPr>
+      </w:pPr>
+      <w:r>
+        <w:rPr>
+          <w:rFonts w:ascii="Times Roman" w:hAnsi="Times Roman"/>
+          <w:sz w:val="26"/>
+          <w:szCs w:val="26"/>
+          <w:rtl w:val="0"/>
+          <w:lang w:val="en-US"/>
         </w:rPr>
         <w:t xml:space="preserve">    public static void main(String[] args) {</w:t>
       </w:r>
@@ -2113,18 +2686,24 @@
     <w:p>
       <w:pPr>
         <w:pStyle w:val="Default"/>
-        <w:spacing w:before="0" w:line="240" w:lineRule="auto"/>
-        <w:rPr>
-          <w:rFonts w:ascii="Times Roman" w:eastAsia="Times Roman" w:hAnsi="Times Roman" w:cs="Times Roman"/>
-          <w:sz w:val="26"/>
-          <w:szCs w:val="26"/>
-        </w:rPr>
-      </w:pPr>
-      <w:r>
-        <w:rPr>
-          <w:rFonts w:ascii="Times Roman" w:hAnsi="Times Roman"/>
-          <w:sz w:val="26"/>
-          <w:szCs w:val="26"/>
+        <w:bidi w:val="0"/>
+        <w:spacing w:before="0" w:line="240" w:lineRule="auto"/>
+        <w:ind w:left="0" w:right="0" w:firstLine="0"/>
+        <w:jc w:val="left"/>
+        <w:rPr>
+          <w:rFonts w:ascii="Times Roman" w:cs="Times Roman" w:hAnsi="Times Roman" w:eastAsia="Times Roman"/>
+          <w:sz w:val="26"/>
+          <w:szCs w:val="26"/>
+          <w:rtl w:val="0"/>
+        </w:rPr>
+      </w:pPr>
+      <w:r>
+        <w:rPr>
+          <w:rFonts w:ascii="Times Roman" w:hAnsi="Times Roman"/>
+          <w:sz w:val="26"/>
+          <w:szCs w:val="26"/>
+          <w:rtl w:val="0"/>
+          <w:lang w:val="en-US"/>
         </w:rPr>
         <w:t xml:space="preserve">        DocumentFactory wordFactory = new WordFactory();</w:t>
       </w:r>
@@ -2132,18 +2711,24 @@
     <w:p>
       <w:pPr>
         <w:pStyle w:val="Default"/>
-        <w:spacing w:before="0" w:line="240" w:lineRule="auto"/>
-        <w:rPr>
-          <w:rFonts w:ascii="Times Roman" w:eastAsia="Times Roman" w:hAnsi="Times Roman" w:cs="Times Roman"/>
-          <w:sz w:val="26"/>
-          <w:szCs w:val="26"/>
-        </w:rPr>
-      </w:pPr>
-      <w:r>
-        <w:rPr>
-          <w:rFonts w:ascii="Times Roman" w:hAnsi="Times Roman"/>
-          <w:sz w:val="26"/>
-          <w:szCs w:val="26"/>
+        <w:bidi w:val="0"/>
+        <w:spacing w:before="0" w:line="240" w:lineRule="auto"/>
+        <w:ind w:left="0" w:right="0" w:firstLine="0"/>
+        <w:jc w:val="left"/>
+        <w:rPr>
+          <w:rFonts w:ascii="Times Roman" w:cs="Times Roman" w:hAnsi="Times Roman" w:eastAsia="Times Roman"/>
+          <w:sz w:val="26"/>
+          <w:szCs w:val="26"/>
+          <w:rtl w:val="0"/>
+        </w:rPr>
+      </w:pPr>
+      <w:r>
+        <w:rPr>
+          <w:rFonts w:ascii="Times Roman" w:hAnsi="Times Roman"/>
+          <w:sz w:val="26"/>
+          <w:szCs w:val="26"/>
+          <w:rtl w:val="0"/>
+          <w:lang w:val="en-US"/>
         </w:rPr>
         <w:t xml:space="preserve">        Document word = wordFactory.createDocument();</w:t>
       </w:r>
@@ -2151,18 +2736,23 @@
     <w:p>
       <w:pPr>
         <w:pStyle w:val="Default"/>
-        <w:spacing w:before="0" w:line="240" w:lineRule="auto"/>
-        <w:rPr>
-          <w:rFonts w:ascii="Times Roman" w:eastAsia="Times Roman" w:hAnsi="Times Roman" w:cs="Times Roman"/>
-          <w:sz w:val="26"/>
-          <w:szCs w:val="26"/>
-        </w:rPr>
-      </w:pPr>
-      <w:r>
-        <w:rPr>
-          <w:rFonts w:ascii="Times Roman" w:hAnsi="Times Roman"/>
-          <w:sz w:val="26"/>
-          <w:szCs w:val="26"/>
+        <w:bidi w:val="0"/>
+        <w:spacing w:before="0" w:line="240" w:lineRule="auto"/>
+        <w:ind w:left="0" w:right="0" w:firstLine="0"/>
+        <w:jc w:val="left"/>
+        <w:rPr>
+          <w:rFonts w:ascii="Times Roman" w:cs="Times Roman" w:hAnsi="Times Roman" w:eastAsia="Times Roman"/>
+          <w:sz w:val="26"/>
+          <w:szCs w:val="26"/>
+          <w:rtl w:val="0"/>
+        </w:rPr>
+      </w:pPr>
+      <w:r>
+        <w:rPr>
+          <w:rFonts w:ascii="Times Roman" w:hAnsi="Times Roman"/>
+          <w:sz w:val="26"/>
+          <w:szCs w:val="26"/>
+          <w:rtl w:val="0"/>
           <w:lang w:val="de-DE"/>
         </w:rPr>
         <w:t xml:space="preserve">        word.open();</w:t>
@@ -2171,29 +2761,39 @@
     <w:p>
       <w:pPr>
         <w:pStyle w:val="Default"/>
-        <w:spacing w:before="0" w:line="240" w:lineRule="auto"/>
-        <w:rPr>
-          <w:rFonts w:ascii="Times Roman" w:eastAsia="Times Roman" w:hAnsi="Times Roman" w:cs="Times Roman"/>
-          <w:sz w:val="26"/>
-          <w:szCs w:val="26"/>
-        </w:rPr>
-      </w:pPr>
-    </w:p>
-    <w:p>
-      <w:pPr>
-        <w:pStyle w:val="Default"/>
-        <w:spacing w:before="0" w:line="240" w:lineRule="auto"/>
-        <w:rPr>
-          <w:rFonts w:ascii="Times Roman" w:eastAsia="Times Roman" w:hAnsi="Times Roman" w:cs="Times Roman"/>
-          <w:sz w:val="26"/>
-          <w:szCs w:val="26"/>
-        </w:rPr>
-      </w:pPr>
-      <w:r>
-        <w:rPr>
-          <w:rFonts w:ascii="Times Roman" w:hAnsi="Times Roman"/>
-          <w:sz w:val="26"/>
-          <w:szCs w:val="26"/>
+        <w:bidi w:val="0"/>
+        <w:spacing w:before="0" w:line="240" w:lineRule="auto"/>
+        <w:ind w:left="0" w:right="0" w:firstLine="0"/>
+        <w:jc w:val="left"/>
+        <w:rPr>
+          <w:rFonts w:ascii="Times Roman" w:cs="Times Roman" w:hAnsi="Times Roman" w:eastAsia="Times Roman"/>
+          <w:sz w:val="26"/>
+          <w:szCs w:val="26"/>
+          <w:rtl w:val="0"/>
+        </w:rPr>
+      </w:pPr>
+    </w:p>
+    <w:p>
+      <w:pPr>
+        <w:pStyle w:val="Default"/>
+        <w:bidi w:val="0"/>
+        <w:spacing w:before="0" w:line="240" w:lineRule="auto"/>
+        <w:ind w:left="0" w:right="0" w:firstLine="0"/>
+        <w:jc w:val="left"/>
+        <w:rPr>
+          <w:rFonts w:ascii="Times Roman" w:cs="Times Roman" w:hAnsi="Times Roman" w:eastAsia="Times Roman"/>
+          <w:sz w:val="26"/>
+          <w:szCs w:val="26"/>
+          <w:rtl w:val="0"/>
+        </w:rPr>
+      </w:pPr>
+      <w:r>
+        <w:rPr>
+          <w:rFonts w:ascii="Times Roman" w:hAnsi="Times Roman"/>
+          <w:sz w:val="26"/>
+          <w:szCs w:val="26"/>
+          <w:rtl w:val="0"/>
+          <w:lang w:val="en-US"/>
         </w:rPr>
         <w:t xml:space="preserve">        DocumentFactory pdfFactory = new PdfFactory();</w:t>
       </w:r>
@@ -2201,18 +2801,24 @@
     <w:p>
       <w:pPr>
         <w:pStyle w:val="Default"/>
-        <w:spacing w:before="0" w:line="240" w:lineRule="auto"/>
-        <w:rPr>
-          <w:rFonts w:ascii="Times Roman" w:eastAsia="Times Roman" w:hAnsi="Times Roman" w:cs="Times Roman"/>
-          <w:sz w:val="26"/>
-          <w:szCs w:val="26"/>
-        </w:rPr>
-      </w:pPr>
-      <w:r>
-        <w:rPr>
-          <w:rFonts w:ascii="Times Roman" w:hAnsi="Times Roman"/>
-          <w:sz w:val="26"/>
-          <w:szCs w:val="26"/>
+        <w:bidi w:val="0"/>
+        <w:spacing w:before="0" w:line="240" w:lineRule="auto"/>
+        <w:ind w:left="0" w:right="0" w:firstLine="0"/>
+        <w:jc w:val="left"/>
+        <w:rPr>
+          <w:rFonts w:ascii="Times Roman" w:cs="Times Roman" w:hAnsi="Times Roman" w:eastAsia="Times Roman"/>
+          <w:sz w:val="26"/>
+          <w:szCs w:val="26"/>
+          <w:rtl w:val="0"/>
+        </w:rPr>
+      </w:pPr>
+      <w:r>
+        <w:rPr>
+          <w:rFonts w:ascii="Times Roman" w:hAnsi="Times Roman"/>
+          <w:sz w:val="26"/>
+          <w:szCs w:val="26"/>
+          <w:rtl w:val="0"/>
+          <w:lang w:val="en-US"/>
         </w:rPr>
         <w:t xml:space="preserve">        Document pdf = pdfFactory.createDocument();</w:t>
       </w:r>
@@ -2220,18 +2826,23 @@
     <w:p>
       <w:pPr>
         <w:pStyle w:val="Default"/>
-        <w:spacing w:before="0" w:line="240" w:lineRule="auto"/>
-        <w:rPr>
-          <w:rFonts w:ascii="Times Roman" w:eastAsia="Times Roman" w:hAnsi="Times Roman" w:cs="Times Roman"/>
-          <w:sz w:val="26"/>
-          <w:szCs w:val="26"/>
-        </w:rPr>
-      </w:pPr>
-      <w:r>
-        <w:rPr>
-          <w:rFonts w:ascii="Times Roman" w:hAnsi="Times Roman"/>
-          <w:sz w:val="26"/>
-          <w:szCs w:val="26"/>
+        <w:bidi w:val="0"/>
+        <w:spacing w:before="0" w:line="240" w:lineRule="auto"/>
+        <w:ind w:left="0" w:right="0" w:firstLine="0"/>
+        <w:jc w:val="left"/>
+        <w:rPr>
+          <w:rFonts w:ascii="Times Roman" w:cs="Times Roman" w:hAnsi="Times Roman" w:eastAsia="Times Roman"/>
+          <w:sz w:val="26"/>
+          <w:szCs w:val="26"/>
+          <w:rtl w:val="0"/>
+        </w:rPr>
+      </w:pPr>
+      <w:r>
+        <w:rPr>
+          <w:rFonts w:ascii="Times Roman" w:hAnsi="Times Roman"/>
+          <w:sz w:val="26"/>
+          <w:szCs w:val="26"/>
+          <w:rtl w:val="0"/>
         </w:rPr>
         <w:t xml:space="preserve">        pdf.open();</w:t>
       </w:r>
@@ -2239,29 +2850,39 @@
     <w:p>
       <w:pPr>
         <w:pStyle w:val="Default"/>
-        <w:spacing w:before="0" w:line="240" w:lineRule="auto"/>
-        <w:rPr>
-          <w:rFonts w:ascii="Times Roman" w:eastAsia="Times Roman" w:hAnsi="Times Roman" w:cs="Times Roman"/>
-          <w:sz w:val="26"/>
-          <w:szCs w:val="26"/>
-        </w:rPr>
-      </w:pPr>
-    </w:p>
-    <w:p>
-      <w:pPr>
-        <w:pStyle w:val="Default"/>
-        <w:spacing w:before="0" w:line="240" w:lineRule="auto"/>
-        <w:rPr>
-          <w:rFonts w:ascii="Times Roman" w:eastAsia="Times Roman" w:hAnsi="Times Roman" w:cs="Times Roman"/>
-          <w:sz w:val="26"/>
-          <w:szCs w:val="26"/>
-        </w:rPr>
-      </w:pPr>
-      <w:r>
-        <w:rPr>
-          <w:rFonts w:ascii="Times Roman" w:hAnsi="Times Roman"/>
-          <w:sz w:val="26"/>
-          <w:szCs w:val="26"/>
+        <w:bidi w:val="0"/>
+        <w:spacing w:before="0" w:line="240" w:lineRule="auto"/>
+        <w:ind w:left="0" w:right="0" w:firstLine="0"/>
+        <w:jc w:val="left"/>
+        <w:rPr>
+          <w:rFonts w:ascii="Times Roman" w:cs="Times Roman" w:hAnsi="Times Roman" w:eastAsia="Times Roman"/>
+          <w:sz w:val="26"/>
+          <w:szCs w:val="26"/>
+          <w:rtl w:val="0"/>
+        </w:rPr>
+      </w:pPr>
+    </w:p>
+    <w:p>
+      <w:pPr>
+        <w:pStyle w:val="Default"/>
+        <w:bidi w:val="0"/>
+        <w:spacing w:before="0" w:line="240" w:lineRule="auto"/>
+        <w:ind w:left="0" w:right="0" w:firstLine="0"/>
+        <w:jc w:val="left"/>
+        <w:rPr>
+          <w:rFonts w:ascii="Times Roman" w:cs="Times Roman" w:hAnsi="Times Roman" w:eastAsia="Times Roman"/>
+          <w:sz w:val="26"/>
+          <w:szCs w:val="26"/>
+          <w:rtl w:val="0"/>
+        </w:rPr>
+      </w:pPr>
+      <w:r>
+        <w:rPr>
+          <w:rFonts w:ascii="Times Roman" w:hAnsi="Times Roman"/>
+          <w:sz w:val="26"/>
+          <w:szCs w:val="26"/>
+          <w:rtl w:val="0"/>
+          <w:lang w:val="en-US"/>
         </w:rPr>
         <w:t xml:space="preserve">        DocumentFactory excelFactory = new ExcelFactory();</w:t>
       </w:r>
@@ -2269,18 +2890,24 @@
     <w:p>
       <w:pPr>
         <w:pStyle w:val="Default"/>
-        <w:spacing w:before="0" w:line="240" w:lineRule="auto"/>
-        <w:rPr>
-          <w:rFonts w:ascii="Times Roman" w:eastAsia="Times Roman" w:hAnsi="Times Roman" w:cs="Times Roman"/>
-          <w:sz w:val="26"/>
-          <w:szCs w:val="26"/>
-        </w:rPr>
-      </w:pPr>
-      <w:r>
-        <w:rPr>
-          <w:rFonts w:ascii="Times Roman" w:hAnsi="Times Roman"/>
-          <w:sz w:val="26"/>
-          <w:szCs w:val="26"/>
+        <w:bidi w:val="0"/>
+        <w:spacing w:before="0" w:line="240" w:lineRule="auto"/>
+        <w:ind w:left="0" w:right="0" w:firstLine="0"/>
+        <w:jc w:val="left"/>
+        <w:rPr>
+          <w:rFonts w:ascii="Times Roman" w:cs="Times Roman" w:hAnsi="Times Roman" w:eastAsia="Times Roman"/>
+          <w:sz w:val="26"/>
+          <w:szCs w:val="26"/>
+          <w:rtl w:val="0"/>
+        </w:rPr>
+      </w:pPr>
+      <w:r>
+        <w:rPr>
+          <w:rFonts w:ascii="Times Roman" w:hAnsi="Times Roman"/>
+          <w:sz w:val="26"/>
+          <w:szCs w:val="26"/>
+          <w:rtl w:val="0"/>
+          <w:lang w:val="en-US"/>
         </w:rPr>
         <w:t xml:space="preserve">        Document excel = excelFactory.createDocument();</w:t>
       </w:r>
@@ -2288,18 +2915,23 @@
     <w:p>
       <w:pPr>
         <w:pStyle w:val="Default"/>
-        <w:spacing w:before="0" w:line="240" w:lineRule="auto"/>
-        <w:rPr>
-          <w:rFonts w:ascii="Times Roman" w:eastAsia="Times Roman" w:hAnsi="Times Roman" w:cs="Times Roman"/>
-          <w:sz w:val="26"/>
-          <w:szCs w:val="26"/>
-        </w:rPr>
-      </w:pPr>
-      <w:r>
-        <w:rPr>
-          <w:rFonts w:ascii="Times Roman" w:hAnsi="Times Roman"/>
-          <w:sz w:val="26"/>
-          <w:szCs w:val="26"/>
+        <w:bidi w:val="0"/>
+        <w:spacing w:before="0" w:line="240" w:lineRule="auto"/>
+        <w:ind w:left="0" w:right="0" w:firstLine="0"/>
+        <w:jc w:val="left"/>
+        <w:rPr>
+          <w:rFonts w:ascii="Times Roman" w:cs="Times Roman" w:hAnsi="Times Roman" w:eastAsia="Times Roman"/>
+          <w:sz w:val="26"/>
+          <w:szCs w:val="26"/>
+          <w:rtl w:val="0"/>
+        </w:rPr>
+      </w:pPr>
+      <w:r>
+        <w:rPr>
+          <w:rFonts w:ascii="Times Roman" w:hAnsi="Times Roman"/>
+          <w:sz w:val="26"/>
+          <w:szCs w:val="26"/>
+          <w:rtl w:val="0"/>
         </w:rPr>
         <w:t xml:space="preserve">        excel.open();</w:t>
       </w:r>
@@ -2307,18 +2939,23 @@
     <w:p>
       <w:pPr>
         <w:pStyle w:val="Default"/>
-        <w:spacing w:before="0" w:line="240" w:lineRule="auto"/>
-        <w:rPr>
-          <w:rFonts w:ascii="Times Roman" w:eastAsia="Times Roman" w:hAnsi="Times Roman" w:cs="Times Roman"/>
-          <w:sz w:val="26"/>
-          <w:szCs w:val="26"/>
-        </w:rPr>
-      </w:pPr>
-      <w:r>
-        <w:rPr>
-          <w:rFonts w:ascii="Times Roman" w:hAnsi="Times Roman"/>
-          <w:sz w:val="26"/>
-          <w:szCs w:val="26"/>
+        <w:bidi w:val="0"/>
+        <w:spacing w:before="0" w:line="240" w:lineRule="auto"/>
+        <w:ind w:left="0" w:right="0" w:firstLine="0"/>
+        <w:jc w:val="left"/>
+        <w:rPr>
+          <w:rFonts w:ascii="Times Roman" w:cs="Times Roman" w:hAnsi="Times Roman" w:eastAsia="Times Roman"/>
+          <w:sz w:val="26"/>
+          <w:szCs w:val="26"/>
+          <w:rtl w:val="0"/>
+        </w:rPr>
+      </w:pPr>
+      <w:r>
+        <w:rPr>
+          <w:rFonts w:ascii="Times Roman" w:hAnsi="Times Roman"/>
+          <w:sz w:val="26"/>
+          <w:szCs w:val="26"/>
+          <w:rtl w:val="0"/>
         </w:rPr>
         <w:t xml:space="preserve">    }</w:t>
       </w:r>
@@ -2326,18 +2963,23 @@
     <w:p>
       <w:pPr>
         <w:pStyle w:val="Default"/>
-        <w:spacing w:before="0" w:line="240" w:lineRule="auto"/>
-        <w:rPr>
-          <w:rFonts w:ascii="Times Roman" w:eastAsia="Times Roman" w:hAnsi="Times Roman" w:cs="Times Roman"/>
-          <w:sz w:val="26"/>
-          <w:szCs w:val="26"/>
-        </w:rPr>
-      </w:pPr>
-      <w:r>
-        <w:rPr>
-          <w:rFonts w:ascii="Times Roman" w:hAnsi="Times Roman"/>
-          <w:sz w:val="26"/>
-          <w:szCs w:val="26"/>
+        <w:bidi w:val="0"/>
+        <w:spacing w:before="0" w:line="240" w:lineRule="auto"/>
+        <w:ind w:left="0" w:right="0" w:firstLine="0"/>
+        <w:jc w:val="left"/>
+        <w:rPr>
+          <w:rFonts w:ascii="Times Roman" w:cs="Times Roman" w:hAnsi="Times Roman" w:eastAsia="Times Roman"/>
+          <w:sz w:val="26"/>
+          <w:szCs w:val="26"/>
+          <w:rtl w:val="0"/>
+        </w:rPr>
+      </w:pPr>
+      <w:r>
+        <w:rPr>
+          <w:rFonts w:ascii="Times Roman" w:hAnsi="Times Roman"/>
+          <w:sz w:val="26"/>
+          <w:szCs w:val="26"/>
+          <w:rtl w:val="0"/>
         </w:rPr>
         <w:t>}</w:t>
       </w:r>
@@ -2345,21 +2987,25 @@
     <w:p>
       <w:pPr>
         <w:pStyle w:val="Default"/>
-        <w:spacing w:before="0" w:line="240" w:lineRule="auto"/>
-        <w:rPr>
-          <w:rFonts w:ascii="Times Roman" w:eastAsia="Times Roman" w:hAnsi="Times Roman" w:cs="Times Roman"/>
-          <w:sz w:val="26"/>
-          <w:szCs w:val="26"/>
-        </w:rPr>
-      </w:pPr>
-      <w:r>
-        <w:rPr>
-          <w:rFonts w:ascii="Times Roman" w:eastAsia="Times Roman" w:hAnsi="Times Roman" w:cs="Times Roman"/>
-          <w:noProof/>
-          <w:sz w:val="26"/>
-          <w:szCs w:val="26"/>
-        </w:rPr>
-        <w:drawing>
+        <w:bidi w:val="0"/>
+        <w:spacing w:before="0" w:line="240" w:lineRule="auto"/>
+        <w:ind w:left="0" w:right="0" w:firstLine="0"/>
+        <w:jc w:val="left"/>
+        <w:rPr>
+          <w:rFonts w:ascii="Times Roman" w:cs="Times Roman" w:hAnsi="Times Roman" w:eastAsia="Times Roman"/>
+          <w:sz w:val="26"/>
+          <w:szCs w:val="26"/>
+          <w:rtl w:val="0"/>
+        </w:rPr>
+      </w:pPr>
+      <w:r>
+        <w:rPr>
+          <w:rFonts w:ascii="Times Roman" w:cs="Times Roman" w:hAnsi="Times Roman" w:eastAsia="Times Roman"/>
+          <w:sz w:val="26"/>
+          <w:szCs w:val="26"/>
+          <w:rtl w:val="0"/>
+        </w:rPr>
+        <w:drawing xmlns:a="http://schemas.openxmlformats.org/drawingml/2006/main">
           <wp:anchor distT="152400" distB="152400" distL="152400" distR="152400" simplePos="0" relativeHeight="251660288" behindDoc="0" locked="0" layoutInCell="1" allowOverlap="1">
             <wp:simplePos x="0" y="0"/>
             <wp:positionH relativeFrom="margin">
@@ -2391,7 +3037,7 @@
                     </pic:cNvPicPr>
                   </pic:nvPicPr>
                   <pic:blipFill>
-                    <a:blip r:embed="rId7">
+                    <a:blip r:embed="rId5">
                       <a:extLst/>
                     </a:blip>
                     <a:stretch>
@@ -2422,16 +3068,22 @@
     <w:p>
       <w:pPr>
         <w:pStyle w:val="Default"/>
-        <w:spacing w:before="0" w:line="240" w:lineRule="auto"/>
-      </w:pPr>
-      <w:r>
-        <w:rPr>
-          <w:rFonts w:ascii="Times Roman" w:eastAsia="Times Roman" w:hAnsi="Times Roman" w:cs="Times Roman"/>
-          <w:noProof/>
-          <w:sz w:val="26"/>
-          <w:szCs w:val="26"/>
-        </w:rPr>
-        <w:drawing>
+        <w:bidi w:val="0"/>
+        <w:spacing w:before="0" w:line="240" w:lineRule="auto"/>
+        <w:ind w:left="0" w:right="0" w:firstLine="0"/>
+        <w:jc w:val="left"/>
+        <w:rPr>
+          <w:rtl w:val="0"/>
+        </w:rPr>
+      </w:pPr>
+      <w:r>
+        <w:rPr>
+          <w:rFonts w:ascii="Times Roman" w:cs="Times Roman" w:hAnsi="Times Roman" w:eastAsia="Times Roman"/>
+          <w:sz w:val="26"/>
+          <w:szCs w:val="26"/>
+          <w:rtl w:val="0"/>
+        </w:rPr>
+        <w:drawing xmlns:a="http://schemas.openxmlformats.org/drawingml/2006/main">
           <wp:anchor distT="152400" distB="152400" distL="152400" distR="152400" simplePos="0" relativeHeight="251661312" behindDoc="0" locked="0" layoutInCell="1" allowOverlap="1">
             <wp:simplePos x="0" y="0"/>
             <wp:positionH relativeFrom="margin">
@@ -2463,7 +3115,7 @@
                     </pic:cNvPicPr>
                   </pic:nvPicPr>
                   <pic:blipFill>
-                    <a:blip r:embed="rId8">
+                    <a:blip r:embed="rId6">
                       <a:extLst/>
                     </a:blip>
                     <a:stretch>
@@ -2492,12 +3144,12 @@
       </w:r>
       <w:r>
         <w:rPr>
-          <w:rFonts w:ascii="Times Roman" w:eastAsia="Times Roman" w:hAnsi="Times Roman" w:cs="Times Roman"/>
-          <w:noProof/>
-          <w:sz w:val="26"/>
-          <w:szCs w:val="26"/>
-        </w:rPr>
-        <w:drawing>
+          <w:rFonts w:ascii="Times Roman" w:cs="Times Roman" w:hAnsi="Times Roman" w:eastAsia="Times Roman"/>
+          <w:sz w:val="26"/>
+          <w:szCs w:val="26"/>
+          <w:rtl w:val="0"/>
+        </w:rPr>
+        <w:drawing xmlns:a="http://schemas.openxmlformats.org/drawingml/2006/main">
           <wp:anchor distT="152400" distB="152400" distL="152400" distR="152400" simplePos="0" relativeHeight="251662336" behindDoc="0" locked="0" layoutInCell="1" allowOverlap="1">
             <wp:simplePos x="0" y="0"/>
             <wp:positionH relativeFrom="margin">
@@ -2529,7 +3181,7 @@
                     </pic:cNvPicPr>
                   </pic:nvPicPr>
                   <pic:blipFill>
-                    <a:blip r:embed="rId9">
+                    <a:blip r:embed="rId7">
                       <a:extLst/>
                     </a:blip>
                     <a:stretch>
@@ -2558,75 +3210,40 @@
       </w:r>
     </w:p>
     <w:sectPr>
-      <w:headerReference w:type="default" r:id="rId10"/>
-      <w:footerReference w:type="default" r:id="rId11"/>
-      <w:pgSz w:w="11906" w:h="16838"/>
-      <w:pgMar w:top="1134" w:right="1134" w:bottom="1134" w:left="1134" w:header="709" w:footer="850" w:gutter="0"/>
-      <w:cols w:space="720"/>
+      <w:headerReference w:type="default" r:id="rId8"/>
+      <w:footerReference w:type="default" r:id="rId9"/>
+      <w:pgSz w:w="11906" w:h="16838" w:orient="portrait"/>
+      <w:pgMar w:top="1134" w:right="1134" w:bottom="1134" w:left="1134" w:header="709" w:footer="850"/>
+      <w:bidi w:val="0"/>
     </w:sectPr>
   </w:body>
 </w:document>
 </file>
 
-<file path=word/endnotes.xml><?xml version="1.0" encoding="utf-8"?>
-<w:endnotes xmlns:ve="http://schemas.openxmlformats.org/markup-compatibility/2006" xmlns:o="urn:schemas-microsoft-com:office:office" xmlns:r="http://schemas.openxmlformats.org/officeDocument/2006/relationships" xmlns:m="http://schemas.openxmlformats.org/officeDocument/2006/math" xmlns:v="urn:schemas-microsoft-com:vml" xmlns:wp="http://schemas.openxmlformats.org/drawingml/2006/wordprocessingDrawing" xmlns:w10="urn:schemas-microsoft-com:office:word" xmlns:w="http://schemas.openxmlformats.org/wordprocessingml/2006/main" xmlns:wne="http://schemas.microsoft.com/office/word/2006/wordml">
-  <w:endnote w:type="separator" w:id="0">
-    <w:p>
-      <w:r>
-        <w:separator/>
-      </w:r>
-    </w:p>
-  </w:endnote>
-  <w:endnote w:type="continuationSeparator" w:id="1">
-    <w:p>
-      <w:r>
-        <w:continuationSeparator/>
-      </w:r>
-    </w:p>
-  </w:endnote>
-</w:endnotes>
-</file>
-
 <file path=word/footer1.xml><?xml version="1.0" encoding="utf-8"?>
-<w:ftr xmlns:ve="http://schemas.openxmlformats.org/markup-compatibility/2006" xmlns:o="urn:schemas-microsoft-com:office:office" xmlns:r="http://schemas.openxmlformats.org/officeDocument/2006/relationships" xmlns:m="http://schemas.openxmlformats.org/officeDocument/2006/math" xmlns:v="urn:schemas-microsoft-com:vml" xmlns:wp="http://schemas.openxmlformats.org/drawingml/2006/wordprocessingDrawing" xmlns:w10="urn:schemas-microsoft-com:office:word" xmlns:w="http://schemas.openxmlformats.org/wordprocessingml/2006/main" xmlns:wne="http://schemas.microsoft.com/office/word/2006/wordml">
-  <w:p/>
+<w:ftr xmlns:r="http://schemas.openxmlformats.org/officeDocument/2006/relationships" xmlns:wp="http://schemas.openxmlformats.org/drawingml/2006/wordprocessingDrawing" xmlns:w="http://schemas.openxmlformats.org/wordprocessingml/2006/main" xmlns:w10="urn:schemas-microsoft-com:office:word" xmlns:w14="http://schemas.microsoft.com/office/word/2010/wordml" xmlns:wps="http://schemas.microsoft.com/office/word/2010/wordprocessingShape" xmlns:wpg="http://schemas.microsoft.com/office/word/2010/wordprocessingGroup" xmlns:mc="http://schemas.openxmlformats.org/markup-compatibility/2006" xmlns:v="urn:schemas-microsoft-com:vml" xmlns:o="urn:schemas-microsoft-com:office:office" xmlns:m="http://schemas.openxmlformats.org/officeDocument/2006/math" mc:Ignorable="w14">
+  <w:p>
+    <w:r/>
+  </w:p>
 </w:ftr>
 </file>
 
-<file path=word/footnotes.xml><?xml version="1.0" encoding="utf-8"?>
-<w:footnotes xmlns:ve="http://schemas.openxmlformats.org/markup-compatibility/2006" xmlns:o="urn:schemas-microsoft-com:office:office" xmlns:r="http://schemas.openxmlformats.org/officeDocument/2006/relationships" xmlns:m="http://schemas.openxmlformats.org/officeDocument/2006/math" xmlns:v="urn:schemas-microsoft-com:vml" xmlns:wp="http://schemas.openxmlformats.org/drawingml/2006/wordprocessingDrawing" xmlns:w10="urn:schemas-microsoft-com:office:word" xmlns:w="http://schemas.openxmlformats.org/wordprocessingml/2006/main" xmlns:wne="http://schemas.microsoft.com/office/word/2006/wordml">
-  <w:footnote w:type="separator" w:id="0">
-    <w:p>
-      <w:r>
-        <w:separator/>
-      </w:r>
-    </w:p>
-  </w:footnote>
-  <w:footnote w:type="continuationSeparator" w:id="1">
-    <w:p>
-      <w:r>
-        <w:continuationSeparator/>
-      </w:r>
-    </w:p>
-  </w:footnote>
-</w:footnotes>
-</file>
-
 <file path=word/header1.xml><?xml version="1.0" encoding="utf-8"?>
-<w:hdr xmlns:ve="http://schemas.openxmlformats.org/markup-compatibility/2006" xmlns:o="urn:schemas-microsoft-com:office:office" xmlns:r="http://schemas.openxmlformats.org/officeDocument/2006/relationships" xmlns:m="http://schemas.openxmlformats.org/officeDocument/2006/math" xmlns:v="urn:schemas-microsoft-com:vml" xmlns:wp="http://schemas.openxmlformats.org/drawingml/2006/wordprocessingDrawing" xmlns:w10="urn:schemas-microsoft-com:office:word" xmlns:w="http://schemas.openxmlformats.org/wordprocessingml/2006/main" xmlns:wne="http://schemas.microsoft.com/office/word/2006/wordml">
+<w:hdr xmlns:r="http://schemas.openxmlformats.org/officeDocument/2006/relationships" xmlns:wp="http://schemas.openxmlformats.org/drawingml/2006/wordprocessingDrawing" xmlns:w="http://schemas.openxmlformats.org/wordprocessingml/2006/main" xmlns:w10="urn:schemas-microsoft-com:office:word" xmlns:w14="http://schemas.microsoft.com/office/word/2010/wordml" xmlns:wps="http://schemas.microsoft.com/office/word/2010/wordprocessingShape" xmlns:wpg="http://schemas.microsoft.com/office/word/2010/wordprocessingGroup" xmlns:mc="http://schemas.openxmlformats.org/markup-compatibility/2006" xmlns:v="urn:schemas-microsoft-com:vml" xmlns:o="urn:schemas-microsoft-com:office:office" xmlns:m="http://schemas.openxmlformats.org/officeDocument/2006/math" mc:Ignorable="w14">
   <w:p>
     <w:pPr>
-      <w:pStyle w:val="HeaderFooter"/>
+      <w:pStyle w:val="Header &amp; Footer"/>
       <w:tabs>
-        <w:tab w:val="clear" w:pos="9020"/>
         <w:tab w:val="center" w:pos="4819"/>
         <w:tab w:val="right" w:pos="9638"/>
+        <w:tab w:val="clear" w:pos="9020"/>
       </w:tabs>
+      <w:jc w:val="left"/>
     </w:pPr>
     <w:r>
       <w:rPr>
-        <w:b/>
-        <w:bCs/>
+        <w:b w:val="1"/>
+        <w:bCs w:val="1"/>
         <w:sz w:val="28"/>
         <w:szCs w:val="28"/>
       </w:rPr>
@@ -2634,10 +3251,12 @@
     </w:r>
     <w:r>
       <w:rPr>
-        <w:b/>
-        <w:bCs/>
+        <w:b w:val="1"/>
+        <w:bCs w:val="1"/>
         <w:sz w:val="28"/>
         <w:szCs w:val="28"/>
+        <w:rtl w:val="0"/>
+        <w:lang w:val="en-US"/>
       </w:rPr>
       <w:t xml:space="preserve">WEEK -1 </w:t>
     </w:r>
@@ -2646,17 +3265,48 @@
 </file>
 
 <file path=word/styles.xml><?xml version="1.0" encoding="utf-8"?>
-<w:styles xmlns:r="http://schemas.openxmlformats.org/officeDocument/2006/relationships" xmlns:w="http://schemas.openxmlformats.org/wordprocessingml/2006/main">
+<w:styles xmlns:w="http://schemas.openxmlformats.org/wordprocessingml/2006/main" xmlns:mc="http://schemas.openxmlformats.org/markup-compatibility/2006" xmlns:w14="http://schemas.microsoft.com/office/word/2010/wordml" mc:Ignorable="w14">
   <w:docDefaults>
     <w:rPrDefault>
       <w:rPr>
-        <w:rFonts w:ascii="Times New Roman" w:eastAsia="Arial Unicode MS" w:hAnsi="Times New Roman" w:cs="Times New Roman"/>
+        <w:rFonts w:ascii="Times New Roman" w:cs="Times New Roman" w:hAnsi="Times New Roman" w:eastAsia="Arial Unicode MS"/>
+        <w:b w:val="0"/>
+        <w:bCs w:val="0"/>
+        <w:i w:val="0"/>
+        <w:iCs w:val="0"/>
+        <w:caps w:val="0"/>
+        <w:smallCaps w:val="0"/>
+        <w:strike w:val="0"/>
+        <w:dstrike w:val="0"/>
+        <w:outline w:val="0"/>
+        <w:emboss w:val="0"/>
+        <w:imprint w:val="0"/>
+        <w:vanish w:val="0"/>
+        <w:color w:val="auto"/>
+        <w:spacing w:val="0"/>
+        <w:w w:val="100"/>
+        <w:kern w:val="0"/>
+        <w:position w:val="0"/>
+        <w:sz w:val="20"/>
+        <w:szCs w:val="20"/>
+        <w:u w:val="none" w:color="auto"/>
         <w:bdr w:val="nil"/>
-        <w:lang w:val="en-US" w:eastAsia="en-US" w:bidi="ar-SA"/>
+        <w:vertAlign w:val="baseline"/>
+        <w:lang/>
       </w:rPr>
     </w:rPrDefault>
     <w:pPrDefault>
       <w:pPr>
+        <w:keepNext w:val="0"/>
+        <w:keepLines w:val="0"/>
+        <w:pageBreakBefore w:val="0"/>
+        <w:framePr w:anchorLock="0" w:w="0" w:h="0" w:vSpace="0" w:hSpace="0" w:xAlign="left" w:y="0" w:hRule="exact" w:vAnchor="margin"/>
+        <w:widowControl w:val="1"/>
+        <w:numPr>
+          <w:ilvl w:val="0"/>
+          <w:numId w:val="0"/>
+        </w:numPr>
+        <w:suppressLineNumbers w:val="0"/>
         <w:pBdr>
           <w:top w:val="nil"/>
           <w:left w:val="nil"/>
@@ -2665,264 +3315,209 @@
           <w:between w:val="nil"/>
           <w:bar w:val="nil"/>
         </w:pBdr>
+        <w:shd w:val="clear" w:color="auto" w:fill="auto"/>
+        <w:suppressAutoHyphens w:val="0"/>
+        <w:spacing w:before="0" w:beforeAutospacing="0" w:after="0" w:afterAutospacing="0" w:line="240" w:lineRule="auto"/>
+        <w:ind w:left="0" w:right="0" w:firstLine="0"/>
+        <w:jc w:val="left"/>
+        <w:outlineLvl w:val="9"/>
       </w:pPr>
     </w:pPrDefault>
   </w:docDefaults>
-  <w:latentStyles w:defLockedState="0" w:defUIPriority="99" w:defSemiHidden="1" w:defUnhideWhenUsed="1" w:defQFormat="0" w:count="267">
-    <w:lsdException w:name="Normal" w:semiHidden="0" w:uiPriority="0" w:unhideWhenUsed="0" w:qFormat="1"/>
-    <w:lsdException w:name="heading 1" w:semiHidden="0" w:uiPriority="9" w:unhideWhenUsed="0" w:qFormat="1"/>
-    <w:lsdException w:name="heading 2" w:uiPriority="9" w:qFormat="1"/>
-    <w:lsdException w:name="heading 3" w:uiPriority="9" w:qFormat="1"/>
-    <w:lsdException w:name="heading 4" w:uiPriority="9" w:qFormat="1"/>
-    <w:lsdException w:name="heading 5" w:uiPriority="9" w:qFormat="1"/>
-    <w:lsdException w:name="heading 6" w:uiPriority="9" w:qFormat="1"/>
-    <w:lsdException w:name="heading 7" w:uiPriority="9" w:qFormat="1"/>
-    <w:lsdException w:name="heading 8" w:uiPriority="9" w:qFormat="1"/>
-    <w:lsdException w:name="heading 9" w:uiPriority="9" w:qFormat="1"/>
-    <w:lsdException w:name="toc 1" w:uiPriority="39"/>
-    <w:lsdException w:name="toc 2" w:uiPriority="39"/>
-    <w:lsdException w:name="toc 3" w:uiPriority="39"/>
-    <w:lsdException w:name="toc 4" w:uiPriority="39"/>
-    <w:lsdException w:name="toc 5" w:uiPriority="39"/>
-    <w:lsdException w:name="toc 6" w:uiPriority="39"/>
-    <w:lsdException w:name="toc 7" w:uiPriority="39"/>
-    <w:lsdException w:name="toc 8" w:uiPriority="39"/>
-    <w:lsdException w:name="toc 9" w:uiPriority="39"/>
-    <w:lsdException w:name="caption" w:uiPriority="35" w:qFormat="1"/>
-    <w:lsdException w:name="Title" w:semiHidden="0" w:uiPriority="10" w:unhideWhenUsed="0" w:qFormat="1"/>
-    <w:lsdException w:name="Default Paragraph Font" w:uiPriority="1"/>
-    <w:lsdException w:name="Subtitle" w:semiHidden="0" w:uiPriority="11" w:unhideWhenUsed="0" w:qFormat="1"/>
-    <w:lsdException w:name="Strong" w:semiHidden="0" w:uiPriority="22" w:unhideWhenUsed="0" w:qFormat="1"/>
-    <w:lsdException w:name="Emphasis" w:semiHidden="0" w:uiPriority="20" w:unhideWhenUsed="0" w:qFormat="1"/>
-    <w:lsdException w:name="Table Grid" w:semiHidden="0" w:uiPriority="59" w:unhideWhenUsed="0"/>
-    <w:lsdException w:name="Placeholder Text" w:unhideWhenUsed="0"/>
-    <w:lsdException w:name="No Spacing" w:semiHidden="0" w:uiPriority="1" w:unhideWhenUsed="0" w:qFormat="1"/>
-    <w:lsdException w:name="Light Shading" w:semiHidden="0" w:uiPriority="60" w:unhideWhenUsed="0"/>
-    <w:lsdException w:name="Light List" w:semiHidden="0" w:uiPriority="61" w:unhideWhenUsed="0"/>
-    <w:lsdException w:name="Light Grid" w:semiHidden="0" w:uiPriority="62" w:unhideWhenUsed="0"/>
-    <w:lsdException w:name="Medium Shading 1" w:semiHidden="0" w:uiPriority="63" w:unhideWhenUsed="0"/>
-    <w:lsdException w:name="Medium Shading 2" w:semiHidden="0" w:uiPriority="64" w:unhideWhenUsed="0"/>
-    <w:lsdException w:name="Medium List 1" w:semiHidden="0" w:uiPriority="65" w:unhideWhenUsed="0"/>
-    <w:lsdException w:name="Medium List 2" w:semiHidden="0" w:uiPriority="66" w:unhideWhenUsed="0"/>
-    <w:lsdException w:name="Medium Grid 1" w:semiHidden="0" w:uiPriority="67" w:unhideWhenUsed="0"/>
-    <w:lsdException w:name="Medium Grid 2" w:semiHidden="0" w:uiPriority="68" w:unhideWhenUsed="0"/>
-    <w:lsdException w:name="Medium Grid 3" w:semiHidden="0" w:uiPriority="69" w:unhideWhenUsed="0"/>
-    <w:lsdException w:name="Dark List" w:semiHidden="0" w:uiPriority="70" w:unhideWhenUsed="0"/>
-    <w:lsdException w:name="Colorful Shading" w:semiHidden="0" w:uiPriority="71" w:unhideWhenUsed="0"/>
-    <w:lsdException w:name="Colorful List" w:semiHidden="0" w:uiPriority="72" w:unhideWhenUsed="0"/>
-    <w:lsdException w:name="Colorful Grid" w:semiHidden="0" w:uiPriority="73" w:unhideWhenUsed="0"/>
-    <w:lsdException w:name="Light Shading Accent 1" w:semiHidden="0" w:uiPriority="60" w:unhideWhenUsed="0"/>
-    <w:lsdException w:name="Light List Accent 1" w:semiHidden="0" w:uiPriority="61" w:unhideWhenUsed="0"/>
-    <w:lsdException w:name="Light Grid Accent 1" w:semiHidden="0" w:uiPriority="62" w:unhideWhenUsed="0"/>
-    <w:lsdException w:name="Medium Shading 1 Accent 1" w:semiHidden="0" w:uiPriority="63" w:unhideWhenUsed="0"/>
-    <w:lsdException w:name="Medium Shading 2 Accent 1" w:semiHidden="0" w:uiPriority="64" w:unhideWhenUsed="0"/>
-    <w:lsdException w:name="Medium List 1 Accent 1" w:semiHidden="0" w:uiPriority="65" w:unhideWhenUsed="0"/>
-    <w:lsdException w:name="Revision" w:unhideWhenUsed="0"/>
-    <w:lsdException w:name="List Paragraph" w:semiHidden="0" w:uiPriority="34" w:unhideWhenUsed="0" w:qFormat="1"/>
-    <w:lsdException w:name="Quote" w:semiHidden="0" w:uiPriority="29" w:unhideWhenUsed="0" w:qFormat="1"/>
-    <w:lsdException w:name="Intense Quote" w:semiHidden="0" w:uiPriority="30" w:unhideWhenUsed="0" w:qFormat="1"/>
-    <w:lsdException w:name="Medium List 2 Accent 1" w:semiHidden="0" w:uiPriority="66" w:unhideWhenUsed="0"/>
-    <w:lsdException w:name="Medium Grid 1 Accent 1" w:semiHidden="0" w:uiPriority="67" w:unhideWhenUsed="0"/>
-    <w:lsdException w:name="Medium Grid 2 Accent 1" w:semiHidden="0" w:uiPriority="68" w:unhideWhenUsed="0"/>
-    <w:lsdException w:name="Medium Grid 3 Accent 1" w:semiHidden="0" w:uiPriority="69" w:unhideWhenUsed="0"/>
-    <w:lsdException w:name="Dark List Accent 1" w:semiHidden="0" w:uiPriority="70" w:unhideWhenUsed="0"/>
-    <w:lsdException w:name="Colorful Shading Accent 1" w:semiHidden="0" w:uiPriority="71" w:unhideWhenUsed="0"/>
-    <w:lsdException w:name="Colorful List Accent 1" w:semiHidden="0" w:uiPriority="72" w:unhideWhenUsed="0"/>
-    <w:lsdException w:name="Colorful Grid Accent 1" w:semiHidden="0" w:uiPriority="73" w:unhideWhenUsed="0"/>
-    <w:lsdException w:name="Light Shading Accent 2" w:semiHidden="0" w:uiPriority="60" w:unhideWhenUsed="0"/>
-    <w:lsdException w:name="Light List Accent 2" w:semiHidden="0" w:uiPriority="61" w:unhideWhenUsed="0"/>
-    <w:lsdException w:name="Light Grid Accent 2" w:semiHidden="0" w:uiPriority="62" w:unhideWhenUsed="0"/>
-    <w:lsdException w:name="Medium Shading 1 Accent 2" w:semiHidden="0" w:uiPriority="63" w:unhideWhenUsed="0"/>
-    <w:lsdException w:name="Medium Shading 2 Accent 2" w:semiHidden="0" w:uiPriority="64" w:unhideWhenUsed="0"/>
-    <w:lsdException w:name="Medium List 1 Accent 2" w:semiHidden="0" w:uiPriority="65" w:unhideWhenUsed="0"/>
-    <w:lsdException w:name="Medium List 2 Accent 2" w:semiHidden="0" w:uiPriority="66" w:unhideWhenUsed="0"/>
-    <w:lsdException w:name="Medium Grid 1 Accent 2" w:semiHidden="0" w:uiPriority="67" w:unhideWhenUsed="0"/>
-    <w:lsdException w:name="Medium Grid 2 Accent 2" w:semiHidden="0" w:uiPriority="68" w:unhideWhenUsed="0"/>
-    <w:lsdException w:name="Medium Grid 3 Accent 2" w:semiHidden="0" w:uiPriority="69" w:unhideWhenUsed="0"/>
-    <w:lsdException w:name="Dark List Accent 2" w:semiHidden="0" w:uiPriority="70" w:unhideWhenUsed="0"/>
-    <w:lsdException w:name="Colorful Shading Accent 2" w:semiHidden="0" w:uiPriority="71" w:unhideWhenUsed="0"/>
-    <w:lsdException w:name="Colorful List Accent 2" w:semiHidden="0" w:uiPriority="72" w:unhideWhenUsed="0"/>
-    <w:lsdException w:name="Colorful Grid Accent 2" w:semiHidden="0" w:uiPriority="73" w:unhideWhenUsed="0"/>
-    <w:lsdException w:name="Light Shading Accent 3" w:semiHidden="0" w:uiPriority="60" w:unhideWhenUsed="0"/>
-    <w:lsdException w:name="Light List Accent 3" w:semiHidden="0" w:uiPriority="61" w:unhideWhenUsed="0"/>
-    <w:lsdException w:name="Light Grid Accent 3" w:semiHidden="0" w:uiPriority="62" w:unhideWhenUsed="0"/>
-    <w:lsdException w:name="Medium Shading 1 Accent 3" w:semiHidden="0" w:uiPriority="63" w:unhideWhenUsed="0"/>
-    <w:lsdException w:name="Medium Shading 2 Accent 3" w:semiHidden="0" w:uiPriority="64" w:unhideWhenUsed="0"/>
-    <w:lsdException w:name="Medium List 1 Accent 3" w:semiHidden="0" w:uiPriority="65" w:unhideWhenUsed="0"/>
-    <w:lsdException w:name="Medium List 2 Accent 3" w:semiHidden="0" w:uiPriority="66" w:unhideWhenUsed="0"/>
-    <w:lsdException w:name="Medium Grid 1 Accent 3" w:semiHidden="0" w:uiPriority="67" w:unhideWhenUsed="0"/>
-    <w:lsdException w:name="Medium Grid 2 Accent 3" w:semiHidden="0" w:uiPriority="68" w:unhideWhenUsed="0"/>
-    <w:lsdException w:name="Medium Grid 3 Accent 3" w:semiHidden="0" w:uiPriority="69" w:unhideWhenUsed="0"/>
-    <w:lsdException w:name="Dark List Accent 3" w:semiHidden="0" w:uiPriority="70" w:unhideWhenUsed="0"/>
-    <w:lsdException w:name="Colorful Shading Accent 3" w:semiHidden="0" w:uiPriority="71" w:unhideWhenUsed="0"/>
-    <w:lsdException w:name="Colorful List Accent 3" w:semiHidden="0" w:uiPriority="72" w:unhideWhenUsed="0"/>
-    <w:lsdException w:name="Colorful Grid Accent 3" w:semiHidden="0" w:uiPriority="73" w:unhideWhenUsed="0"/>
-    <w:lsdException w:name="Light Shading Accent 4" w:semiHidden="0" w:uiPriority="60" w:unhideWhenUsed="0"/>
-    <w:lsdException w:name="Light List Accent 4" w:semiHidden="0" w:uiPriority="61" w:unhideWhenUsed="0"/>
-    <w:lsdException w:name="Light Grid Accent 4" w:semiHidden="0" w:uiPriority="62" w:unhideWhenUsed="0"/>
-    <w:lsdException w:name="Medium Shading 1 Accent 4" w:semiHidden="0" w:uiPriority="63" w:unhideWhenUsed="0"/>
-    <w:lsdException w:name="Medium Shading 2 Accent 4" w:semiHidden="0" w:uiPriority="64" w:unhideWhenUsed="0"/>
-    <w:lsdException w:name="Medium List 1 Accent 4" w:semiHidden="0" w:uiPriority="65" w:unhideWhenUsed="0"/>
-    <w:lsdException w:name="Medium List 2 Accent 4" w:semiHidden="0" w:uiPriority="66" w:unhideWhenUsed="0"/>
-    <w:lsdException w:name="Medium Grid 1 Accent 4" w:semiHidden="0" w:uiPriority="67" w:unhideWhenUsed="0"/>
-    <w:lsdException w:name="Medium Grid 2 Accent 4" w:semiHidden="0" w:uiPriority="68" w:unhideWhenUsed="0"/>
-    <w:lsdException w:name="Medium Grid 3 Accent 4" w:semiHidden="0" w:uiPriority="69" w:unhideWhenUsed="0"/>
-    <w:lsdException w:name="Dark List Accent 4" w:semiHidden="0" w:uiPriority="70" w:unhideWhenUsed="0"/>
-    <w:lsdException w:name="Colorful Shading Accent 4" w:semiHidden="0" w:uiPriority="71" w:unhideWhenUsed="0"/>
-    <w:lsdException w:name="Colorful List Accent 4" w:semiHidden="0" w:uiPriority="72" w:unhideWhenUsed="0"/>
-    <w:lsdException w:name="Colorful Grid Accent 4" w:semiHidden="0" w:uiPriority="73" w:unhideWhenUsed="0"/>
-    <w:lsdException w:name="Light Shading Accent 5" w:semiHidden="0" w:uiPriority="60" w:unhideWhenUsed="0"/>
-    <w:lsdException w:name="Light List Accent 5" w:semiHidden="0" w:uiPriority="61" w:unhideWhenUsed="0"/>
-    <w:lsdException w:name="Light Grid Accent 5" w:semiHidden="0" w:uiPriority="62" w:unhideWhenUsed="0"/>
-    <w:lsdException w:name="Medium Shading 1 Accent 5" w:semiHidden="0" w:uiPriority="63" w:unhideWhenUsed="0"/>
-    <w:lsdException w:name="Medium Shading 2 Accent 5" w:semiHidden="0" w:uiPriority="64" w:unhideWhenUsed="0"/>
-    <w:lsdException w:name="Medium List 1 Accent 5" w:semiHidden="0" w:uiPriority="65" w:unhideWhenUsed="0"/>
-    <w:lsdException w:name="Medium List 2 Accent 5" w:semiHidden="0" w:uiPriority="66" w:unhideWhenUsed="0"/>
-    <w:lsdException w:name="Medium Grid 1 Accent 5" w:semiHidden="0" w:uiPriority="67" w:unhideWhenUsed="0"/>
-    <w:lsdException w:name="Medium Grid 2 Accent 5" w:semiHidden="0" w:uiPriority="68" w:unhideWhenUsed="0"/>
-    <w:lsdException w:name="Medium Grid 3 Accent 5" w:semiHidden="0" w:uiPriority="69" w:unhideWhenUsed="0"/>
-    <w:lsdException w:name="Dark List Accent 5" w:semiHidden="0" w:uiPriority="70" w:unhideWhenUsed="0"/>
-    <w:lsdException w:name="Colorful Shading Accent 5" w:semiHidden="0" w:uiPriority="71" w:unhideWhenUsed="0"/>
-    <w:lsdException w:name="Colorful List Accent 5" w:semiHidden="0" w:uiPriority="72" w:unhideWhenUsed="0"/>
-    <w:lsdException w:name="Colorful Grid Accent 5" w:semiHidden="0" w:uiPriority="73" w:unhideWhenUsed="0"/>
-    <w:lsdException w:name="Light Shading Accent 6" w:semiHidden="0" w:uiPriority="60" w:unhideWhenUsed="0"/>
-    <w:lsdException w:name="Light List Accent 6" w:semiHidden="0" w:uiPriority="61" w:unhideWhenUsed="0"/>
-    <w:lsdException w:name="Light Grid Accent 6" w:semiHidden="0" w:uiPriority="62" w:unhideWhenUsed="0"/>
-    <w:lsdException w:name="Medium Shading 1 Accent 6" w:semiHidden="0" w:uiPriority="63" w:unhideWhenUsed="0"/>
-    <w:lsdException w:name="Medium Shading 2 Accent 6" w:semiHidden="0" w:uiPriority="64" w:unhideWhenUsed="0"/>
-    <w:lsdException w:name="Medium List 1 Accent 6" w:semiHidden="0" w:uiPriority="65" w:unhideWhenUsed="0"/>
-    <w:lsdException w:name="Medium List 2 Accent 6" w:semiHidden="0" w:uiPriority="66" w:unhideWhenUsed="0"/>
-    <w:lsdException w:name="Medium Grid 1 Accent 6" w:semiHidden="0" w:uiPriority="67" w:unhideWhenUsed="0"/>
-    <w:lsdException w:name="Medium Grid 2 Accent 6" w:semiHidden="0" w:uiPriority="68" w:unhideWhenUsed="0"/>
-    <w:lsdException w:name="Medium Grid 3 Accent 6" w:semiHidden="0" w:uiPriority="69" w:unhideWhenUsed="0"/>
-    <w:lsdException w:name="Dark List Accent 6" w:semiHidden="0" w:uiPriority="70" w:unhideWhenUsed="0"/>
-    <w:lsdException w:name="Colorful Shading Accent 6" w:semiHidden="0" w:uiPriority="71" w:unhideWhenUsed="0"/>
-    <w:lsdException w:name="Colorful List Accent 6" w:semiHidden="0" w:uiPriority="72" w:unhideWhenUsed="0"/>
-    <w:lsdException w:name="Colorful Grid Accent 6" w:semiHidden="0" w:uiPriority="73" w:unhideWhenUsed="0"/>
-    <w:lsdException w:name="Subtle Emphasis" w:semiHidden="0" w:uiPriority="19" w:unhideWhenUsed="0" w:qFormat="1"/>
-    <w:lsdException w:name="Intense Emphasis" w:semiHidden="0" w:uiPriority="21" w:unhideWhenUsed="0" w:qFormat="1"/>
-    <w:lsdException w:name="Subtle Reference" w:semiHidden="0" w:uiPriority="31" w:unhideWhenUsed="0" w:qFormat="1"/>
-    <w:lsdException w:name="Intense Reference" w:semiHidden="0" w:uiPriority="32" w:unhideWhenUsed="0" w:qFormat="1"/>
-    <w:lsdException w:name="Book Title" w:semiHidden="0" w:uiPriority="33" w:unhideWhenUsed="0" w:qFormat="1"/>
-    <w:lsdException w:name="Bibliography" w:uiPriority="37"/>
-    <w:lsdException w:name="TOC Heading" w:uiPriority="39" w:qFormat="1"/>
-  </w:latentStyles>
   <w:style w:type="paragraph" w:default="1" w:styleId="Normal">
     <w:name w:val="Normal"/>
-    <w:rsid w:val="004B0CF5"/>
+    <w:next w:val="Normal"/>
+    <w:pPr/>
     <w:rPr>
       <w:sz w:val="24"/>
       <w:szCs w:val="24"/>
+      <w:lang w:val="en-US" w:eastAsia="en-US" w:bidi="ar-SA"/>
     </w:rPr>
   </w:style>
-  <w:style w:type="character" w:default="1" w:styleId="DefaultParagraphFont">
+  <w:style w:type="character" w:default="1" w:styleId="Default Paragraph Font">
     <w:name w:val="Default Paragraph Font"/>
-    <w:uiPriority w:val="1"/>
-    <w:semiHidden/>
-    <w:unhideWhenUsed/>
-  </w:style>
-  <w:style w:type="table" w:default="1" w:styleId="TableNormal">
-    <w:name w:val="Normal Table"/>
-    <w:uiPriority w:val="99"/>
-    <w:semiHidden/>
-    <w:unhideWhenUsed/>
-    <w:qFormat/>
-    <w:tblPr>
-      <w:tblInd w:w="0" w:type="dxa"/>
-      <w:tblCellMar>
-        <w:top w:w="0" w:type="dxa"/>
-        <w:left w:w="108" w:type="dxa"/>
-        <w:bottom w:w="0" w:type="dxa"/>
-        <w:right w:w="108" w:type="dxa"/>
-      </w:tblCellMar>
-    </w:tblPr>
-  </w:style>
-  <w:style w:type="numbering" w:default="1" w:styleId="NoList">
-    <w:name w:val="No List"/>
-    <w:uiPriority w:val="99"/>
-    <w:semiHidden/>
-    <w:unhideWhenUsed/>
+    <w:next w:val="Default Paragraph Font"/>
   </w:style>
   <w:style w:type="character" w:styleId="Hyperlink">
     <w:name w:val="Hyperlink"/>
-    <w:rsid w:val="004B0CF5"/>
     <w:rPr>
       <w:u w:val="single"/>
     </w:rPr>
   </w:style>
-  <w:style w:type="paragraph" w:customStyle="1" w:styleId="HeaderFooter">
+  <w:style w:type="table" w:default="1" w:styleId="Table Normal">
+    <w:name w:val="Table Normal"/>
+    <w:next w:val="Table Normal"/>
+    <w:pPr/>
+    <w:tblPr>
+      <w:tblInd w:w="0" w:type="dxa"/>
+    </w:tblPr>
+    <w:trPr/>
+    <w:tcPr/>
+    <w:tblStylePr w:type="firstRow"/>
+    <w:tblStylePr w:type="lastRow"/>
+    <w:tblStylePr w:type="firstCol"/>
+    <w:tblStylePr w:type="lastCol"/>
+    <w:tblStylePr w:type="band1Vert"/>
+    <w:tblStylePr w:type="band2Vert"/>
+    <w:tblStylePr w:type="band1Horz"/>
+    <w:tblStylePr w:type="band2Horz"/>
+    <w:tblStylePr w:type="neCell"/>
+    <w:tblStylePr w:type="nwCell"/>
+    <w:tblStylePr w:type="seCell"/>
+    <w:tblStylePr w:type="swCell"/>
+  </w:style>
+  <w:style w:type="numbering" w:default="1" w:styleId="No List">
+    <w:name w:val="No List"/>
+    <w:next w:val="No List"/>
+    <w:pPr/>
+  </w:style>
+  <w:style w:type="paragraph" w:styleId="Header &amp; Footer">
     <w:name w:val="Header &amp; Footer"/>
-    <w:rsid w:val="004B0CF5"/>
+    <w:next w:val="Header &amp; Footer"/>
     <w:pPr>
+      <w:keepNext w:val="0"/>
+      <w:keepLines w:val="0"/>
+      <w:pageBreakBefore w:val="0"/>
+      <w:widowControl w:val="1"/>
+      <w:shd w:val="clear" w:color="auto" w:fill="auto"/>
       <w:tabs>
         <w:tab w:val="right" w:pos="9020"/>
       </w:tabs>
+      <w:suppressAutoHyphens w:val="0"/>
+      <w:bidi w:val="0"/>
+      <w:spacing w:before="0" w:after="0" w:line="240" w:lineRule="auto"/>
+      <w:ind w:left="0" w:right="0" w:firstLine="0"/>
+      <w:jc w:val="left"/>
+      <w:outlineLvl w:val="9"/>
     </w:pPr>
     <w:rPr>
-      <w:rFonts w:ascii="Helvetica Neue" w:hAnsi="Helvetica Neue" w:cs="Arial Unicode MS"/>
+      <w:rFonts w:ascii="Helvetica Neue" w:cs="Arial Unicode MS" w:hAnsi="Helvetica Neue" w:eastAsia="Arial Unicode MS"/>
+      <w:b w:val="0"/>
+      <w:bCs w:val="0"/>
+      <w:i w:val="0"/>
+      <w:iCs w:val="0"/>
+      <w:caps w:val="0"/>
+      <w:smallCaps w:val="0"/>
+      <w:strike w:val="0"/>
+      <w:dstrike w:val="0"/>
+      <w:outline w:val="0"/>
       <w:color w:val="000000"/>
+      <w:spacing w:val="0"/>
+      <w:kern w:val="0"/>
+      <w:position w:val="0"/>
       <w:sz w:val="24"/>
       <w:szCs w:val="24"/>
-      <w:shd w:val="nil"/>
+      <w:u w:val="none"/>
+      <w:shd w:val="nil" w:color="auto" w:fill="auto"/>
+      <w:vertAlign w:val="baseline"/>
+      <w14:textOutline>
+        <w14:noFill/>
+      </w14:textOutline>
+      <w14:textFill>
+        <w14:solidFill>
+          <w14:srgbClr w14:val="000000"/>
+        </w14:solidFill>
+      </w14:textFill>
     </w:rPr>
   </w:style>
-  <w:style w:type="paragraph" w:customStyle="1" w:styleId="Body">
+  <w:style w:type="paragraph" w:styleId="Body">
     <w:name w:val="Body"/>
-    <w:rsid w:val="004B0CF5"/>
+    <w:next w:val="Body"/>
+    <w:pPr>
+      <w:keepNext w:val="0"/>
+      <w:keepLines w:val="0"/>
+      <w:pageBreakBefore w:val="0"/>
+      <w:widowControl w:val="1"/>
+      <w:shd w:val="clear" w:color="auto" w:fill="auto"/>
+      <w:suppressAutoHyphens w:val="0"/>
+      <w:bidi w:val="0"/>
+      <w:spacing w:before="0" w:after="0" w:line="240" w:lineRule="auto"/>
+      <w:ind w:left="0" w:right="0" w:firstLine="0"/>
+      <w:jc w:val="left"/>
+      <w:outlineLvl w:val="9"/>
+    </w:pPr>
     <w:rPr>
-      <w:rFonts w:ascii="Helvetica Neue" w:eastAsia="Helvetica Neue" w:hAnsi="Helvetica Neue" w:cs="Helvetica Neue"/>
+      <w:rFonts w:ascii="Helvetica Neue" w:cs="Helvetica Neue" w:hAnsi="Helvetica Neue" w:eastAsia="Helvetica Neue"/>
+      <w:b w:val="0"/>
+      <w:bCs w:val="0"/>
+      <w:i w:val="0"/>
+      <w:iCs w:val="0"/>
+      <w:caps w:val="0"/>
+      <w:smallCaps w:val="0"/>
+      <w:strike w:val="0"/>
+      <w:dstrike w:val="0"/>
+      <w:outline w:val="0"/>
       <w:color w:val="000000"/>
+      <w:spacing w:val="0"/>
+      <w:kern w:val="0"/>
+      <w:position w:val="0"/>
       <w:sz w:val="22"/>
       <w:szCs w:val="22"/>
-      <w:shd w:val="nil"/>
+      <w:u w:val="none"/>
+      <w:shd w:val="nil" w:color="auto" w:fill="auto"/>
+      <w:vertAlign w:val="baseline"/>
+      <w14:textOutline>
+        <w14:noFill/>
+      </w14:textOutline>
+      <w14:textFill>
+        <w14:solidFill>
+          <w14:srgbClr w14:val="000000"/>
+        </w14:solidFill>
+      </w14:textFill>
     </w:rPr>
   </w:style>
-  <w:style w:type="paragraph" w:customStyle="1" w:styleId="Default">
+  <w:style w:type="paragraph" w:styleId="Default">
     <w:name w:val="Default"/>
-    <w:rsid w:val="004B0CF5"/>
+    <w:next w:val="Default"/>
     <w:pPr>
-      <w:spacing w:before="160" w:line="288" w:lineRule="auto"/>
+      <w:keepNext w:val="0"/>
+      <w:keepLines w:val="0"/>
+      <w:pageBreakBefore w:val="0"/>
+      <w:widowControl w:val="1"/>
+      <w:shd w:val="clear" w:color="auto" w:fill="auto"/>
+      <w:suppressAutoHyphens w:val="0"/>
+      <w:bidi w:val="0"/>
+      <w:spacing w:before="160" w:after="0" w:line="288" w:lineRule="auto"/>
+      <w:ind w:left="0" w:right="0" w:firstLine="0"/>
+      <w:jc w:val="left"/>
+      <w:outlineLvl w:val="9"/>
     </w:pPr>
     <w:rPr>
-      <w:rFonts w:ascii="Helvetica Neue" w:hAnsi="Helvetica Neue" w:cs="Arial Unicode MS"/>
+      <w:rFonts w:ascii="Helvetica Neue" w:cs="Arial Unicode MS" w:hAnsi="Helvetica Neue" w:eastAsia="Arial Unicode MS"/>
+      <w:b w:val="0"/>
+      <w:bCs w:val="0"/>
+      <w:i w:val="0"/>
+      <w:iCs w:val="0"/>
+      <w:caps w:val="0"/>
+      <w:smallCaps w:val="0"/>
+      <w:strike w:val="0"/>
+      <w:dstrike w:val="0"/>
+      <w:outline w:val="0"/>
       <w:color w:val="000000"/>
+      <w:spacing w:val="0"/>
+      <w:kern w:val="0"/>
+      <w:position w:val="0"/>
       <w:sz w:val="24"/>
       <w:szCs w:val="24"/>
-      <w:shd w:val="nil"/>
-    </w:rPr>
-  </w:style>
-  <w:style w:type="paragraph" w:styleId="BalloonText">
-    <w:name w:val="Balloon Text"/>
-    <w:basedOn w:val="Normal"/>
-    <w:link w:val="BalloonTextChar"/>
-    <w:uiPriority w:val="99"/>
-    <w:semiHidden/>
-    <w:unhideWhenUsed/>
-    <w:rsid w:val="00803837"/>
-    <w:rPr>
-      <w:rFonts w:ascii="Tahoma" w:hAnsi="Tahoma" w:cs="Tahoma"/>
-      <w:sz w:val="16"/>
-      <w:szCs w:val="16"/>
-    </w:rPr>
-  </w:style>
-  <w:style w:type="character" w:customStyle="1" w:styleId="BalloonTextChar">
-    <w:name w:val="Balloon Text Char"/>
-    <w:basedOn w:val="DefaultParagraphFont"/>
-    <w:link w:val="BalloonText"/>
-    <w:uiPriority w:val="99"/>
-    <w:semiHidden/>
-    <w:rsid w:val="00803837"/>
-    <w:rPr>
-      <w:rFonts w:ascii="Tahoma" w:hAnsi="Tahoma" w:cs="Tahoma"/>
-      <w:sz w:val="16"/>
-      <w:szCs w:val="16"/>
+      <w:u w:val="none"/>
+      <w:shd w:val="nil" w:color="auto" w:fill="auto"/>
+      <w:vertAlign w:val="baseline"/>
+      <w:lang w:val="en-US"/>
+      <w14:textOutline>
+        <w14:noFill/>
+      </w14:textOutline>
+      <w14:textFill>
+        <w14:solidFill>
+          <w14:srgbClr w14:val="000000"/>
+        </w14:solidFill>
+      </w14:textFill>
     </w:rPr>
   </w:style>
 </w:styles>
 </file>
 
 <file path=word/theme/theme1.xml><?xml version="1.0" encoding="utf-8"?>
-<a:theme xmlns:a="http://schemas.openxmlformats.org/drawingml/2006/main" name="Blank">
+<a:theme xmlns:a="http://schemas.openxmlformats.org/drawingml/2006/main" xmlns:r="http://schemas.openxmlformats.org/officeDocument/2006/relationships" name="Blank">
   <a:themeElements>
     <a:clrScheme name="Blank">
       <a:dk1>
@@ -3121,7 +3716,7 @@
         <a:effectLst/>
         <a:sp3d/>
       </a:spPr>
-      <a:bodyPr rot="0" spcFirstLastPara="1" vertOverflow="overflow" horzOverflow="overflow" vert="horz" wrap="square" lIns="50800" tIns="50800" rIns="50800" bIns="50800" numCol="1" spcCol="38100" rtlCol="0" anchor="ctr">
+      <a:bodyPr rot="0" spcFirstLastPara="1" vertOverflow="overflow" horzOverflow="overflow" vert="horz" wrap="square" lIns="50800" tIns="50800" rIns="50800" bIns="50800" numCol="1" spcCol="38100" rtlCol="0" anchor="ctr" upright="0">
         <a:spAutoFit/>
       </a:bodyPr>
       <a:lstStyle>
@@ -3140,7 +3735,7 @@
           <a:buFontTx/>
           <a:buNone/>
           <a:tabLst/>
-          <a:defRPr kumimoji="0" sz="1200" b="0" i="0" u="none" strike="noStrike" cap="none" spc="0" normalizeH="0" baseline="0">
+          <a:defRPr b="0" baseline="0" cap="none" i="0" spc="0" strike="noStrike" sz="1200" u="none" kumimoji="0" normalizeH="0">
             <a:ln>
               <a:noFill/>
             </a:ln>
@@ -3170,7 +3765,7 @@
           <a:buFontTx/>
           <a:buNone/>
           <a:tabLst/>
-          <a:defRPr kumimoji="0" sz="1800" b="0" i="0" u="none" strike="noStrike" cap="none" spc="0" normalizeH="0" baseline="0">
+          <a:defRPr b="0" baseline="0" cap="none" i="0" spc="0" strike="noStrike" sz="1800" u="none" kumimoji="0" normalizeH="0">
             <a:ln>
               <a:noFill/>
             </a:ln>
@@ -3196,7 +3791,7 @@
           <a:buFontTx/>
           <a:buNone/>
           <a:tabLst/>
-          <a:defRPr kumimoji="0" sz="1800" b="0" i="0" u="none" strike="noStrike" cap="none" spc="0" normalizeH="0" baseline="0">
+          <a:defRPr b="0" baseline="0" cap="none" i="0" spc="0" strike="noStrike" sz="1800" u="none" kumimoji="0" normalizeH="0">
             <a:ln>
               <a:noFill/>
             </a:ln>
@@ -3222,7 +3817,7 @@
           <a:buFontTx/>
           <a:buNone/>
           <a:tabLst/>
-          <a:defRPr kumimoji="0" sz="1800" b="0" i="0" u="none" strike="noStrike" cap="none" spc="0" normalizeH="0" baseline="0">
+          <a:defRPr b="0" baseline="0" cap="none" i="0" spc="0" strike="noStrike" sz="1800" u="none" kumimoji="0" normalizeH="0">
             <a:ln>
               <a:noFill/>
             </a:ln>
@@ -3248,7 +3843,7 @@
           <a:buFontTx/>
           <a:buNone/>
           <a:tabLst/>
-          <a:defRPr kumimoji="0" sz="1800" b="0" i="0" u="none" strike="noStrike" cap="none" spc="0" normalizeH="0" baseline="0">
+          <a:defRPr b="0" baseline="0" cap="none" i="0" spc="0" strike="noStrike" sz="1800" u="none" kumimoji="0" normalizeH="0">
             <a:ln>
               <a:noFill/>
             </a:ln>
@@ -3274,7 +3869,7 @@
           <a:buFontTx/>
           <a:buNone/>
           <a:tabLst/>
-          <a:defRPr kumimoji="0" sz="1800" b="0" i="0" u="none" strike="noStrike" cap="none" spc="0" normalizeH="0" baseline="0">
+          <a:defRPr b="0" baseline="0" cap="none" i="0" spc="0" strike="noStrike" sz="1800" u="none" kumimoji="0" normalizeH="0">
             <a:ln>
               <a:noFill/>
             </a:ln>
@@ -3300,7 +3895,7 @@
           <a:buFontTx/>
           <a:buNone/>
           <a:tabLst/>
-          <a:defRPr kumimoji="0" sz="1800" b="0" i="0" u="none" strike="noStrike" cap="none" spc="0" normalizeH="0" baseline="0">
+          <a:defRPr b="0" baseline="0" cap="none" i="0" spc="0" strike="noStrike" sz="1800" u="none" kumimoji="0" normalizeH="0">
             <a:ln>
               <a:noFill/>
             </a:ln>
@@ -3326,7 +3921,7 @@
           <a:buFontTx/>
           <a:buNone/>
           <a:tabLst/>
-          <a:defRPr kumimoji="0" sz="1800" b="0" i="0" u="none" strike="noStrike" cap="none" spc="0" normalizeH="0" baseline="0">
+          <a:defRPr b="0" baseline="0" cap="none" i="0" spc="0" strike="noStrike" sz="1800" u="none" kumimoji="0" normalizeH="0">
             <a:ln>
               <a:noFill/>
             </a:ln>
@@ -3352,7 +3947,7 @@
           <a:buFontTx/>
           <a:buNone/>
           <a:tabLst/>
-          <a:defRPr kumimoji="0" sz="1800" b="0" i="0" u="none" strike="noStrike" cap="none" spc="0" normalizeH="0" baseline="0">
+          <a:defRPr b="0" baseline="0" cap="none" i="0" spc="0" strike="noStrike" sz="1800" u="none" kumimoji="0" normalizeH="0">
             <a:ln>
               <a:noFill/>
             </a:ln>
@@ -3378,7 +3973,7 @@
           <a:buFontTx/>
           <a:buNone/>
           <a:tabLst/>
-          <a:defRPr kumimoji="0" sz="1800" b="0" i="0" u="none" strike="noStrike" cap="none" spc="0" normalizeH="0" baseline="0">
+          <a:defRPr b="0" baseline="0" cap="none" i="0" spc="0" strike="noStrike" sz="1800" u="none" kumimoji="0" normalizeH="0">
             <a:ln>
               <a:noFill/>
             </a:ln>
@@ -3391,15 +3986,9 @@
         </a:lvl9pPr>
       </a:lstStyle>
       <a:style>
-        <a:lnRef idx="0">
-          <a:scrgbClr r="0" g="0" b="0"/>
-        </a:lnRef>
-        <a:fillRef idx="0">
-          <a:scrgbClr r="0" g="0" b="0"/>
-        </a:fillRef>
-        <a:effectRef idx="0">
-          <a:scrgbClr r="0" g="0" b="0"/>
-        </a:effectRef>
+        <a:lnRef idx="0"/>
+        <a:fillRef idx="0"/>
+        <a:effectRef idx="0"/>
         <a:fontRef idx="none"/>
       </a:style>
     </a:spDef>
@@ -3416,7 +4005,7 @@
         <a:effectLst/>
         <a:sp3d/>
       </a:spPr>
-      <a:bodyPr rot="0" spcFirstLastPara="1" vertOverflow="overflow" horzOverflow="overflow" vert="horz" wrap="square" lIns="91439" tIns="45719" rIns="91439" bIns="45719" numCol="1" spcCol="38100" rtlCol="0" anchor="t">
+      <a:bodyPr rot="0" spcFirstLastPara="1" vertOverflow="overflow" horzOverflow="overflow" vert="horz" wrap="square" lIns="91439" tIns="45719" rIns="91439" bIns="45719" numCol="1" spcCol="38100" rtlCol="0" anchor="t" upright="0">
         <a:noAutofit/>
       </a:bodyPr>
       <a:lstStyle>
@@ -3435,7 +4024,7 @@
           <a:buFontTx/>
           <a:buNone/>
           <a:tabLst/>
-          <a:defRPr kumimoji="0" sz="1800" b="0" i="0" u="none" strike="noStrike" cap="none" spc="0" normalizeH="0" baseline="0">
+          <a:defRPr b="0" baseline="0" cap="none" i="0" spc="0" strike="noStrike" sz="1800" u="none" kumimoji="0" normalizeH="0">
             <a:ln>
               <a:noFill/>
             </a:ln>
@@ -3461,7 +4050,7 @@
           <a:buFontTx/>
           <a:buNone/>
           <a:tabLst/>
-          <a:defRPr kumimoji="0" sz="1800" b="0" i="0" u="none" strike="noStrike" cap="none" spc="0" normalizeH="0" baseline="0">
+          <a:defRPr b="0" baseline="0" cap="none" i="0" spc="0" strike="noStrike" sz="1800" u="none" kumimoji="0" normalizeH="0">
             <a:ln>
               <a:noFill/>
             </a:ln>
@@ -3487,7 +4076,7 @@
           <a:buFontTx/>
           <a:buNone/>
           <a:tabLst/>
-          <a:defRPr kumimoji="0" sz="1800" b="0" i="0" u="none" strike="noStrike" cap="none" spc="0" normalizeH="0" baseline="0">
+          <a:defRPr b="0" baseline="0" cap="none" i="0" spc="0" strike="noStrike" sz="1800" u="none" kumimoji="0" normalizeH="0">
             <a:ln>
               <a:noFill/>
             </a:ln>
@@ -3513,7 +4102,7 @@
           <a:buFontTx/>
           <a:buNone/>
           <a:tabLst/>
-          <a:defRPr kumimoji="0" sz="1800" b="0" i="0" u="none" strike="noStrike" cap="none" spc="0" normalizeH="0" baseline="0">
+          <a:defRPr b="0" baseline="0" cap="none" i="0" spc="0" strike="noStrike" sz="1800" u="none" kumimoji="0" normalizeH="0">
             <a:ln>
               <a:noFill/>
             </a:ln>
@@ -3539,7 +4128,7 @@
           <a:buFontTx/>
           <a:buNone/>
           <a:tabLst/>
-          <a:defRPr kumimoji="0" sz="1800" b="0" i="0" u="none" strike="noStrike" cap="none" spc="0" normalizeH="0" baseline="0">
+          <a:defRPr b="0" baseline="0" cap="none" i="0" spc="0" strike="noStrike" sz="1800" u="none" kumimoji="0" normalizeH="0">
             <a:ln>
               <a:noFill/>
             </a:ln>
@@ -3565,7 +4154,7 @@
           <a:buFontTx/>
           <a:buNone/>
           <a:tabLst/>
-          <a:defRPr kumimoji="0" sz="1800" b="0" i="0" u="none" strike="noStrike" cap="none" spc="0" normalizeH="0" baseline="0">
+          <a:defRPr b="0" baseline="0" cap="none" i="0" spc="0" strike="noStrike" sz="1800" u="none" kumimoji="0" normalizeH="0">
             <a:ln>
               <a:noFill/>
             </a:ln>
@@ -3591,7 +4180,7 @@
           <a:buFontTx/>
           <a:buNone/>
           <a:tabLst/>
-          <a:defRPr kumimoji="0" sz="1800" b="0" i="0" u="none" strike="noStrike" cap="none" spc="0" normalizeH="0" baseline="0">
+          <a:defRPr b="0" baseline="0" cap="none" i="0" spc="0" strike="noStrike" sz="1800" u="none" kumimoji="0" normalizeH="0">
             <a:ln>
               <a:noFill/>
             </a:ln>
@@ -3617,7 +4206,7 @@
           <a:buFontTx/>
           <a:buNone/>
           <a:tabLst/>
-          <a:defRPr kumimoji="0" sz="1800" b="0" i="0" u="none" strike="noStrike" cap="none" spc="0" normalizeH="0" baseline="0">
+          <a:defRPr b="0" baseline="0" cap="none" i="0" spc="0" strike="noStrike" sz="1800" u="none" kumimoji="0" normalizeH="0">
             <a:ln>
               <a:noFill/>
             </a:ln>
@@ -3643,7 +4232,7 @@
           <a:buFontTx/>
           <a:buNone/>
           <a:tabLst/>
-          <a:defRPr kumimoji="0" sz="1800" b="0" i="0" u="none" strike="noStrike" cap="none" spc="0" normalizeH="0" baseline="0">
+          <a:defRPr b="0" baseline="0" cap="none" i="0" spc="0" strike="noStrike" sz="1800" u="none" kumimoji="0" normalizeH="0">
             <a:ln>
               <a:noFill/>
             </a:ln>
@@ -3669,7 +4258,7 @@
           <a:buFontTx/>
           <a:buNone/>
           <a:tabLst/>
-          <a:defRPr kumimoji="0" sz="1800" b="0" i="0" u="none" strike="noStrike" cap="none" spc="0" normalizeH="0" baseline="0">
+          <a:defRPr b="0" baseline="0" cap="none" i="0" spc="0" strike="noStrike" sz="1800" u="none" kumimoji="0" normalizeH="0">
             <a:ln>
               <a:noFill/>
             </a:ln>
@@ -3682,15 +4271,9 @@
         </a:lvl9pPr>
       </a:lstStyle>
       <a:style>
-        <a:lnRef idx="0">
-          <a:scrgbClr r="0" g="0" b="0"/>
-        </a:lnRef>
-        <a:fillRef idx="0">
-          <a:scrgbClr r="0" g="0" b="0"/>
-        </a:fillRef>
-        <a:effectRef idx="0">
-          <a:scrgbClr r="0" g="0" b="0"/>
-        </a:effectRef>
+        <a:lnRef idx="0"/>
+        <a:fillRef idx="0"/>
+        <a:effectRef idx="0"/>
         <a:fontRef idx="none"/>
       </a:style>
     </a:lnDef>
@@ -3704,7 +4287,7 @@
         <a:effectLst/>
         <a:sp3d/>
       </a:spPr>
-      <a:bodyPr rot="0" spcFirstLastPara="1" vertOverflow="overflow" horzOverflow="overflow" vert="horz" wrap="square" lIns="50800" tIns="50800" rIns="50800" bIns="50800" numCol="1" spcCol="38100" rtlCol="0" anchor="t">
+      <a:bodyPr rot="0" spcFirstLastPara="1" vertOverflow="overflow" horzOverflow="overflow" vert="horz" wrap="square" lIns="50800" tIns="50800" rIns="50800" bIns="50800" numCol="1" spcCol="38100" rtlCol="0" anchor="t" upright="0">
         <a:spAutoFit/>
       </a:bodyPr>
       <a:lstStyle>
@@ -3723,7 +4306,7 @@
           <a:buFontTx/>
           <a:buNone/>
           <a:tabLst/>
-          <a:defRPr kumimoji="0" sz="1100" b="0" i="0" u="none" strike="noStrike" cap="none" spc="0" normalizeH="0" baseline="0">
+          <a:defRPr b="0" baseline="0" cap="none" i="0" spc="0" strike="noStrike" sz="1100" u="none" kumimoji="0" normalizeH="0">
             <a:ln>
               <a:noFill/>
             </a:ln>
@@ -3753,7 +4336,7 @@
           <a:buFontTx/>
           <a:buNone/>
           <a:tabLst/>
-          <a:defRPr kumimoji="0" sz="1800" b="0" i="0" u="none" strike="noStrike" cap="none" spc="0" normalizeH="0" baseline="0">
+          <a:defRPr b="0" baseline="0" cap="none" i="0" spc="0" strike="noStrike" sz="1800" u="none" kumimoji="0" normalizeH="0">
             <a:ln>
               <a:noFill/>
             </a:ln>
@@ -3779,7 +4362,7 @@
           <a:buFontTx/>
           <a:buNone/>
           <a:tabLst/>
-          <a:defRPr kumimoji="0" sz="1800" b="0" i="0" u="none" strike="noStrike" cap="none" spc="0" normalizeH="0" baseline="0">
+          <a:defRPr b="0" baseline="0" cap="none" i="0" spc="0" strike="noStrike" sz="1800" u="none" kumimoji="0" normalizeH="0">
             <a:ln>
               <a:noFill/>
             </a:ln>
@@ -3805,7 +4388,7 @@
           <a:buFontTx/>
           <a:buNone/>
           <a:tabLst/>
-          <a:defRPr kumimoji="0" sz="1800" b="0" i="0" u="none" strike="noStrike" cap="none" spc="0" normalizeH="0" baseline="0">
+          <a:defRPr b="0" baseline="0" cap="none" i="0" spc="0" strike="noStrike" sz="1800" u="none" kumimoji="0" normalizeH="0">
             <a:ln>
               <a:noFill/>
             </a:ln>
@@ -3831,7 +4414,7 @@
           <a:buFontTx/>
           <a:buNone/>
           <a:tabLst/>
-          <a:defRPr kumimoji="0" sz="1800" b="0" i="0" u="none" strike="noStrike" cap="none" spc="0" normalizeH="0" baseline="0">
+          <a:defRPr b="0" baseline="0" cap="none" i="0" spc="0" strike="noStrike" sz="1800" u="none" kumimoji="0" normalizeH="0">
             <a:ln>
               <a:noFill/>
             </a:ln>
@@ -3857,7 +4440,7 @@
           <a:buFontTx/>
           <a:buNone/>
           <a:tabLst/>
-          <a:defRPr kumimoji="0" sz="1800" b="0" i="0" u="none" strike="noStrike" cap="none" spc="0" normalizeH="0" baseline="0">
+          <a:defRPr b="0" baseline="0" cap="none" i="0" spc="0" strike="noStrike" sz="1800" u="none" kumimoji="0" normalizeH="0">
             <a:ln>
               <a:noFill/>
             </a:ln>
@@ -3883,7 +4466,7 @@
           <a:buFontTx/>
           <a:buNone/>
           <a:tabLst/>
-          <a:defRPr kumimoji="0" sz="1800" b="0" i="0" u="none" strike="noStrike" cap="none" spc="0" normalizeH="0" baseline="0">
+          <a:defRPr b="0" baseline="0" cap="none" i="0" spc="0" strike="noStrike" sz="1800" u="none" kumimoji="0" normalizeH="0">
             <a:ln>
               <a:noFill/>
             </a:ln>
@@ -3909,7 +4492,7 @@
           <a:buFontTx/>
           <a:buNone/>
           <a:tabLst/>
-          <a:defRPr kumimoji="0" sz="1800" b="0" i="0" u="none" strike="noStrike" cap="none" spc="0" normalizeH="0" baseline="0">
+          <a:defRPr b="0" baseline="0" cap="none" i="0" spc="0" strike="noStrike" sz="1800" u="none" kumimoji="0" normalizeH="0">
             <a:ln>
               <a:noFill/>
             </a:ln>
@@ -3935,7 +4518,7 @@
           <a:buFontTx/>
           <a:buNone/>
           <a:tabLst/>
-          <a:defRPr kumimoji="0" sz="1800" b="0" i="0" u="none" strike="noStrike" cap="none" spc="0" normalizeH="0" baseline="0">
+          <a:defRPr b="0" baseline="0" cap="none" i="0" spc="0" strike="noStrike" sz="1800" u="none" kumimoji="0" normalizeH="0">
             <a:ln>
               <a:noFill/>
             </a:ln>
@@ -3961,7 +4544,7 @@
           <a:buFontTx/>
           <a:buNone/>
           <a:tabLst/>
-          <a:defRPr kumimoji="0" sz="1800" b="0" i="0" u="none" strike="noStrike" cap="none" spc="0" normalizeH="0" baseline="0">
+          <a:defRPr b="0" baseline="0" cap="none" i="0" spc="0" strike="noStrike" sz="1800" u="none" kumimoji="0" normalizeH="0">
             <a:ln>
               <a:noFill/>
             </a:ln>
@@ -3974,19 +4557,12 @@
         </a:lvl9pPr>
       </a:lstStyle>
       <a:style>
-        <a:lnRef idx="0">
-          <a:scrgbClr r="0" g="0" b="0"/>
-        </a:lnRef>
-        <a:fillRef idx="0">
-          <a:scrgbClr r="0" g="0" b="0"/>
-        </a:fillRef>
-        <a:effectRef idx="0">
-          <a:scrgbClr r="0" g="0" b="0"/>
-        </a:effectRef>
+        <a:lnRef idx="0"/>
+        <a:fillRef idx="0"/>
+        <a:effectRef idx="0"/>
         <a:fontRef idx="none"/>
       </a:style>
     </a:txDef>
   </a:objectDefaults>
-  <a:extraClrSchemeLst/>
 </a:theme>
 </file>